--- a/docs/do178/planning/PSAC_I-SCEET.docx
+++ b/docs/do178/planning/PSAC_I-SCEET.docx
@@ -292,15 +292,7 @@
                 <w:sz w:val="20"/>
                 <w:szCs w:val="20"/>
               </w:rPr>
-              <w:t>2</w:t>
-            </w:r>
-            <w:r>
-              <w:rPr>
-                <w:rFonts w:eastAsia="Arial" w:cs="Arial"/>
-                <w:sz w:val="20"/>
-                <w:szCs w:val="20"/>
-              </w:rPr>
-              <w:t>.0</w:t>
+              <w:t>3.0</w:t>
             </w:r>
           </w:p>
         </w:tc>
@@ -414,31 +406,7 @@
                 <w:sz w:val="20"/>
                 <w:szCs w:val="20"/>
               </w:rPr>
-              <w:t>2026-0</w:t>
-            </w:r>
-            <w:r>
-              <w:rPr>
-                <w:rFonts w:eastAsia="Arial" w:cs="Arial"/>
-                <w:sz w:val="20"/>
-                <w:szCs w:val="20"/>
-              </w:rPr>
-              <w:t>4</w:t>
-            </w:r>
-            <w:r>
-              <w:rPr>
-                <w:rFonts w:eastAsia="Arial" w:cs="Arial"/>
-                <w:sz w:val="20"/>
-                <w:szCs w:val="20"/>
-              </w:rPr>
-              <w:t>-1</w:t>
-            </w:r>
-            <w:r>
-              <w:rPr>
-                <w:rFonts w:eastAsia="Arial" w:cs="Arial"/>
-                <w:sz w:val="20"/>
-                <w:szCs w:val="20"/>
-              </w:rPr>
-              <w:t>9</w:t>
+              <w:t>2026-06-18</w:t>
             </w:r>
           </w:p>
         </w:tc>
@@ -1052,15 +1020,7 @@
                 <w:sz w:val="20"/>
                 <w:szCs w:val="20"/>
               </w:rPr>
-              <w:t>Hatem A</w:t>
-            </w:r>
-            <w:r>
-              <w:rPr>
-                <w:rFonts w:eastAsia="Arial" w:cs="Arial"/>
-                <w:sz w:val="20"/>
-                <w:szCs w:val="20"/>
-              </w:rPr>
-              <w:t>DOUANI</w:t>
+              <w:t>Hatem ADOUANI</w:t>
             </w:r>
           </w:p>
         </w:tc>
@@ -1314,6 +1274,232 @@
                 <w:lang w:val="en-US" w:eastAsia="zh-CN" w:bidi="hi-IN"/>
               </w:rPr>
               <w:t>documents SRS/SDS/SCS</w:t>
+            </w:r>
+          </w:p>
+        </w:tc>
+      </w:tr>
+      <w:tr>
+        <w:trPr/>
+        <w:tc>
+          <w:tcPr>
+            <w:tcW w:w="1199" w:type="dxa"/>
+            <w:tcBorders>
+              <w:top w:val="single" w:sz="2" w:space="0" w:color="BBBBBB"/>
+              <w:left w:val="single" w:sz="2" w:space="0" w:color="BBBBBB"/>
+              <w:bottom w:val="single" w:sz="2" w:space="0" w:color="BBBBBB"/>
+              <w:right w:val="single" w:sz="2" w:space="0" w:color="BBBBBB"/>
+            </w:tcBorders>
+            <w:shd w:fill="FFFFFF" w:val="clear"/>
+          </w:tcPr>
+          <w:p>
+            <w:pPr>
+              <w:pStyle w:val="Normal"/>
+              <w:widowControl w:val="false"/>
+              <w:rPr>
+                <w:rFonts w:ascii="Arial" w:hAnsi="Arial" w:eastAsia="Arial" w:cs="Arial"/>
+                <w:color w:val="auto"/>
+                <w:kern w:val="0"/>
+                <w:sz w:val="20"/>
+                <w:szCs w:val="20"/>
+                <w:lang w:val="en-US" w:eastAsia="zh-CN" w:bidi="hi-IN"/>
+              </w:rPr>
+            </w:pPr>
+            <w:r>
+              <w:rPr>
+                <w:rFonts w:eastAsia="Arial" w:cs="Arial"/>
+                <w:color w:val="auto"/>
+                <w:kern w:val="0"/>
+                <w:sz w:val="20"/>
+                <w:szCs w:val="20"/>
+                <w:lang w:val="en-US" w:eastAsia="zh-CN" w:bidi="hi-IN"/>
+              </w:rPr>
+              <w:t>3.0</w:t>
+            </w:r>
+          </w:p>
+        </w:tc>
+        <w:tc>
+          <w:tcPr>
+            <w:tcW w:w="1799" w:type="dxa"/>
+            <w:tcBorders>
+              <w:top w:val="single" w:sz="2" w:space="0" w:color="BBBBBB"/>
+              <w:left w:val="single" w:sz="2" w:space="0" w:color="BBBBBB"/>
+              <w:bottom w:val="single" w:sz="2" w:space="0" w:color="BBBBBB"/>
+              <w:right w:val="single" w:sz="2" w:space="0" w:color="BBBBBB"/>
+            </w:tcBorders>
+            <w:shd w:fill="FFFFFF" w:val="clear"/>
+          </w:tcPr>
+          <w:p>
+            <w:pPr>
+              <w:pStyle w:val="Normal"/>
+              <w:widowControl w:val="false"/>
+              <w:rPr>
+                <w:rFonts w:ascii="Arial" w:hAnsi="Arial" w:eastAsia="Arial" w:cs="Arial"/>
+                <w:color w:val="auto"/>
+                <w:kern w:val="0"/>
+                <w:sz w:val="20"/>
+                <w:szCs w:val="20"/>
+                <w:lang w:val="en-US" w:eastAsia="zh-CN" w:bidi="hi-IN"/>
+              </w:rPr>
+            </w:pPr>
+            <w:r>
+              <w:rPr>
+                <w:rFonts w:eastAsia="Arial" w:cs="Arial"/>
+                <w:color w:val="auto"/>
+                <w:kern w:val="0"/>
+                <w:sz w:val="20"/>
+                <w:szCs w:val="20"/>
+                <w:lang w:val="en-US" w:eastAsia="zh-CN" w:bidi="hi-IN"/>
+              </w:rPr>
+              <w:t>2026-06-18</w:t>
+            </w:r>
+          </w:p>
+        </w:tc>
+        <w:tc>
+          <w:tcPr>
+            <w:tcW w:w="2401" w:type="dxa"/>
+            <w:tcBorders>
+              <w:top w:val="single" w:sz="2" w:space="0" w:color="BBBBBB"/>
+              <w:left w:val="single" w:sz="2" w:space="0" w:color="BBBBBB"/>
+              <w:bottom w:val="single" w:sz="2" w:space="0" w:color="BBBBBB"/>
+              <w:right w:val="single" w:sz="2" w:space="0" w:color="BBBBBB"/>
+            </w:tcBorders>
+            <w:shd w:fill="FFFFFF" w:val="clear"/>
+          </w:tcPr>
+          <w:p>
+            <w:pPr>
+              <w:pStyle w:val="Normal"/>
+              <w:widowControl w:val="false"/>
+              <w:rPr>
+                <w:rFonts w:ascii="Arial" w:hAnsi="Arial" w:eastAsia="Arial" w:cs="Arial"/>
+                <w:color w:val="auto"/>
+                <w:kern w:val="0"/>
+                <w:sz w:val="20"/>
+                <w:szCs w:val="20"/>
+                <w:lang w:val="en-US" w:eastAsia="zh-CN" w:bidi="hi-IN"/>
+              </w:rPr>
+            </w:pPr>
+            <w:r>
+              <w:rPr>
+                <w:rFonts w:eastAsia="Arial" w:cs="Arial"/>
+                <w:color w:val="auto"/>
+                <w:kern w:val="0"/>
+                <w:sz w:val="20"/>
+                <w:szCs w:val="20"/>
+                <w:lang w:val="en-US" w:eastAsia="zh-CN" w:bidi="hi-IN"/>
+              </w:rPr>
+              <w:t>Hatem ADOUANI</w:t>
+            </w:r>
+          </w:p>
+        </w:tc>
+        <w:tc>
+          <w:tcPr>
+            <w:tcW w:w="3960" w:type="dxa"/>
+            <w:tcBorders>
+              <w:top w:val="single" w:sz="2" w:space="0" w:color="BBBBBB"/>
+              <w:left w:val="single" w:sz="2" w:space="0" w:color="BBBBBB"/>
+              <w:bottom w:val="single" w:sz="2" w:space="0" w:color="BBBBBB"/>
+              <w:right w:val="single" w:sz="2" w:space="0" w:color="BBBBBB"/>
+            </w:tcBorders>
+            <w:shd w:fill="FFFFFF" w:val="clear"/>
+          </w:tcPr>
+          <w:p>
+            <w:pPr>
+              <w:pStyle w:val="Normal"/>
+              <w:widowControl w:val="false"/>
+              <w:rPr>
+                <w:rFonts w:ascii="Arial" w:hAnsi="Arial" w:eastAsia="Arial" w:cs="Arial"/>
+                <w:color w:val="auto"/>
+                <w:kern w:val="0"/>
+                <w:sz w:val="20"/>
+                <w:szCs w:val="20"/>
+                <w:lang w:val="en-US" w:eastAsia="zh-CN" w:bidi="hi-IN"/>
+              </w:rPr>
+            </w:pPr>
+            <w:r>
+              <w:rPr>
+                <w:rFonts w:eastAsia="Arial" w:cs="Arial"/>
+                <w:color w:val="auto"/>
+                <w:kern w:val="0"/>
+                <w:sz w:val="20"/>
+                <w:szCs w:val="20"/>
+                <w:lang w:val="en-US" w:eastAsia="zh-CN" w:bidi="hi-IN"/>
+              </w:rPr>
+              <w:t>Verified local AI model stack on Colab:</w:t>
+            </w:r>
+          </w:p>
+          <w:p>
+            <w:pPr>
+              <w:pStyle w:val="Normal"/>
+              <w:widowControl w:val="false"/>
+              <w:rPr>
+                <w:rFonts w:ascii="Arial" w:hAnsi="Arial" w:eastAsia="Arial" w:cs="Arial"/>
+                <w:color w:val="auto"/>
+                <w:kern w:val="0"/>
+                <w:sz w:val="20"/>
+                <w:szCs w:val="20"/>
+                <w:lang w:val="en-US" w:eastAsia="zh-CN" w:bidi="hi-IN"/>
+              </w:rPr>
+            </w:pPr>
+            <w:r>
+              <w:rPr>
+                <w:rFonts w:eastAsia="Arial" w:cs="Arial"/>
+                <w:color w:val="auto"/>
+                <w:kern w:val="0"/>
+                <w:sz w:val="20"/>
+                <w:szCs w:val="20"/>
+                <w:lang w:val="en-US" w:eastAsia="zh-CN" w:bidi="hi-IN"/>
+              </w:rPr>
+              <w:t>Qwen3 32B (M1), Mistral Small 24B (M2),</w:t>
+            </w:r>
+          </w:p>
+          <w:p>
+            <w:pPr>
+              <w:pStyle w:val="Normal"/>
+              <w:widowControl w:val="false"/>
+              <w:rPr>
+                <w:rFonts w:ascii="Arial" w:hAnsi="Arial" w:eastAsia="Arial" w:cs="Arial"/>
+                <w:color w:val="auto"/>
+                <w:kern w:val="0"/>
+                <w:sz w:val="20"/>
+                <w:szCs w:val="20"/>
+                <w:lang w:val="en-US" w:eastAsia="zh-CN" w:bidi="hi-IN"/>
+              </w:rPr>
+            </w:pPr>
+            <w:r>
+              <w:rPr>
+                <w:rFonts w:eastAsia="Arial" w:cs="Arial"/>
+                <w:color w:val="auto"/>
+                <w:kern w:val="0"/>
+                <w:sz w:val="20"/>
+                <w:szCs w:val="20"/>
+                <w:lang w:val="en-US" w:eastAsia="zh-CN" w:bidi="hi-IN"/>
+              </w:rPr>
+              <w:t>Qwen2.5-Coder 32B (M3), Gemma3 27B (M4),</w:t>
+            </w:r>
+          </w:p>
+          <w:p>
+            <w:pPr>
+              <w:pStyle w:val="Normal"/>
+              <w:widowControl w:val="false"/>
+              <w:rPr>
+                <w:rFonts w:ascii="Arial" w:hAnsi="Arial" w:eastAsia="Arial" w:cs="Arial"/>
+                <w:color w:val="auto"/>
+                <w:kern w:val="0"/>
+                <w:sz w:val="20"/>
+                <w:szCs w:val="20"/>
+                <w:lang w:val="en-US" w:eastAsia="zh-CN" w:bidi="hi-IN"/>
+              </w:rPr>
+            </w:pPr>
+            <w:r>
+              <w:rPr>
+                <w:rFonts w:eastAsia="Arial" w:cs="Arial"/>
+                <w:color w:val="auto"/>
+                <w:kern w:val="0"/>
+                <w:sz w:val="20"/>
+                <w:szCs w:val="20"/>
+                <w:lang w:val="en-US" w:eastAsia="zh-CN" w:bidi="hi-IN"/>
+              </w:rPr>
+              <w:t>DeepSeek-R1 32B (M5), Phi-4 14B (M6).</w:t>
             </w:r>
           </w:p>
         </w:tc>
@@ -4539,23 +4725,7 @@
                 <w:sz w:val="20"/>
                 <w:szCs w:val="20"/>
               </w:rPr>
-              <w:t>PDS + HW Doc + Sys</w:t>
-            </w:r>
-            <w:r>
-              <w:rPr>
-                <w:rFonts w:eastAsia="Arial" w:cs="Arial"/>
-                <w:sz w:val="20"/>
-                <w:szCs w:val="20"/>
-              </w:rPr>
-              <w:t>tem</w:t>
-            </w:r>
-            <w:r>
-              <w:rPr>
-                <w:rFonts w:eastAsia="Arial" w:cs="Arial"/>
-                <w:sz w:val="20"/>
-                <w:szCs w:val="20"/>
-              </w:rPr>
-              <w:t xml:space="preserve"> Architecture</w:t>
+              <w:t>PDS + HW Doc + System Architecture</w:t>
             </w:r>
           </w:p>
         </w:tc>
@@ -8111,7 +8281,7 @@
                 <w:sz w:val="20"/>
                 <w:szCs w:val="20"/>
               </w:rPr>
-              <w:t>M1 — AI HLR Agent</w:t>
+              <w:t>M1 — AI HLR Agent (Qwen3 32B)</w:t>
             </w:r>
           </w:p>
         </w:tc>
@@ -8222,7 +8392,7 @@
                 <w:sz w:val="20"/>
                 <w:szCs w:val="20"/>
               </w:rPr>
-              <w:t>M2 — AI LLR Agent</w:t>
+              <w:t>M2 — AI LLR Agent (Mistral Small 24B)</w:t>
             </w:r>
           </w:p>
         </w:tc>
@@ -8333,7 +8503,7 @@
                 <w:sz w:val="20"/>
                 <w:szCs w:val="20"/>
               </w:rPr>
-              <w:t>M3 — AI Code Agent</w:t>
+              <w:t>M3 — AI Code Agent (Qwen2.5-Coder 32B)</w:t>
             </w:r>
           </w:p>
         </w:tc>
@@ -8444,7 +8614,7 @@
                 <w:sz w:val="20"/>
                 <w:szCs w:val="20"/>
               </w:rPr>
-              <w:t>M4 — AI LLT Agent</w:t>
+              <w:t>M4 — AI LLT Agent (Gemma3 27B — independent of M3)</w:t>
             </w:r>
           </w:p>
         </w:tc>
@@ -8555,7 +8725,7 @@
                 <w:sz w:val="20"/>
                 <w:szCs w:val="20"/>
               </w:rPr>
-              <w:t>M5 — AI HLT Agent</w:t>
+              <w:t>M5 — AI HLT Agent (DeepSeek-R1-Distill 32B — independent of M1)</w:t>
             </w:r>
           </w:p>
         </w:tc>
@@ -8666,7 +8836,7 @@
                 <w:sz w:val="20"/>
                 <w:szCs w:val="20"/>
               </w:rPr>
-              <w:t>M6 — Traceability Agent</w:t>
+              <w:t>M6 — Traceability Agent (Phi-4 14B)</w:t>
             </w:r>
           </w:p>
         </w:tc>
@@ -13724,7 +13894,7 @@
         <w:sz w:val="18"/>
         <w:szCs w:val="18"/>
       </w:rPr>
-      <w:t>2</w:t>
+      <w:t>3</w:t>
     </w:r>
     <w:r>
       <w:rPr>

--- a/docs/do178/planning/PSAC_I-SCEET.docx
+++ b/docs/do178/planning/PSAC_I-SCEET.docx
@@ -292,7 +292,7 @@
                 <w:sz w:val="20"/>
                 <w:szCs w:val="20"/>
               </w:rPr>
-              <w:t>3.0</w:t>
+              <w:t>3.1</w:t>
             </w:r>
           </w:p>
         </w:tc>
@@ -406,7 +406,7 @@
                 <w:sz w:val="20"/>
                 <w:szCs w:val="20"/>
               </w:rPr>
-              <w:t>2026-06-18</w:t>
+              <w:t>2026-06-29</w:t>
             </w:r>
           </w:p>
         </w:tc>
@@ -1124,7 +1124,7 @@
                 <w:szCs w:val="20"/>
                 <w:lang w:val="en-US" w:eastAsia="zh-CN" w:bidi="hi-IN"/>
               </w:rPr>
-              <w:t>2026-04-19</w:t>
+              <w:t>2026-06-29</w:t>
             </w:r>
           </w:p>
         </w:tc>
@@ -1350,7 +1350,7 @@
                 <w:szCs w:val="20"/>
                 <w:lang w:val="en-US" w:eastAsia="zh-CN" w:bidi="hi-IN"/>
               </w:rPr>
-              <w:t>2026-06-18</w:t>
+              <w:t>2026-06-29</w:t>
             </w:r>
           </w:p>
         </w:tc>
@@ -1740,11 +1740,11 @@
       </w:tblPr>
       <w:tblGrid>
         <w:gridCol w:w="600"/>
-        <w:gridCol w:w="1399"/>
-        <w:gridCol w:w="1600"/>
+        <w:gridCol w:w="1398"/>
+        <w:gridCol w:w="1601"/>
         <w:gridCol w:w="1401"/>
-        <w:gridCol w:w="2400"/>
-        <w:gridCol w:w="959"/>
+        <w:gridCol w:w="2401"/>
+        <w:gridCol w:w="958"/>
       </w:tblGrid>
       <w:tr>
         <w:trPr>
@@ -1782,7 +1782,7 @@
         </w:tc>
         <w:tc>
           <w:tcPr>
-            <w:tcW w:w="1399" w:type="dxa"/>
+            <w:tcW w:w="1398" w:type="dxa"/>
             <w:tcBorders>
               <w:top w:val="single" w:sz="2" w:space="0" w:color="BBBBBB"/>
               <w:left w:val="single" w:sz="2" w:space="0" w:color="BBBBBB"/>
@@ -1812,7 +1812,7 @@
         </w:tc>
         <w:tc>
           <w:tcPr>
-            <w:tcW w:w="1600" w:type="dxa"/>
+            <w:tcW w:w="1601" w:type="dxa"/>
             <w:tcBorders>
               <w:top w:val="single" w:sz="2" w:space="0" w:color="BBBBBB"/>
               <w:left w:val="single" w:sz="2" w:space="0" w:color="BBBBBB"/>
@@ -1872,7 +1872,7 @@
         </w:tc>
         <w:tc>
           <w:tcPr>
-            <w:tcW w:w="2400" w:type="dxa"/>
+            <w:tcW w:w="2401" w:type="dxa"/>
             <w:tcBorders>
               <w:top w:val="single" w:sz="2" w:space="0" w:color="BBBBBB"/>
               <w:left w:val="single" w:sz="2" w:space="0" w:color="BBBBBB"/>
@@ -1902,7 +1902,7 @@
         </w:tc>
         <w:tc>
           <w:tcPr>
-            <w:tcW w:w="959" w:type="dxa"/>
+            <w:tcW w:w="958" w:type="dxa"/>
             <w:tcBorders>
               <w:top w:val="single" w:sz="2" w:space="0" w:color="BBBBBB"/>
               <w:left w:val="single" w:sz="2" w:space="0" w:color="BBBBBB"/>
@@ -1962,7 +1962,7 @@
         </w:tc>
         <w:tc>
           <w:tcPr>
-            <w:tcW w:w="1399" w:type="dxa"/>
+            <w:tcW w:w="1398" w:type="dxa"/>
             <w:tcBorders>
               <w:top w:val="single" w:sz="2" w:space="0" w:color="BBBBBB"/>
               <w:left w:val="single" w:sz="2" w:space="0" w:color="BBBBBB"/>
@@ -1989,7 +1989,7 @@
         </w:tc>
         <w:tc>
           <w:tcPr>
-            <w:tcW w:w="1600" w:type="dxa"/>
+            <w:tcW w:w="1601" w:type="dxa"/>
             <w:tcBorders>
               <w:top w:val="single" w:sz="2" w:space="0" w:color="BBBBBB"/>
               <w:left w:val="single" w:sz="2" w:space="0" w:color="BBBBBB"/>
@@ -2043,7 +2043,7 @@
         </w:tc>
         <w:tc>
           <w:tcPr>
-            <w:tcW w:w="2400" w:type="dxa"/>
+            <w:tcW w:w="2401" w:type="dxa"/>
             <w:tcBorders>
               <w:top w:val="single" w:sz="2" w:space="0" w:color="BBBBBB"/>
               <w:left w:val="single" w:sz="2" w:space="0" w:color="BBBBBB"/>
@@ -2070,7 +2070,7 @@
         </w:tc>
         <w:tc>
           <w:tcPr>
-            <w:tcW w:w="959" w:type="dxa"/>
+            <w:tcW w:w="958" w:type="dxa"/>
             <w:tcBorders>
               <w:top w:val="single" w:sz="2" w:space="0" w:color="BBBBBB"/>
               <w:left w:val="single" w:sz="2" w:space="0" w:color="BBBBBB"/>
@@ -2127,7 +2127,7 @@
         </w:tc>
         <w:tc>
           <w:tcPr>
-            <w:tcW w:w="1399" w:type="dxa"/>
+            <w:tcW w:w="1398" w:type="dxa"/>
             <w:tcBorders>
               <w:top w:val="single" w:sz="2" w:space="0" w:color="BBBBBB"/>
               <w:left w:val="single" w:sz="2" w:space="0" w:color="BBBBBB"/>
@@ -2154,7 +2154,7 @@
         </w:tc>
         <w:tc>
           <w:tcPr>
-            <w:tcW w:w="1600" w:type="dxa"/>
+            <w:tcW w:w="1601" w:type="dxa"/>
             <w:tcBorders>
               <w:top w:val="single" w:sz="2" w:space="0" w:color="BBBBBB"/>
               <w:left w:val="single" w:sz="2" w:space="0" w:color="BBBBBB"/>
@@ -2208,7 +2208,7 @@
         </w:tc>
         <w:tc>
           <w:tcPr>
-            <w:tcW w:w="2400" w:type="dxa"/>
+            <w:tcW w:w="2401" w:type="dxa"/>
             <w:tcBorders>
               <w:top w:val="single" w:sz="2" w:space="0" w:color="BBBBBB"/>
               <w:left w:val="single" w:sz="2" w:space="0" w:color="BBBBBB"/>
@@ -2235,7 +2235,7 @@
         </w:tc>
         <w:tc>
           <w:tcPr>
-            <w:tcW w:w="959" w:type="dxa"/>
+            <w:tcW w:w="958" w:type="dxa"/>
             <w:tcBorders>
               <w:top w:val="single" w:sz="2" w:space="0" w:color="BBBBBB"/>
               <w:left w:val="single" w:sz="2" w:space="0" w:color="BBBBBB"/>
@@ -2292,7 +2292,7 @@
         </w:tc>
         <w:tc>
           <w:tcPr>
-            <w:tcW w:w="1399" w:type="dxa"/>
+            <w:tcW w:w="1398" w:type="dxa"/>
             <w:tcBorders>
               <w:top w:val="single" w:sz="2" w:space="0" w:color="BBBBBB"/>
               <w:left w:val="single" w:sz="2" w:space="0" w:color="BBBBBB"/>
@@ -2319,7 +2319,7 @@
         </w:tc>
         <w:tc>
           <w:tcPr>
-            <w:tcW w:w="1600" w:type="dxa"/>
+            <w:tcW w:w="1601" w:type="dxa"/>
             <w:tcBorders>
               <w:top w:val="single" w:sz="2" w:space="0" w:color="BBBBBB"/>
               <w:left w:val="single" w:sz="2" w:space="0" w:color="BBBBBB"/>
@@ -2373,7 +2373,7 @@
         </w:tc>
         <w:tc>
           <w:tcPr>
-            <w:tcW w:w="2400" w:type="dxa"/>
+            <w:tcW w:w="2401" w:type="dxa"/>
             <w:tcBorders>
               <w:top w:val="single" w:sz="2" w:space="0" w:color="BBBBBB"/>
               <w:left w:val="single" w:sz="2" w:space="0" w:color="BBBBBB"/>
@@ -2400,7 +2400,7 @@
         </w:tc>
         <w:tc>
           <w:tcPr>
-            <w:tcW w:w="959" w:type="dxa"/>
+            <w:tcW w:w="958" w:type="dxa"/>
             <w:tcBorders>
               <w:top w:val="single" w:sz="2" w:space="0" w:color="BBBBBB"/>
               <w:left w:val="single" w:sz="2" w:space="0" w:color="BBBBBB"/>
@@ -2457,7 +2457,7 @@
         </w:tc>
         <w:tc>
           <w:tcPr>
-            <w:tcW w:w="1399" w:type="dxa"/>
+            <w:tcW w:w="1398" w:type="dxa"/>
             <w:tcBorders>
               <w:top w:val="single" w:sz="2" w:space="0" w:color="BBBBBB"/>
               <w:left w:val="single" w:sz="2" w:space="0" w:color="BBBBBB"/>
@@ -2484,7 +2484,7 @@
         </w:tc>
         <w:tc>
           <w:tcPr>
-            <w:tcW w:w="1600" w:type="dxa"/>
+            <w:tcW w:w="1601" w:type="dxa"/>
             <w:tcBorders>
               <w:top w:val="single" w:sz="2" w:space="0" w:color="BBBBBB"/>
               <w:left w:val="single" w:sz="2" w:space="0" w:color="BBBBBB"/>
@@ -2532,13 +2532,13 @@
                 <w:sz w:val="20"/>
                 <w:szCs w:val="20"/>
               </w:rPr>
-              <w:t>SVCP-LLT-001</w:t>
-            </w:r>
-          </w:p>
-        </w:tc>
-        <w:tc>
-          <w:tcPr>
-            <w:tcW w:w="2400" w:type="dxa"/>
+              <w:t>SUTC-001</w:t>
+            </w:r>
+          </w:p>
+        </w:tc>
+        <w:tc>
+          <w:tcPr>
+            <w:tcW w:w="2401" w:type="dxa"/>
             <w:tcBorders>
               <w:top w:val="single" w:sz="2" w:space="0" w:color="BBBBBB"/>
               <w:left w:val="single" w:sz="2" w:space="0" w:color="BBBBBB"/>
@@ -2565,7 +2565,7 @@
         </w:tc>
         <w:tc>
           <w:tcPr>
-            <w:tcW w:w="959" w:type="dxa"/>
+            <w:tcW w:w="958" w:type="dxa"/>
             <w:tcBorders>
               <w:top w:val="single" w:sz="2" w:space="0" w:color="BBBBBB"/>
               <w:left w:val="single" w:sz="2" w:space="0" w:color="BBBBBB"/>
@@ -2622,7 +2622,7 @@
         </w:tc>
         <w:tc>
           <w:tcPr>
-            <w:tcW w:w="1399" w:type="dxa"/>
+            <w:tcW w:w="1398" w:type="dxa"/>
             <w:tcBorders>
               <w:top w:val="single" w:sz="2" w:space="0" w:color="BBBBBB"/>
               <w:left w:val="single" w:sz="2" w:space="0" w:color="BBBBBB"/>
@@ -2649,7 +2649,7 @@
         </w:tc>
         <w:tc>
           <w:tcPr>
-            <w:tcW w:w="1600" w:type="dxa"/>
+            <w:tcW w:w="1601" w:type="dxa"/>
             <w:tcBorders>
               <w:top w:val="single" w:sz="2" w:space="0" w:color="BBBBBB"/>
               <w:left w:val="single" w:sz="2" w:space="0" w:color="BBBBBB"/>
@@ -2697,13 +2697,13 @@
                 <w:sz w:val="20"/>
                 <w:szCs w:val="20"/>
               </w:rPr>
-              <w:t>SVCP-HLT-001</w:t>
-            </w:r>
-          </w:p>
-        </w:tc>
-        <w:tc>
-          <w:tcPr>
-            <w:tcW w:w="2400" w:type="dxa"/>
+              <w:t>SVTC-001</w:t>
+            </w:r>
+          </w:p>
+        </w:tc>
+        <w:tc>
+          <w:tcPr>
+            <w:tcW w:w="2401" w:type="dxa"/>
             <w:tcBorders>
               <w:top w:val="single" w:sz="2" w:space="0" w:color="BBBBBB"/>
               <w:left w:val="single" w:sz="2" w:space="0" w:color="BBBBBB"/>
@@ -2730,7 +2730,7 @@
         </w:tc>
         <w:tc>
           <w:tcPr>
-            <w:tcW w:w="959" w:type="dxa"/>
+            <w:tcW w:w="958" w:type="dxa"/>
             <w:tcBorders>
               <w:top w:val="single" w:sz="2" w:space="0" w:color="BBBBBB"/>
               <w:left w:val="single" w:sz="2" w:space="0" w:color="BBBBBB"/>
@@ -2787,7 +2787,7 @@
         </w:tc>
         <w:tc>
           <w:tcPr>
-            <w:tcW w:w="1399" w:type="dxa"/>
+            <w:tcW w:w="1398" w:type="dxa"/>
             <w:tcBorders>
               <w:top w:val="single" w:sz="2" w:space="0" w:color="BBBBBB"/>
               <w:left w:val="single" w:sz="2" w:space="0" w:color="BBBBBB"/>
@@ -2814,7 +2814,7 @@
         </w:tc>
         <w:tc>
           <w:tcPr>
-            <w:tcW w:w="1600" w:type="dxa"/>
+            <w:tcW w:w="1601" w:type="dxa"/>
             <w:tcBorders>
               <w:top w:val="single" w:sz="2" w:space="0" w:color="BBBBBB"/>
               <w:left w:val="single" w:sz="2" w:space="0" w:color="BBBBBB"/>
@@ -2862,13 +2862,13 @@
                 <w:sz w:val="20"/>
                 <w:szCs w:val="20"/>
               </w:rPr>
-              <w:t>STD-001</w:t>
-            </w:r>
-          </w:p>
-        </w:tc>
-        <w:tc>
-          <w:tcPr>
-            <w:tcW w:w="2400" w:type="dxa"/>
+              <w:t>TM-001</w:t>
+            </w:r>
+          </w:p>
+        </w:tc>
+        <w:tc>
+          <w:tcPr>
+            <w:tcW w:w="2401" w:type="dxa"/>
             <w:tcBorders>
               <w:top w:val="single" w:sz="2" w:space="0" w:color="BBBBBB"/>
               <w:left w:val="single" w:sz="2" w:space="0" w:color="BBBBBB"/>
@@ -2895,7 +2895,7 @@
         </w:tc>
         <w:tc>
           <w:tcPr>
-            <w:tcW w:w="959" w:type="dxa"/>
+            <w:tcW w:w="958" w:type="dxa"/>
             <w:tcBorders>
               <w:top w:val="single" w:sz="2" w:space="0" w:color="BBBBBB"/>
               <w:left w:val="single" w:sz="2" w:space="0" w:color="BBBBBB"/>
@@ -2933,7 +2933,11 @@
         </w:rPr>
       </w:pPr>
       <w:r>
-        <w:rPr/>
+        <w:rPr>
+          <w:rFonts w:eastAsia="Arial" w:cs="Arial"/>
+          <w:sz w:val="22"/>
+          <w:szCs w:val="22"/>
+        </w:rPr>
       </w:r>
     </w:p>
     <w:p>
@@ -2951,19 +2955,6 @@
         </w:rPr>
       </w:pPr>
       <w:r>
-        <w:rPr/>
-      </w:r>
-      <w:r>
-        <w:br w:type="page"/>
-      </w:r>
-    </w:p>
-    <w:p>
-      <w:pPr>
-        <w:pStyle w:val="Heading2"/>
-        <w:spacing w:before="300" w:after="150"/>
-        <w:rPr/>
-      </w:pPr>
-      <w:r>
         <w:rPr>
           <w:rFonts w:eastAsia="Arial" w:cs="Arial" w:ascii="Arial" w:hAnsi="Arial"/>
           <w:b/>
@@ -2972,108 +2963,9 @@
           <w:sz w:val="24"/>
           <w:szCs w:val="24"/>
         </w:rPr>
-        <w:t>2.3 Key Architectural Decisions</w:t>
-      </w:r>
-    </w:p>
-    <w:p>
-      <w:pPr>
-        <w:pStyle w:val="Normal"/>
-        <w:spacing w:before="80" w:after="80"/>
-        <w:rPr/>
-      </w:pPr>
-      <w:r>
-        <w:rPr>
-          <w:rFonts w:eastAsia="Arial" w:cs="Arial"/>
-          <w:sz w:val="22"/>
-          <w:szCs w:val="22"/>
-        </w:rPr>
-        <w:t>The following architectural decisions govern the structure of lifecycle outputs:</w:t>
-      </w:r>
-    </w:p>
-    <w:p>
-      <w:pPr>
-        <w:pStyle w:val="ListParagraph"/>
-        <w:numPr>
-          <w:ilvl w:val="0"/>
-          <w:numId w:val="3"/>
-        </w:numPr>
-        <w:spacing w:before="60" w:after="60"/>
-        <w:rPr/>
-      </w:pPr>
-      <w:r>
-        <w:rPr>
-          <w:rFonts w:eastAsia="Arial" w:cs="Arial"/>
-          <w:sz w:val="22"/>
-          <w:szCs w:val="22"/>
-        </w:rPr>
-        <w:t>SRD-001 contains two sections: (1) the System Architecture provided by the engineer as M1 input context, and (2) the HLRs generated by M1. This ensures full traceability from system architecture to software requirements within a single document.</w:t>
-      </w:r>
-    </w:p>
-    <w:p>
-      <w:pPr>
-        <w:pStyle w:val="ListParagraph"/>
-        <w:numPr>
-          <w:ilvl w:val="0"/>
-          <w:numId w:val="1"/>
-        </w:numPr>
-        <w:spacing w:before="60" w:after="60"/>
-        <w:rPr/>
-      </w:pPr>
-      <w:r>
-        <w:rPr>
-          <w:rFonts w:eastAsia="Arial" w:cs="Arial"/>
-          <w:sz w:val="22"/>
-          <w:szCs w:val="22"/>
-        </w:rPr>
-        <w:t>SDDD-001 contains two sections: (1) the Software Architecture generated by M2 from HLRs, and (2) the LLRs derived from those HLRs. This co-location ensures design and requirements are always consistent.</w:t>
-      </w:r>
-    </w:p>
-    <w:p>
-      <w:pPr>
-        <w:pStyle w:val="ListParagraph"/>
-        <w:numPr>
-          <w:ilvl w:val="0"/>
-          <w:numId w:val="1"/>
-        </w:numPr>
-        <w:spacing w:before="60" w:after="60"/>
-        <w:rPr/>
-      </w:pPr>
-      <w:r>
-        <w:rPr>
-          <w:rFonts w:eastAsia="Arial" w:cs="Arial"/>
-          <w:sz w:val="22"/>
-          <w:szCs w:val="22"/>
-        </w:rPr>
-        <w:t>M3 generates source code into a structured /src folder, with one subfolder per functional module, each file explicitly traceable to one or more LLR identifiers.</w:t>
-      </w:r>
-    </w:p>
-    <w:p>
-      <w:pPr>
-        <w:pStyle w:val="ListParagraph"/>
-        <w:numPr>
-          <w:ilvl w:val="0"/>
-          <w:numId w:val="1"/>
-        </w:numPr>
-        <w:spacing w:before="60" w:after="60"/>
-        <w:rPr/>
-      </w:pPr>
-      <w:r>
-        <w:rPr>
-          <w:rFonts w:eastAsia="Arial" w:cs="Arial"/>
-          <w:sz w:val="22"/>
-          <w:szCs w:val="22"/>
-        </w:rPr>
-        <w:t>M4 reads exclusively from SDDD-001 (LLRs) to generate structural low-level tests. M5 reads exclusively from SRD-001 (HLRs) to generate functional high-level tests. These sources must not be mixed.</w:t>
-      </w:r>
-    </w:p>
-    <w:p>
-      <w:pPr>
-        <w:pStyle w:val="Normal"/>
-        <w:spacing w:before="100" w:after="100"/>
-        <w:rPr/>
-      </w:pPr>
-      <w:r>
-        <w:rPr/>
+      </w:r>
+      <w:r>
+        <w:br w:type="page"/>
       </w:r>
     </w:p>
     <w:p>
@@ -3091,7 +2983,7 @@
           <w:sz w:val="24"/>
           <w:szCs w:val="24"/>
         </w:rPr>
-        <w:t>2.4 Scope</w:t>
+        <w:t>2.3 Key Architectural Decisions</w:t>
       </w:r>
     </w:p>
     <w:p>
@@ -3106,7 +2998,83 @@
           <w:sz w:val="22"/>
           <w:szCs w:val="22"/>
         </w:rPr>
-        <w:t>This PSAC covers all software lifecycle data produced by the toolchain, including requirements, design, code, tests, and traceability data. All AI-generated outputs are subject to human review and verification in accordance with DO-178C objectives.</w:t>
+        <w:t>The following architectural decisions govern the structure of lifecycle outputs:</w:t>
+      </w:r>
+    </w:p>
+    <w:p>
+      <w:pPr>
+        <w:pStyle w:val="ListParagraph"/>
+        <w:numPr>
+          <w:ilvl w:val="0"/>
+          <w:numId w:val="4"/>
+        </w:numPr>
+        <w:spacing w:before="60" w:after="60"/>
+        <w:rPr/>
+      </w:pPr>
+      <w:r>
+        <w:rPr>
+          <w:rFonts w:eastAsia="Arial" w:cs="Arial"/>
+          <w:sz w:val="22"/>
+          <w:szCs w:val="22"/>
+        </w:rPr>
+        <w:t>SRD-001 contains two sections: (1) the System Architecture provided by the engineer as M1 input context, and (2) the HLRs generated by M1. This ensures full traceability from system architecture to software requirements within a single document.</w:t>
+      </w:r>
+    </w:p>
+    <w:p>
+      <w:pPr>
+        <w:pStyle w:val="ListParagraph"/>
+        <w:numPr>
+          <w:ilvl w:val="0"/>
+          <w:numId w:val="5"/>
+        </w:numPr>
+        <w:spacing w:before="60" w:after="60"/>
+        <w:rPr/>
+      </w:pPr>
+      <w:r>
+        <w:rPr>
+          <w:rFonts w:eastAsia="Arial" w:cs="Arial"/>
+          <w:sz w:val="22"/>
+          <w:szCs w:val="22"/>
+        </w:rPr>
+        <w:t>SDDD-001 contains two sections: (1) the Software Architecture generated by M2 from HLRs, and (2) the LLRs derived from those HLRs. This co-location ensures design and requirements are always consistent.</w:t>
+      </w:r>
+    </w:p>
+    <w:p>
+      <w:pPr>
+        <w:pStyle w:val="ListParagraph"/>
+        <w:numPr>
+          <w:ilvl w:val="0"/>
+          <w:numId w:val="6"/>
+        </w:numPr>
+        <w:spacing w:before="60" w:after="60"/>
+        <w:rPr/>
+      </w:pPr>
+      <w:r>
+        <w:rPr>
+          <w:rFonts w:eastAsia="Arial" w:cs="Arial"/>
+          <w:sz w:val="22"/>
+          <w:szCs w:val="22"/>
+        </w:rPr>
+        <w:t>M3 generates source code into a structured /src folder, with one subfolder per functional module, each file explicitly traceable to one or more LLR identifiers.</w:t>
+      </w:r>
+    </w:p>
+    <w:p>
+      <w:pPr>
+        <w:pStyle w:val="ListParagraph"/>
+        <w:numPr>
+          <w:ilvl w:val="0"/>
+          <w:numId w:val="7"/>
+        </w:numPr>
+        <w:spacing w:before="60" w:after="60"/>
+        <w:rPr/>
+      </w:pPr>
+      <w:r>
+        <w:rPr>
+          <w:rFonts w:eastAsia="Arial" w:cs="Arial"/>
+          <w:sz w:val="22"/>
+          <w:szCs w:val="22"/>
+        </w:rPr>
+        <w:t>M4 reads exclusively from SDDD-001 (LLRs) to generate structural low-level tests. M5 reads exclusively from SRD-001 (HLRs) to generate functional high-level tests. These sources must not be mixed.</w:t>
       </w:r>
     </w:p>
     <w:p>
@@ -3134,6 +3102,49 @@
           <w:sz w:val="24"/>
           <w:szCs w:val="24"/>
         </w:rPr>
+        <w:t>2.4 Scope</w:t>
+      </w:r>
+    </w:p>
+    <w:p>
+      <w:pPr>
+        <w:pStyle w:val="Normal"/>
+        <w:spacing w:before="80" w:after="80"/>
+        <w:rPr/>
+      </w:pPr>
+      <w:r>
+        <w:rPr>
+          <w:rFonts w:eastAsia="Arial" w:cs="Arial"/>
+          <w:sz w:val="22"/>
+          <w:szCs w:val="22"/>
+        </w:rPr>
+        <w:t>This PSAC covers all software lifecycle data produced by the toolchain, including requirements, design, code, tests, and traceability data. All AI-generated outputs are subject to human review and verification in accordance with DO-178C objectives.</w:t>
+      </w:r>
+    </w:p>
+    <w:p>
+      <w:pPr>
+        <w:pStyle w:val="Normal"/>
+        <w:spacing w:before="100" w:after="100"/>
+        <w:rPr/>
+      </w:pPr>
+      <w:r>
+        <w:rPr/>
+      </w:r>
+    </w:p>
+    <w:p>
+      <w:pPr>
+        <w:pStyle w:val="Heading2"/>
+        <w:spacing w:before="300" w:after="150"/>
+        <w:rPr/>
+      </w:pPr>
+      <w:r>
+        <w:rPr>
+          <w:rFonts w:eastAsia="Arial" w:cs="Arial" w:ascii="Arial" w:hAnsi="Arial"/>
+          <w:b/>
+          <w:bCs/>
+          <w:color w:val="2E75B6"/>
+          <w:sz w:val="24"/>
+          <w:szCs w:val="24"/>
+        </w:rPr>
         <w:t>2.5 Referenced Documents</w:t>
       </w:r>
     </w:p>
@@ -3142,7 +3153,7 @@
         <w:pStyle w:val="ListParagraph"/>
         <w:numPr>
           <w:ilvl w:val="0"/>
-          <w:numId w:val="1"/>
+          <w:numId w:val="8"/>
         </w:numPr>
         <w:spacing w:before="60" w:after="60"/>
         <w:rPr/>
@@ -3161,7 +3172,7 @@
         <w:pStyle w:val="ListParagraph"/>
         <w:numPr>
           <w:ilvl w:val="0"/>
-          <w:numId w:val="1"/>
+          <w:numId w:val="9"/>
         </w:numPr>
         <w:spacing w:before="60" w:after="60"/>
         <w:rPr/>
@@ -3180,7 +3191,7 @@
         <w:pStyle w:val="ListParagraph"/>
         <w:numPr>
           <w:ilvl w:val="0"/>
-          <w:numId w:val="1"/>
+          <w:numId w:val="10"/>
         </w:numPr>
         <w:spacing w:before="60" w:after="60"/>
         <w:rPr/>
@@ -3199,7 +3210,7 @@
         <w:pStyle w:val="ListParagraph"/>
         <w:numPr>
           <w:ilvl w:val="0"/>
-          <w:numId w:val="1"/>
+          <w:numId w:val="11"/>
         </w:numPr>
         <w:spacing w:before="60" w:after="60"/>
         <w:rPr/>
@@ -3218,7 +3229,7 @@
         <w:pStyle w:val="ListParagraph"/>
         <w:numPr>
           <w:ilvl w:val="0"/>
-          <w:numId w:val="1"/>
+          <w:numId w:val="12"/>
         </w:numPr>
         <w:spacing w:before="60" w:after="60"/>
         <w:rPr/>
@@ -3247,7 +3258,14 @@
         </w:rPr>
       </w:pPr>
       <w:r>
-        <w:rPr/>
+        <w:rPr>
+          <w:rFonts w:eastAsia="Arial" w:cs="Arial"/>
+          <w:b/>
+          <w:bCs/>
+          <w:color w:val="2E75B6"/>
+          <w:sz w:val="24"/>
+          <w:szCs w:val="24"/>
+        </w:rPr>
       </w:r>
     </w:p>
     <w:p>
@@ -3349,7 +3367,7 @@
         <w:pStyle w:val="ListParagraph"/>
         <w:numPr>
           <w:ilvl w:val="0"/>
-          <w:numId w:val="1"/>
+          <w:numId w:val="13"/>
         </w:numPr>
         <w:spacing w:before="60" w:after="60"/>
         <w:rPr/>
@@ -3368,7 +3386,7 @@
         <w:pStyle w:val="ListParagraph"/>
         <w:numPr>
           <w:ilvl w:val="0"/>
-          <w:numId w:val="1"/>
+          <w:numId w:val="14"/>
         </w:numPr>
         <w:spacing w:before="60" w:after="60"/>
         <w:rPr/>
@@ -3387,7 +3405,7 @@
         <w:pStyle w:val="ListParagraph"/>
         <w:numPr>
           <w:ilvl w:val="0"/>
-          <w:numId w:val="1"/>
+          <w:numId w:val="15"/>
         </w:numPr>
         <w:spacing w:before="60" w:after="60"/>
         <w:rPr/>
@@ -3406,7 +3424,7 @@
         <w:pStyle w:val="ListParagraph"/>
         <w:numPr>
           <w:ilvl w:val="0"/>
-          <w:numId w:val="1"/>
+          <w:numId w:val="16"/>
         </w:numPr>
         <w:spacing w:before="60" w:after="60"/>
         <w:rPr/>
@@ -3417,7 +3435,7 @@
           <w:sz w:val="22"/>
           <w:szCs w:val="22"/>
         </w:rPr>
-        <w:t>M4: Generate low-level test cases from SDDD-001 LLRs, producing SVCP-LLT-001</w:t>
+        <w:t>M4: Generate low-level test cases from SDDD-001 LLRs, producing SUTC-001</w:t>
       </w:r>
     </w:p>
     <w:p>
@@ -3425,7 +3443,7 @@
         <w:pStyle w:val="ListParagraph"/>
         <w:numPr>
           <w:ilvl w:val="0"/>
-          <w:numId w:val="1"/>
+          <w:numId w:val="17"/>
         </w:numPr>
         <w:spacing w:before="60" w:after="60"/>
         <w:rPr/>
@@ -3436,7 +3454,7 @@
           <w:sz w:val="22"/>
           <w:szCs w:val="22"/>
         </w:rPr>
-        <w:t>M5: Generate high-level test cases from SRD-001 HLRs, producing SVCP-HLT-001</w:t>
+        <w:t>M5: Generate high-level test cases from SRD-001 HLRs, producing SVTC-001</w:t>
       </w:r>
     </w:p>
     <w:p>
@@ -3444,7 +3462,7 @@
         <w:pStyle w:val="ListParagraph"/>
         <w:numPr>
           <w:ilvl w:val="0"/>
-          <w:numId w:val="1"/>
+          <w:numId w:val="18"/>
         </w:numPr>
         <w:spacing w:before="60" w:after="60"/>
         <w:rPr/>
@@ -3455,7 +3473,7 @@
           <w:sz w:val="22"/>
           <w:szCs w:val="22"/>
         </w:rPr>
-        <w:t>M6: Aggregate all artifacts and generate bidirectional traceability matrix STD-001</w:t>
+        <w:t>M6: Aggregate all artifacts and generate bidirectional traceability matrix TM-001</w:t>
       </w:r>
     </w:p>
     <w:p>
@@ -4084,8 +4102,481 @@
           <w:szCs w:val="28"/>
         </w:rPr>
       </w:r>
-      <w:r>
-        <w:br w:type="page"/>
+    </w:p>
+    <w:p>
+      <w:pPr>
+        <w:pStyle w:val="Heading1"/>
+        <w:pBdr>
+          <w:bottom w:val="single" w:sz="6" w:space="4" w:color="2E75B6"/>
+        </w:pBdr>
+        <w:spacing w:before="400" w:after="200"/>
+        <w:rPr>
+          <w:rFonts w:ascii="Arial" w:hAnsi="Arial" w:eastAsia="Arial" w:cs="Arial"/>
+          <w:b/>
+          <w:b/>
+          <w:bCs/>
+          <w:color w:val="1F3864"/>
+          <w:sz w:val="28"/>
+          <w:szCs w:val="28"/>
+        </w:rPr>
+      </w:pPr>
+      <w:r>
+        <w:rPr>
+          <w:rFonts w:eastAsia="Arial" w:cs="Arial" w:ascii="Arial" w:hAnsi="Arial"/>
+          <w:b/>
+          <w:bCs/>
+          <w:color w:val="1F3864"/>
+          <w:sz w:val="28"/>
+          <w:szCs w:val="28"/>
+        </w:rPr>
+      </w:r>
+    </w:p>
+    <w:p>
+      <w:pPr>
+        <w:pStyle w:val="Heading1"/>
+        <w:pBdr>
+          <w:bottom w:val="single" w:sz="6" w:space="4" w:color="2E75B6"/>
+        </w:pBdr>
+        <w:spacing w:before="400" w:after="200"/>
+        <w:rPr>
+          <w:rFonts w:ascii="Arial" w:hAnsi="Arial" w:eastAsia="Arial" w:cs="Arial"/>
+          <w:b/>
+          <w:b/>
+          <w:bCs/>
+          <w:color w:val="1F3864"/>
+          <w:sz w:val="28"/>
+          <w:szCs w:val="28"/>
+        </w:rPr>
+      </w:pPr>
+      <w:r>
+        <w:rPr>
+          <w:rFonts w:eastAsia="Arial" w:cs="Arial" w:ascii="Arial" w:hAnsi="Arial"/>
+          <w:b/>
+          <w:bCs/>
+          <w:color w:val="1F3864"/>
+          <w:sz w:val="28"/>
+          <w:szCs w:val="28"/>
+        </w:rPr>
+      </w:r>
+    </w:p>
+    <w:p>
+      <w:pPr>
+        <w:pStyle w:val="Heading1"/>
+        <w:pBdr>
+          <w:bottom w:val="single" w:sz="6" w:space="4" w:color="2E75B6"/>
+        </w:pBdr>
+        <w:spacing w:before="400" w:after="200"/>
+        <w:rPr>
+          <w:rFonts w:ascii="Arial" w:hAnsi="Arial" w:eastAsia="Arial" w:cs="Arial"/>
+          <w:b/>
+          <w:b/>
+          <w:bCs/>
+          <w:color w:val="1F3864"/>
+          <w:sz w:val="28"/>
+          <w:szCs w:val="28"/>
+        </w:rPr>
+      </w:pPr>
+      <w:r>
+        <w:rPr>
+          <w:rFonts w:eastAsia="Arial" w:cs="Arial" w:ascii="Arial" w:hAnsi="Arial"/>
+          <w:b/>
+          <w:bCs/>
+          <w:color w:val="1F3864"/>
+          <w:sz w:val="28"/>
+          <w:szCs w:val="28"/>
+        </w:rPr>
+      </w:r>
+    </w:p>
+    <w:p>
+      <w:pPr>
+        <w:pStyle w:val="Heading1"/>
+        <w:pBdr>
+          <w:bottom w:val="single" w:sz="6" w:space="4" w:color="2E75B6"/>
+        </w:pBdr>
+        <w:spacing w:before="400" w:after="200"/>
+        <w:rPr>
+          <w:rFonts w:ascii="Arial" w:hAnsi="Arial" w:eastAsia="Arial" w:cs="Arial"/>
+          <w:b/>
+          <w:b/>
+          <w:bCs/>
+          <w:color w:val="1F3864"/>
+          <w:sz w:val="28"/>
+          <w:szCs w:val="28"/>
+        </w:rPr>
+      </w:pPr>
+      <w:r>
+        <w:rPr>
+          <w:rFonts w:eastAsia="Arial" w:cs="Arial" w:ascii="Arial" w:hAnsi="Arial"/>
+          <w:b/>
+          <w:bCs/>
+          <w:color w:val="1F3864"/>
+          <w:sz w:val="28"/>
+          <w:szCs w:val="28"/>
+        </w:rPr>
+      </w:r>
+    </w:p>
+    <w:p>
+      <w:pPr>
+        <w:pStyle w:val="Heading1"/>
+        <w:pBdr>
+          <w:bottom w:val="single" w:sz="6" w:space="4" w:color="2E75B6"/>
+        </w:pBdr>
+        <w:spacing w:before="400" w:after="200"/>
+        <w:rPr>
+          <w:rFonts w:ascii="Arial" w:hAnsi="Arial" w:eastAsia="Arial" w:cs="Arial"/>
+          <w:b/>
+          <w:b/>
+          <w:bCs/>
+          <w:color w:val="1F3864"/>
+          <w:sz w:val="28"/>
+          <w:szCs w:val="28"/>
+        </w:rPr>
+      </w:pPr>
+      <w:r>
+        <w:rPr>
+          <w:rFonts w:eastAsia="Arial" w:cs="Arial" w:ascii="Arial" w:hAnsi="Arial"/>
+          <w:b/>
+          <w:bCs/>
+          <w:color w:val="1F3864"/>
+          <w:sz w:val="28"/>
+          <w:szCs w:val="28"/>
+        </w:rPr>
+      </w:r>
+    </w:p>
+    <w:p>
+      <w:pPr>
+        <w:pStyle w:val="Heading1"/>
+        <w:pBdr>
+          <w:bottom w:val="single" w:sz="6" w:space="4" w:color="2E75B6"/>
+        </w:pBdr>
+        <w:spacing w:before="400" w:after="200"/>
+        <w:rPr>
+          <w:rFonts w:ascii="Arial" w:hAnsi="Arial" w:eastAsia="Arial" w:cs="Arial"/>
+          <w:b/>
+          <w:b/>
+          <w:bCs/>
+          <w:color w:val="1F3864"/>
+          <w:sz w:val="28"/>
+          <w:szCs w:val="28"/>
+        </w:rPr>
+      </w:pPr>
+      <w:r>
+        <w:rPr>
+          <w:rFonts w:eastAsia="Arial" w:cs="Arial" w:ascii="Arial" w:hAnsi="Arial"/>
+          <w:b/>
+          <w:bCs/>
+          <w:color w:val="1F3864"/>
+          <w:sz w:val="28"/>
+          <w:szCs w:val="28"/>
+        </w:rPr>
+      </w:r>
+    </w:p>
+    <w:p>
+      <w:pPr>
+        <w:pStyle w:val="Heading1"/>
+        <w:pBdr>
+          <w:bottom w:val="single" w:sz="6" w:space="4" w:color="2E75B6"/>
+        </w:pBdr>
+        <w:spacing w:before="400" w:after="200"/>
+        <w:rPr>
+          <w:rFonts w:ascii="Arial" w:hAnsi="Arial" w:eastAsia="Arial" w:cs="Arial"/>
+          <w:b/>
+          <w:b/>
+          <w:bCs/>
+          <w:color w:val="1F3864"/>
+          <w:sz w:val="28"/>
+          <w:szCs w:val="28"/>
+        </w:rPr>
+      </w:pPr>
+      <w:r>
+        <w:rPr>
+          <w:rFonts w:eastAsia="Arial" w:cs="Arial" w:ascii="Arial" w:hAnsi="Arial"/>
+          <w:b/>
+          <w:bCs/>
+          <w:color w:val="1F3864"/>
+          <w:sz w:val="28"/>
+          <w:szCs w:val="28"/>
+        </w:rPr>
+      </w:r>
+    </w:p>
+    <w:p>
+      <w:pPr>
+        <w:pStyle w:val="Heading1"/>
+        <w:pBdr>
+          <w:bottom w:val="single" w:sz="6" w:space="4" w:color="2E75B6"/>
+        </w:pBdr>
+        <w:spacing w:before="400" w:after="200"/>
+        <w:rPr>
+          <w:rFonts w:ascii="Arial" w:hAnsi="Arial" w:eastAsia="Arial" w:cs="Arial"/>
+          <w:b/>
+          <w:b/>
+          <w:bCs/>
+          <w:color w:val="1F3864"/>
+          <w:sz w:val="28"/>
+          <w:szCs w:val="28"/>
+        </w:rPr>
+      </w:pPr>
+      <w:r>
+        <w:rPr>
+          <w:rFonts w:eastAsia="Arial" w:cs="Arial" w:ascii="Arial" w:hAnsi="Arial"/>
+          <w:b/>
+          <w:bCs/>
+          <w:color w:val="1F3864"/>
+          <w:sz w:val="28"/>
+          <w:szCs w:val="28"/>
+        </w:rPr>
+      </w:r>
+    </w:p>
+    <w:p>
+      <w:pPr>
+        <w:pStyle w:val="Heading1"/>
+        <w:pBdr>
+          <w:bottom w:val="single" w:sz="6" w:space="4" w:color="2E75B6"/>
+        </w:pBdr>
+        <w:spacing w:before="400" w:after="200"/>
+        <w:rPr>
+          <w:rFonts w:ascii="Arial" w:hAnsi="Arial" w:eastAsia="Arial" w:cs="Arial"/>
+          <w:b/>
+          <w:b/>
+          <w:bCs/>
+          <w:color w:val="1F3864"/>
+          <w:sz w:val="28"/>
+          <w:szCs w:val="28"/>
+        </w:rPr>
+      </w:pPr>
+      <w:r>
+        <w:rPr>
+          <w:rFonts w:eastAsia="Arial" w:cs="Arial" w:ascii="Arial" w:hAnsi="Arial"/>
+          <w:b/>
+          <w:bCs/>
+          <w:color w:val="1F3864"/>
+          <w:sz w:val="28"/>
+          <w:szCs w:val="28"/>
+        </w:rPr>
+      </w:r>
+    </w:p>
+    <w:p>
+      <w:pPr>
+        <w:pStyle w:val="Heading1"/>
+        <w:pBdr>
+          <w:bottom w:val="single" w:sz="6" w:space="4" w:color="2E75B6"/>
+        </w:pBdr>
+        <w:spacing w:before="400" w:after="200"/>
+        <w:rPr>
+          <w:rFonts w:ascii="Arial" w:hAnsi="Arial" w:eastAsia="Arial" w:cs="Arial"/>
+          <w:b/>
+          <w:b/>
+          <w:bCs/>
+          <w:color w:val="1F3864"/>
+          <w:sz w:val="28"/>
+          <w:szCs w:val="28"/>
+        </w:rPr>
+      </w:pPr>
+      <w:r>
+        <w:rPr>
+          <w:rFonts w:eastAsia="Arial" w:cs="Arial" w:ascii="Arial" w:hAnsi="Arial"/>
+          <w:b/>
+          <w:bCs/>
+          <w:color w:val="1F3864"/>
+          <w:sz w:val="28"/>
+          <w:szCs w:val="28"/>
+        </w:rPr>
+      </w:r>
+    </w:p>
+    <w:p>
+      <w:pPr>
+        <w:pStyle w:val="Heading1"/>
+        <w:pBdr>
+          <w:bottom w:val="single" w:sz="6" w:space="4" w:color="2E75B6"/>
+        </w:pBdr>
+        <w:spacing w:before="400" w:after="200"/>
+        <w:rPr>
+          <w:rFonts w:ascii="Arial" w:hAnsi="Arial" w:eastAsia="Arial" w:cs="Arial"/>
+          <w:b/>
+          <w:b/>
+          <w:bCs/>
+          <w:color w:val="1F3864"/>
+          <w:sz w:val="28"/>
+          <w:szCs w:val="28"/>
+        </w:rPr>
+      </w:pPr>
+      <w:r>
+        <w:rPr>
+          <w:rFonts w:eastAsia="Arial" w:cs="Arial" w:ascii="Arial" w:hAnsi="Arial"/>
+          <w:b/>
+          <w:bCs/>
+          <w:color w:val="1F3864"/>
+          <w:sz w:val="28"/>
+          <w:szCs w:val="28"/>
+        </w:rPr>
+      </w:r>
+    </w:p>
+    <w:p>
+      <w:pPr>
+        <w:pStyle w:val="Heading1"/>
+        <w:pBdr>
+          <w:bottom w:val="single" w:sz="6" w:space="4" w:color="2E75B6"/>
+        </w:pBdr>
+        <w:spacing w:before="400" w:after="200"/>
+        <w:rPr>
+          <w:rFonts w:ascii="Arial" w:hAnsi="Arial" w:eastAsia="Arial" w:cs="Arial"/>
+          <w:b/>
+          <w:b/>
+          <w:bCs/>
+          <w:color w:val="1F3864"/>
+          <w:sz w:val="28"/>
+          <w:szCs w:val="28"/>
+        </w:rPr>
+      </w:pPr>
+      <w:r>
+        <w:rPr>
+          <w:rFonts w:eastAsia="Arial" w:cs="Arial" w:ascii="Arial" w:hAnsi="Arial"/>
+          <w:b/>
+          <w:bCs/>
+          <w:color w:val="1F3864"/>
+          <w:sz w:val="28"/>
+          <w:szCs w:val="28"/>
+        </w:rPr>
+      </w:r>
+    </w:p>
+    <w:p>
+      <w:pPr>
+        <w:pStyle w:val="Heading1"/>
+        <w:pBdr>
+          <w:bottom w:val="single" w:sz="6" w:space="4" w:color="2E75B6"/>
+        </w:pBdr>
+        <w:spacing w:before="400" w:after="200"/>
+        <w:rPr>
+          <w:rFonts w:ascii="Arial" w:hAnsi="Arial" w:eastAsia="Arial" w:cs="Arial"/>
+          <w:b/>
+          <w:b/>
+          <w:bCs/>
+          <w:color w:val="1F3864"/>
+          <w:sz w:val="28"/>
+          <w:szCs w:val="28"/>
+        </w:rPr>
+      </w:pPr>
+      <w:r>
+        <w:rPr>
+          <w:rFonts w:eastAsia="Arial" w:cs="Arial" w:ascii="Arial" w:hAnsi="Arial"/>
+          <w:b/>
+          <w:bCs/>
+          <w:color w:val="1F3864"/>
+          <w:sz w:val="28"/>
+          <w:szCs w:val="28"/>
+        </w:rPr>
+      </w:r>
+    </w:p>
+    <w:p>
+      <w:pPr>
+        <w:pStyle w:val="Heading1"/>
+        <w:pBdr>
+          <w:bottom w:val="single" w:sz="6" w:space="4" w:color="2E75B6"/>
+        </w:pBdr>
+        <w:spacing w:before="400" w:after="200"/>
+        <w:rPr>
+          <w:rFonts w:ascii="Arial" w:hAnsi="Arial" w:eastAsia="Arial" w:cs="Arial"/>
+          <w:b/>
+          <w:b/>
+          <w:bCs/>
+          <w:color w:val="1F3864"/>
+          <w:sz w:val="28"/>
+          <w:szCs w:val="28"/>
+        </w:rPr>
+      </w:pPr>
+      <w:r>
+        <w:rPr>
+          <w:rFonts w:eastAsia="Arial" w:cs="Arial" w:ascii="Arial" w:hAnsi="Arial"/>
+          <w:b/>
+          <w:bCs/>
+          <w:color w:val="1F3864"/>
+          <w:sz w:val="28"/>
+          <w:szCs w:val="28"/>
+        </w:rPr>
+      </w:r>
+    </w:p>
+    <w:p>
+      <w:pPr>
+        <w:pStyle w:val="Heading1"/>
+        <w:pBdr>
+          <w:bottom w:val="single" w:sz="6" w:space="4" w:color="2E75B6"/>
+        </w:pBdr>
+        <w:spacing w:before="400" w:after="200"/>
+        <w:rPr>
+          <w:rFonts w:ascii="Arial" w:hAnsi="Arial" w:eastAsia="Arial" w:cs="Arial"/>
+          <w:b/>
+          <w:b/>
+          <w:bCs/>
+          <w:color w:val="1F3864"/>
+          <w:sz w:val="28"/>
+          <w:szCs w:val="28"/>
+        </w:rPr>
+      </w:pPr>
+      <w:r>
+        <w:rPr>
+          <w:rFonts w:eastAsia="Arial" w:cs="Arial" w:ascii="Arial" w:hAnsi="Arial"/>
+          <w:b/>
+          <w:bCs/>
+          <w:color w:val="1F3864"/>
+          <w:sz w:val="28"/>
+          <w:szCs w:val="28"/>
+        </w:rPr>
+      </w:r>
+    </w:p>
+    <w:p>
+      <w:pPr>
+        <w:pStyle w:val="Heading1"/>
+        <w:pBdr>
+          <w:bottom w:val="single" w:sz="6" w:space="4" w:color="2E75B6"/>
+        </w:pBdr>
+        <w:spacing w:before="400" w:after="200"/>
+        <w:rPr>
+          <w:rFonts w:ascii="Arial" w:hAnsi="Arial" w:eastAsia="Arial" w:cs="Arial"/>
+          <w:b/>
+          <w:b/>
+          <w:bCs/>
+          <w:color w:val="1F3864"/>
+          <w:sz w:val="28"/>
+          <w:szCs w:val="28"/>
+        </w:rPr>
+      </w:pPr>
+      <w:r>
+        <w:rPr>
+          <w:rFonts w:eastAsia="Arial" w:cs="Arial" w:ascii="Arial" w:hAnsi="Arial"/>
+          <w:b/>
+          <w:bCs/>
+          <w:color w:val="1F3864"/>
+          <w:sz w:val="28"/>
+          <w:szCs w:val="28"/>
+        </w:rPr>
+      </w:r>
+    </w:p>
+    <w:p>
+      <w:pPr>
+        <w:pStyle w:val="Heading1"/>
+        <w:pBdr>
+          <w:bottom w:val="single" w:sz="6" w:space="4" w:color="2E75B6"/>
+        </w:pBdr>
+        <w:spacing w:before="400" w:after="200"/>
+        <w:rPr>
+          <w:rFonts w:ascii="Arial" w:hAnsi="Arial" w:eastAsia="Arial" w:cs="Arial"/>
+          <w:b/>
+          <w:b/>
+          <w:bCs/>
+          <w:color w:val="1F3864"/>
+          <w:sz w:val="28"/>
+          <w:szCs w:val="28"/>
+        </w:rPr>
+      </w:pPr>
+      <w:r>
+        <w:rPr>
+          <w:rFonts w:eastAsia="Arial" w:cs="Arial" w:ascii="Arial" w:hAnsi="Arial"/>
+          <w:b/>
+          <w:bCs/>
+          <w:color w:val="1F3864"/>
+          <w:sz w:val="28"/>
+          <w:szCs w:val="28"/>
+        </w:rPr>
       </w:r>
     </w:p>
     <w:p>
@@ -4210,10 +4701,10 @@
       </w:tblPr>
       <w:tblGrid>
         <w:gridCol w:w="1491"/>
-        <w:gridCol w:w="2475"/>
+        <w:gridCol w:w="2474"/>
         <w:gridCol w:w="2193"/>
         <w:gridCol w:w="2429"/>
-        <w:gridCol w:w="897"/>
+        <w:gridCol w:w="898"/>
       </w:tblGrid>
       <w:tr>
         <w:trPr>
@@ -4251,7 +4742,7 @@
         </w:tc>
         <w:tc>
           <w:tcPr>
-            <w:tcW w:w="2475" w:type="dxa"/>
+            <w:tcW w:w="2474" w:type="dxa"/>
             <w:tcBorders>
               <w:top w:val="single" w:sz="2" w:space="0" w:color="BBBBBB"/>
               <w:left w:val="single" w:sz="2" w:space="0" w:color="BBBBBB"/>
@@ -4341,7 +4832,7 @@
         </w:tc>
         <w:tc>
           <w:tcPr>
-            <w:tcW w:w="897" w:type="dxa"/>
+            <w:tcW w:w="898" w:type="dxa"/>
             <w:tcBorders>
               <w:top w:val="single" w:sz="2" w:space="0" w:color="BBBBBB"/>
               <w:left w:val="single" w:sz="2" w:space="0" w:color="BBBBBB"/>
@@ -4401,7 +4892,7 @@
         </w:tc>
         <w:tc>
           <w:tcPr>
-            <w:tcW w:w="2475" w:type="dxa"/>
+            <w:tcW w:w="2474" w:type="dxa"/>
             <w:tcBorders>
               <w:top w:val="single" w:sz="2" w:space="0" w:color="BBBBBB"/>
               <w:left w:val="single" w:sz="2" w:space="0" w:color="BBBBBB"/>
@@ -4482,7 +4973,7 @@
         </w:tc>
         <w:tc>
           <w:tcPr>
-            <w:tcW w:w="897" w:type="dxa"/>
+            <w:tcW w:w="898" w:type="dxa"/>
             <w:tcBorders>
               <w:top w:val="single" w:sz="2" w:space="0" w:color="BBBBBB"/>
               <w:left w:val="single" w:sz="2" w:space="0" w:color="BBBBBB"/>
@@ -4539,7 +5030,7 @@
         </w:tc>
         <w:tc>
           <w:tcPr>
-            <w:tcW w:w="2475" w:type="dxa"/>
+            <w:tcW w:w="2474" w:type="dxa"/>
             <w:tcBorders>
               <w:top w:val="single" w:sz="2" w:space="0" w:color="BBBBBB"/>
               <w:left w:val="single" w:sz="2" w:space="0" w:color="BBBBBB"/>
@@ -4620,7 +5111,7 @@
         </w:tc>
         <w:tc>
           <w:tcPr>
-            <w:tcW w:w="897" w:type="dxa"/>
+            <w:tcW w:w="898" w:type="dxa"/>
             <w:tcBorders>
               <w:top w:val="single" w:sz="2" w:space="0" w:color="BBBBBB"/>
               <w:left w:val="single" w:sz="2" w:space="0" w:color="BBBBBB"/>
@@ -4677,7 +5168,7 @@
         </w:tc>
         <w:tc>
           <w:tcPr>
-            <w:tcW w:w="2475" w:type="dxa"/>
+            <w:tcW w:w="2474" w:type="dxa"/>
             <w:tcBorders>
               <w:top w:val="single" w:sz="2" w:space="0" w:color="BBBBBB"/>
               <w:left w:val="single" w:sz="2" w:space="0" w:color="BBBBBB"/>
@@ -4758,7 +5249,7 @@
         </w:tc>
         <w:tc>
           <w:tcPr>
-            <w:tcW w:w="897" w:type="dxa"/>
+            <w:tcW w:w="898" w:type="dxa"/>
             <w:tcBorders>
               <w:top w:val="single" w:sz="2" w:space="0" w:color="BBBBBB"/>
               <w:left w:val="single" w:sz="2" w:space="0" w:color="BBBBBB"/>
@@ -4815,7 +5306,7 @@
         </w:tc>
         <w:tc>
           <w:tcPr>
-            <w:tcW w:w="2475" w:type="dxa"/>
+            <w:tcW w:w="2474" w:type="dxa"/>
             <w:tcBorders>
               <w:top w:val="single" w:sz="2" w:space="0" w:color="BBBBBB"/>
               <w:left w:val="single" w:sz="2" w:space="0" w:color="BBBBBB"/>
@@ -4896,7 +5387,7 @@
         </w:tc>
         <w:tc>
           <w:tcPr>
-            <w:tcW w:w="897" w:type="dxa"/>
+            <w:tcW w:w="898" w:type="dxa"/>
             <w:tcBorders>
               <w:top w:val="single" w:sz="2" w:space="0" w:color="BBBBBB"/>
               <w:left w:val="single" w:sz="2" w:space="0" w:color="BBBBBB"/>
@@ -4953,7 +5444,7 @@
         </w:tc>
         <w:tc>
           <w:tcPr>
-            <w:tcW w:w="2475" w:type="dxa"/>
+            <w:tcW w:w="2474" w:type="dxa"/>
             <w:tcBorders>
               <w:top w:val="single" w:sz="2" w:space="0" w:color="BBBBBB"/>
               <w:left w:val="single" w:sz="2" w:space="0" w:color="BBBBBB"/>
@@ -5034,7 +5525,7 @@
         </w:tc>
         <w:tc>
           <w:tcPr>
-            <w:tcW w:w="897" w:type="dxa"/>
+            <w:tcW w:w="898" w:type="dxa"/>
             <w:tcBorders>
               <w:top w:val="single" w:sz="2" w:space="0" w:color="BBBBBB"/>
               <w:left w:val="single" w:sz="2" w:space="0" w:color="BBBBBB"/>
@@ -5091,7 +5582,7 @@
         </w:tc>
         <w:tc>
           <w:tcPr>
-            <w:tcW w:w="2475" w:type="dxa"/>
+            <w:tcW w:w="2474" w:type="dxa"/>
             <w:tcBorders>
               <w:top w:val="single" w:sz="2" w:space="0" w:color="BBBBBB"/>
               <w:left w:val="single" w:sz="2" w:space="0" w:color="BBBBBB"/>
@@ -5166,13 +5657,13 @@
                 <w:sz w:val="20"/>
                 <w:szCs w:val="20"/>
               </w:rPr>
-              <w:t>SVCP-LLT-001</w:t>
-            </w:r>
-          </w:p>
-        </w:tc>
-        <w:tc>
-          <w:tcPr>
-            <w:tcW w:w="897" w:type="dxa"/>
+              <w:t>SUTC-001</w:t>
+            </w:r>
+          </w:p>
+        </w:tc>
+        <w:tc>
+          <w:tcPr>
+            <w:tcW w:w="898" w:type="dxa"/>
             <w:tcBorders>
               <w:top w:val="single" w:sz="2" w:space="0" w:color="BBBBBB"/>
               <w:left w:val="single" w:sz="2" w:space="0" w:color="BBBBBB"/>
@@ -5229,7 +5720,7 @@
         </w:tc>
         <w:tc>
           <w:tcPr>
-            <w:tcW w:w="2475" w:type="dxa"/>
+            <w:tcW w:w="2474" w:type="dxa"/>
             <w:tcBorders>
               <w:top w:val="single" w:sz="2" w:space="0" w:color="BBBBBB"/>
               <w:left w:val="single" w:sz="2" w:space="0" w:color="BBBBBB"/>
@@ -5304,13 +5795,13 @@
                 <w:sz w:val="20"/>
                 <w:szCs w:val="20"/>
               </w:rPr>
-              <w:t>SVCP-HLT-001</w:t>
-            </w:r>
-          </w:p>
-        </w:tc>
-        <w:tc>
-          <w:tcPr>
-            <w:tcW w:w="897" w:type="dxa"/>
+              <w:t>SVTC-001</w:t>
+            </w:r>
+          </w:p>
+        </w:tc>
+        <w:tc>
+          <w:tcPr>
+            <w:tcW w:w="898" w:type="dxa"/>
             <w:tcBorders>
               <w:top w:val="single" w:sz="2" w:space="0" w:color="BBBBBB"/>
               <w:left w:val="single" w:sz="2" w:space="0" w:color="BBBBBB"/>
@@ -5367,7 +5858,7 @@
         </w:tc>
         <w:tc>
           <w:tcPr>
-            <w:tcW w:w="2475" w:type="dxa"/>
+            <w:tcW w:w="2474" w:type="dxa"/>
             <w:tcBorders>
               <w:top w:val="single" w:sz="2" w:space="0" w:color="BBBBBB"/>
               <w:left w:val="single" w:sz="2" w:space="0" w:color="BBBBBB"/>
@@ -5442,13 +5933,13 @@
                 <w:sz w:val="20"/>
                 <w:szCs w:val="20"/>
               </w:rPr>
-              <w:t>STD-001</w:t>
-            </w:r>
-          </w:p>
-        </w:tc>
-        <w:tc>
-          <w:tcPr>
-            <w:tcW w:w="897" w:type="dxa"/>
+              <w:t>TM-001</w:t>
+            </w:r>
+          </w:p>
+        </w:tc>
+        <w:tc>
+          <w:tcPr>
+            <w:tcW w:w="898" w:type="dxa"/>
             <w:tcBorders>
               <w:top w:val="single" w:sz="2" w:space="0" w:color="BBBBBB"/>
               <w:left w:val="single" w:sz="2" w:space="0" w:color="BBBBBB"/>
@@ -5505,7 +5996,7 @@
         </w:tc>
         <w:tc>
           <w:tcPr>
-            <w:tcW w:w="2475" w:type="dxa"/>
+            <w:tcW w:w="2474" w:type="dxa"/>
             <w:tcBorders>
               <w:top w:val="single" w:sz="2" w:space="0" w:color="BBBBBB"/>
               <w:left w:val="single" w:sz="2" w:space="0" w:color="BBBBBB"/>
@@ -5586,7 +6077,7 @@
         </w:tc>
         <w:tc>
           <w:tcPr>
-            <w:tcW w:w="897" w:type="dxa"/>
+            <w:tcW w:w="898" w:type="dxa"/>
             <w:tcBorders>
               <w:top w:val="single" w:sz="2" w:space="0" w:color="BBBBBB"/>
               <w:left w:val="single" w:sz="2" w:space="0" w:color="BBBBBB"/>
@@ -5661,7 +6152,7 @@
         <w:pStyle w:val="ListParagraph"/>
         <w:numPr>
           <w:ilvl w:val="0"/>
-          <w:numId w:val="1"/>
+          <w:numId w:val="19"/>
         </w:numPr>
         <w:spacing w:before="60" w:after="60"/>
         <w:rPr/>
@@ -5680,7 +6171,7 @@
         <w:pStyle w:val="ListParagraph"/>
         <w:numPr>
           <w:ilvl w:val="0"/>
-          <w:numId w:val="1"/>
+          <w:numId w:val="20"/>
         </w:numPr>
         <w:spacing w:before="60" w:after="60"/>
         <w:rPr/>
@@ -5699,7 +6190,7 @@
         <w:pStyle w:val="ListParagraph"/>
         <w:numPr>
           <w:ilvl w:val="0"/>
-          <w:numId w:val="1"/>
+          <w:numId w:val="21"/>
         </w:numPr>
         <w:spacing w:before="60" w:after="60"/>
         <w:rPr/>
@@ -5718,7 +6209,7 @@
         <w:pStyle w:val="ListParagraph"/>
         <w:numPr>
           <w:ilvl w:val="0"/>
-          <w:numId w:val="1"/>
+          <w:numId w:val="22"/>
         </w:numPr>
         <w:spacing w:before="60" w:after="60"/>
         <w:rPr/>
@@ -5747,7 +6238,14 @@
         </w:rPr>
       </w:pPr>
       <w:r>
-        <w:rPr/>
+        <w:rPr>
+          <w:rFonts w:eastAsia="Arial" w:cs="Arial"/>
+          <w:b/>
+          <w:bCs/>
+          <w:color w:val="2E75B6"/>
+          <w:sz w:val="24"/>
+          <w:szCs w:val="24"/>
+        </w:rPr>
       </w:r>
     </w:p>
     <w:p>
@@ -6397,10 +6895,10 @@
         </w:tblCellMar>
       </w:tblPr>
       <w:tblGrid>
-        <w:gridCol w:w="1199"/>
-        <w:gridCol w:w="2001"/>
-        <w:gridCol w:w="3400"/>
-        <w:gridCol w:w="1759"/>
+        <w:gridCol w:w="1198"/>
+        <w:gridCol w:w="2002"/>
+        <w:gridCol w:w="3401"/>
+        <w:gridCol w:w="1758"/>
       </w:tblGrid>
       <w:tr>
         <w:trPr>
@@ -6408,7 +6906,7 @@
         </w:trPr>
         <w:tc>
           <w:tcPr>
-            <w:tcW w:w="1199" w:type="dxa"/>
+            <w:tcW w:w="1198" w:type="dxa"/>
             <w:tcBorders>
               <w:top w:val="single" w:sz="2" w:space="0" w:color="BBBBBB"/>
               <w:left w:val="single" w:sz="2" w:space="0" w:color="BBBBBB"/>
@@ -6438,7 +6936,7 @@
         </w:tc>
         <w:tc>
           <w:tcPr>
-            <w:tcW w:w="2001" w:type="dxa"/>
+            <w:tcW w:w="2002" w:type="dxa"/>
             <w:tcBorders>
               <w:top w:val="single" w:sz="2" w:space="0" w:color="BBBBBB"/>
               <w:left w:val="single" w:sz="2" w:space="0" w:color="BBBBBB"/>
@@ -6468,7 +6966,7 @@
         </w:tc>
         <w:tc>
           <w:tcPr>
-            <w:tcW w:w="3400" w:type="dxa"/>
+            <w:tcW w:w="3401" w:type="dxa"/>
             <w:tcBorders>
               <w:top w:val="single" w:sz="2" w:space="0" w:color="BBBBBB"/>
               <w:left w:val="single" w:sz="2" w:space="0" w:color="BBBBBB"/>
@@ -6498,7 +6996,7 @@
         </w:tc>
         <w:tc>
           <w:tcPr>
-            <w:tcW w:w="1759" w:type="dxa"/>
+            <w:tcW w:w="1758" w:type="dxa"/>
             <w:tcBorders>
               <w:top w:val="single" w:sz="2" w:space="0" w:color="BBBBBB"/>
               <w:left w:val="single" w:sz="2" w:space="0" w:color="BBBBBB"/>
@@ -6531,7 +7029,7 @@
         <w:trPr/>
         <w:tc>
           <w:tcPr>
-            <w:tcW w:w="1199" w:type="dxa"/>
+            <w:tcW w:w="1198" w:type="dxa"/>
             <w:tcBorders>
               <w:top w:val="single" w:sz="2" w:space="0" w:color="BBBBBB"/>
               <w:left w:val="single" w:sz="2" w:space="0" w:color="BBBBBB"/>
@@ -6558,7 +7056,7 @@
         </w:tc>
         <w:tc>
           <w:tcPr>
-            <w:tcW w:w="2001" w:type="dxa"/>
+            <w:tcW w:w="2002" w:type="dxa"/>
             <w:tcBorders>
               <w:top w:val="single" w:sz="2" w:space="0" w:color="BBBBBB"/>
               <w:left w:val="single" w:sz="2" w:space="0" w:color="BBBBBB"/>
@@ -6585,7 +7083,7 @@
         </w:tc>
         <w:tc>
           <w:tcPr>
-            <w:tcW w:w="3400" w:type="dxa"/>
+            <w:tcW w:w="3401" w:type="dxa"/>
             <w:tcBorders>
               <w:top w:val="single" w:sz="2" w:space="0" w:color="BBBBBB"/>
               <w:left w:val="single" w:sz="2" w:space="0" w:color="BBBBBB"/>
@@ -6612,7 +7110,7 @@
         </w:tc>
         <w:tc>
           <w:tcPr>
-            <w:tcW w:w="1759" w:type="dxa"/>
+            <w:tcW w:w="1758" w:type="dxa"/>
             <w:tcBorders>
               <w:top w:val="single" w:sz="2" w:space="0" w:color="BBBBBB"/>
               <w:left w:val="single" w:sz="2" w:space="0" w:color="BBBBBB"/>
@@ -6642,7 +7140,7 @@
         <w:trPr/>
         <w:tc>
           <w:tcPr>
-            <w:tcW w:w="1199" w:type="dxa"/>
+            <w:tcW w:w="1198" w:type="dxa"/>
             <w:tcBorders>
               <w:top w:val="single" w:sz="2" w:space="0" w:color="BBBBBB"/>
               <w:left w:val="single" w:sz="2" w:space="0" w:color="BBBBBB"/>
@@ -6669,7 +7167,7 @@
         </w:tc>
         <w:tc>
           <w:tcPr>
-            <w:tcW w:w="2001" w:type="dxa"/>
+            <w:tcW w:w="2002" w:type="dxa"/>
             <w:tcBorders>
               <w:top w:val="single" w:sz="2" w:space="0" w:color="BBBBBB"/>
               <w:left w:val="single" w:sz="2" w:space="0" w:color="BBBBBB"/>
@@ -6696,7 +7194,7 @@
         </w:tc>
         <w:tc>
           <w:tcPr>
-            <w:tcW w:w="3400" w:type="dxa"/>
+            <w:tcW w:w="3401" w:type="dxa"/>
             <w:tcBorders>
               <w:top w:val="single" w:sz="2" w:space="0" w:color="BBBBBB"/>
               <w:left w:val="single" w:sz="2" w:space="0" w:color="BBBBBB"/>
@@ -6723,7 +7221,7 @@
         </w:tc>
         <w:tc>
           <w:tcPr>
-            <w:tcW w:w="1759" w:type="dxa"/>
+            <w:tcW w:w="1758" w:type="dxa"/>
             <w:tcBorders>
               <w:top w:val="single" w:sz="2" w:space="0" w:color="BBBBBB"/>
               <w:left w:val="single" w:sz="2" w:space="0" w:color="BBBBBB"/>
@@ -6753,7 +7251,7 @@
         <w:trPr/>
         <w:tc>
           <w:tcPr>
-            <w:tcW w:w="1199" w:type="dxa"/>
+            <w:tcW w:w="1198" w:type="dxa"/>
             <w:tcBorders>
               <w:top w:val="single" w:sz="2" w:space="0" w:color="BBBBBB"/>
               <w:left w:val="single" w:sz="2" w:space="0" w:color="BBBBBB"/>
@@ -6780,7 +7278,7 @@
         </w:tc>
         <w:tc>
           <w:tcPr>
-            <w:tcW w:w="2001" w:type="dxa"/>
+            <w:tcW w:w="2002" w:type="dxa"/>
             <w:tcBorders>
               <w:top w:val="single" w:sz="2" w:space="0" w:color="BBBBBB"/>
               <w:left w:val="single" w:sz="2" w:space="0" w:color="BBBBBB"/>
@@ -6807,7 +7305,7 @@
         </w:tc>
         <w:tc>
           <w:tcPr>
-            <w:tcW w:w="3400" w:type="dxa"/>
+            <w:tcW w:w="3401" w:type="dxa"/>
             <w:tcBorders>
               <w:top w:val="single" w:sz="2" w:space="0" w:color="BBBBBB"/>
               <w:left w:val="single" w:sz="2" w:space="0" w:color="BBBBBB"/>
@@ -6834,7 +7332,7 @@
         </w:tc>
         <w:tc>
           <w:tcPr>
-            <w:tcW w:w="1759" w:type="dxa"/>
+            <w:tcW w:w="1758" w:type="dxa"/>
             <w:tcBorders>
               <w:top w:val="single" w:sz="2" w:space="0" w:color="BBBBBB"/>
               <w:left w:val="single" w:sz="2" w:space="0" w:color="BBBBBB"/>
@@ -6866,6 +7364,60 @@
         <w:pStyle w:val="Normal"/>
         <w:spacing w:before="100" w:after="100"/>
         <w:rPr/>
+      </w:pPr>
+      <w:r>
+        <w:rPr/>
+      </w:r>
+    </w:p>
+    <w:p>
+      <w:pPr>
+        <w:pStyle w:val="Heading2"/>
+        <w:spacing w:before="300" w:after="150"/>
+        <w:rPr>
+          <w:rFonts w:ascii="Arial" w:hAnsi="Arial" w:eastAsia="Arial" w:cs="Arial"/>
+          <w:b/>
+          <w:b/>
+          <w:bCs/>
+          <w:color w:val="2E75B6"/>
+          <w:sz w:val="24"/>
+          <w:szCs w:val="24"/>
+        </w:rPr>
+      </w:pPr>
+      <w:r>
+        <w:rPr/>
+      </w:r>
+    </w:p>
+    <w:p>
+      <w:pPr>
+        <w:pStyle w:val="Heading2"/>
+        <w:spacing w:before="300" w:after="150"/>
+        <w:rPr>
+          <w:rFonts w:ascii="Arial" w:hAnsi="Arial" w:eastAsia="Arial" w:cs="Arial"/>
+          <w:b/>
+          <w:b/>
+          <w:bCs/>
+          <w:color w:val="2E75B6"/>
+          <w:sz w:val="24"/>
+          <w:szCs w:val="24"/>
+        </w:rPr>
+      </w:pPr>
+      <w:r>
+        <w:rPr/>
+      </w:r>
+    </w:p>
+    <w:p>
+      <w:pPr>
+        <w:pStyle w:val="Heading2"/>
+        <w:spacing w:before="300" w:after="150"/>
+        <w:rPr>
+          <w:rFonts w:ascii="Arial" w:hAnsi="Arial" w:eastAsia="Arial" w:cs="Arial"/>
+          <w:b/>
+          <w:b/>
+          <w:bCs/>
+          <w:color w:val="2E75B6"/>
+          <w:sz w:val="24"/>
+          <w:szCs w:val="24"/>
+        </w:rPr>
       </w:pPr>
       <w:r>
         <w:rPr/>
@@ -6914,8 +7466,8 @@
       </w:tblPr>
       <w:tblGrid>
         <w:gridCol w:w="1300"/>
-        <w:gridCol w:w="1999"/>
-        <w:gridCol w:w="2801"/>
+        <w:gridCol w:w="1998"/>
+        <w:gridCol w:w="2802"/>
         <w:gridCol w:w="999"/>
         <w:gridCol w:w="761"/>
       </w:tblGrid>
@@ -6955,7 +7507,7 @@
         </w:tc>
         <w:tc>
           <w:tcPr>
-            <w:tcW w:w="1999" w:type="dxa"/>
+            <w:tcW w:w="1998" w:type="dxa"/>
             <w:tcBorders>
               <w:top w:val="single" w:sz="2" w:space="0" w:color="BBBBBB"/>
               <w:left w:val="single" w:sz="2" w:space="0" w:color="BBBBBB"/>
@@ -6985,7 +7537,7 @@
         </w:tc>
         <w:tc>
           <w:tcPr>
-            <w:tcW w:w="2801" w:type="dxa"/>
+            <w:tcW w:w="2802" w:type="dxa"/>
             <w:tcBorders>
               <w:top w:val="single" w:sz="2" w:space="0" w:color="BBBBBB"/>
               <w:left w:val="single" w:sz="2" w:space="0" w:color="BBBBBB"/>
@@ -7105,7 +7657,7 @@
         </w:tc>
         <w:tc>
           <w:tcPr>
-            <w:tcW w:w="1999" w:type="dxa"/>
+            <w:tcW w:w="1998" w:type="dxa"/>
             <w:tcBorders>
               <w:top w:val="single" w:sz="2" w:space="0" w:color="BBBBBB"/>
               <w:left w:val="single" w:sz="2" w:space="0" w:color="BBBBBB"/>
@@ -7132,7 +7684,7 @@
         </w:tc>
         <w:tc>
           <w:tcPr>
-            <w:tcW w:w="2801" w:type="dxa"/>
+            <w:tcW w:w="2802" w:type="dxa"/>
             <w:tcBorders>
               <w:top w:val="single" w:sz="2" w:space="0" w:color="BBBBBB"/>
               <w:left w:val="single" w:sz="2" w:space="0" w:color="BBBBBB"/>
@@ -7243,7 +7795,7 @@
         </w:tc>
         <w:tc>
           <w:tcPr>
-            <w:tcW w:w="1999" w:type="dxa"/>
+            <w:tcW w:w="1998" w:type="dxa"/>
             <w:tcBorders>
               <w:top w:val="single" w:sz="2" w:space="0" w:color="BBBBBB"/>
               <w:left w:val="single" w:sz="2" w:space="0" w:color="BBBBBB"/>
@@ -7270,7 +7822,7 @@
         </w:tc>
         <w:tc>
           <w:tcPr>
-            <w:tcW w:w="2801" w:type="dxa"/>
+            <w:tcW w:w="2802" w:type="dxa"/>
             <w:tcBorders>
               <w:top w:val="single" w:sz="2" w:space="0" w:color="BBBBBB"/>
               <w:left w:val="single" w:sz="2" w:space="0" w:color="BBBBBB"/>
@@ -7381,7 +7933,7 @@
         </w:tc>
         <w:tc>
           <w:tcPr>
-            <w:tcW w:w="1999" w:type="dxa"/>
+            <w:tcW w:w="1998" w:type="dxa"/>
             <w:tcBorders>
               <w:top w:val="single" w:sz="2" w:space="0" w:color="BBBBBB"/>
               <w:left w:val="single" w:sz="2" w:space="0" w:color="BBBBBB"/>
@@ -7408,7 +7960,7 @@
         </w:tc>
         <w:tc>
           <w:tcPr>
-            <w:tcW w:w="2801" w:type="dxa"/>
+            <w:tcW w:w="2802" w:type="dxa"/>
             <w:tcBorders>
               <w:top w:val="single" w:sz="2" w:space="0" w:color="BBBBBB"/>
               <w:left w:val="single" w:sz="2" w:space="0" w:color="BBBBBB"/>
@@ -7513,13 +8065,13 @@
                 <w:sz w:val="20"/>
                 <w:szCs w:val="20"/>
               </w:rPr>
-              <w:t>SVCP-LLT-001</w:t>
-            </w:r>
-          </w:p>
-        </w:tc>
-        <w:tc>
-          <w:tcPr>
-            <w:tcW w:w="1999" w:type="dxa"/>
+              <w:t>SUTC-001</w:t>
+            </w:r>
+          </w:p>
+        </w:tc>
+        <w:tc>
+          <w:tcPr>
+            <w:tcW w:w="1998" w:type="dxa"/>
             <w:tcBorders>
               <w:top w:val="single" w:sz="2" w:space="0" w:color="BBBBBB"/>
               <w:left w:val="single" w:sz="2" w:space="0" w:color="BBBBBB"/>
@@ -7546,7 +8098,7 @@
         </w:tc>
         <w:tc>
           <w:tcPr>
-            <w:tcW w:w="2801" w:type="dxa"/>
+            <w:tcW w:w="2802" w:type="dxa"/>
             <w:tcBorders>
               <w:top w:val="single" w:sz="2" w:space="0" w:color="BBBBBB"/>
               <w:left w:val="single" w:sz="2" w:space="0" w:color="BBBBBB"/>
@@ -7651,13 +8203,13 @@
                 <w:sz w:val="20"/>
                 <w:szCs w:val="20"/>
               </w:rPr>
-              <w:t>SVCP-HLT-001</w:t>
-            </w:r>
-          </w:p>
-        </w:tc>
-        <w:tc>
-          <w:tcPr>
-            <w:tcW w:w="1999" w:type="dxa"/>
+              <w:t>SVTC-001</w:t>
+            </w:r>
+          </w:p>
+        </w:tc>
+        <w:tc>
+          <w:tcPr>
+            <w:tcW w:w="1998" w:type="dxa"/>
             <w:tcBorders>
               <w:top w:val="single" w:sz="2" w:space="0" w:color="BBBBBB"/>
               <w:left w:val="single" w:sz="2" w:space="0" w:color="BBBBBB"/>
@@ -7684,7 +8236,7 @@
         </w:tc>
         <w:tc>
           <w:tcPr>
-            <w:tcW w:w="2801" w:type="dxa"/>
+            <w:tcW w:w="2802" w:type="dxa"/>
             <w:tcBorders>
               <w:top w:val="single" w:sz="2" w:space="0" w:color="BBBBBB"/>
               <w:left w:val="single" w:sz="2" w:space="0" w:color="BBBBBB"/>
@@ -7789,13 +8341,13 @@
                 <w:sz w:val="20"/>
                 <w:szCs w:val="20"/>
               </w:rPr>
-              <w:t>STD-001</w:t>
-            </w:r>
-          </w:p>
-        </w:tc>
-        <w:tc>
-          <w:tcPr>
-            <w:tcW w:w="1999" w:type="dxa"/>
+              <w:t>TM-001</w:t>
+            </w:r>
+          </w:p>
+        </w:tc>
+        <w:tc>
+          <w:tcPr>
+            <w:tcW w:w="1998" w:type="dxa"/>
             <w:tcBorders>
               <w:top w:val="single" w:sz="2" w:space="0" w:color="BBBBBB"/>
               <w:left w:val="single" w:sz="2" w:space="0" w:color="BBBBBB"/>
@@ -7822,7 +8374,7 @@
         </w:tc>
         <w:tc>
           <w:tcPr>
-            <w:tcW w:w="2801" w:type="dxa"/>
+            <w:tcW w:w="2802" w:type="dxa"/>
             <w:tcBorders>
               <w:top w:val="single" w:sz="2" w:space="0" w:color="BBBBBB"/>
               <w:left w:val="single" w:sz="2" w:space="0" w:color="BBBBBB"/>
@@ -7933,7 +8485,7 @@
         </w:tc>
         <w:tc>
           <w:tcPr>
-            <w:tcW w:w="1999" w:type="dxa"/>
+            <w:tcW w:w="1998" w:type="dxa"/>
             <w:tcBorders>
               <w:top w:val="single" w:sz="2" w:space="0" w:color="BBBBBB"/>
               <w:left w:val="single" w:sz="2" w:space="0" w:color="BBBBBB"/>
@@ -7960,7 +8512,7 @@
         </w:tc>
         <w:tc>
           <w:tcPr>
-            <w:tcW w:w="2801" w:type="dxa"/>
+            <w:tcW w:w="2802" w:type="dxa"/>
             <w:tcBorders>
               <w:top w:val="single" w:sz="2" w:space="0" w:color="BBBBBB"/>
               <w:left w:val="single" w:sz="2" w:space="0" w:color="BBBBBB"/>
@@ -8126,8 +8678,8 @@
         </w:tblCellMar>
       </w:tblPr>
       <w:tblGrid>
-        <w:gridCol w:w="1999"/>
-        <w:gridCol w:w="2600"/>
+        <w:gridCol w:w="1998"/>
+        <w:gridCol w:w="2601"/>
         <w:gridCol w:w="1801"/>
         <w:gridCol w:w="1959"/>
       </w:tblGrid>
@@ -8137,7 +8689,7 @@
         </w:trPr>
         <w:tc>
           <w:tcPr>
-            <w:tcW w:w="1999" w:type="dxa"/>
+            <w:tcW w:w="1998" w:type="dxa"/>
             <w:tcBorders>
               <w:top w:val="single" w:sz="2" w:space="0" w:color="BBBBBB"/>
               <w:left w:val="single" w:sz="2" w:space="0" w:color="BBBBBB"/>
@@ -8167,7 +8719,7 @@
         </w:tc>
         <w:tc>
           <w:tcPr>
-            <w:tcW w:w="2600" w:type="dxa"/>
+            <w:tcW w:w="2601" w:type="dxa"/>
             <w:tcBorders>
               <w:top w:val="single" w:sz="2" w:space="0" w:color="BBBBBB"/>
               <w:left w:val="single" w:sz="2" w:space="0" w:color="BBBBBB"/>
@@ -8260,7 +8812,7 @@
         <w:trPr/>
         <w:tc>
           <w:tcPr>
-            <w:tcW w:w="1999" w:type="dxa"/>
+            <w:tcW w:w="1998" w:type="dxa"/>
             <w:tcBorders>
               <w:top w:val="single" w:sz="2" w:space="0" w:color="BBBBBB"/>
               <w:left w:val="single" w:sz="2" w:space="0" w:color="BBBBBB"/>
@@ -8287,7 +8839,7 @@
         </w:tc>
         <w:tc>
           <w:tcPr>
-            <w:tcW w:w="2600" w:type="dxa"/>
+            <w:tcW w:w="2601" w:type="dxa"/>
             <w:tcBorders>
               <w:top w:val="single" w:sz="2" w:space="0" w:color="BBBBBB"/>
               <w:left w:val="single" w:sz="2" w:space="0" w:color="BBBBBB"/>
@@ -8371,7 +8923,7 @@
         <w:trPr/>
         <w:tc>
           <w:tcPr>
-            <w:tcW w:w="1999" w:type="dxa"/>
+            <w:tcW w:w="1998" w:type="dxa"/>
             <w:tcBorders>
               <w:top w:val="single" w:sz="2" w:space="0" w:color="BBBBBB"/>
               <w:left w:val="single" w:sz="2" w:space="0" w:color="BBBBBB"/>
@@ -8398,7 +8950,7 @@
         </w:tc>
         <w:tc>
           <w:tcPr>
-            <w:tcW w:w="2600" w:type="dxa"/>
+            <w:tcW w:w="2601" w:type="dxa"/>
             <w:tcBorders>
               <w:top w:val="single" w:sz="2" w:space="0" w:color="BBBBBB"/>
               <w:left w:val="single" w:sz="2" w:space="0" w:color="BBBBBB"/>
@@ -8482,7 +9034,7 @@
         <w:trPr/>
         <w:tc>
           <w:tcPr>
-            <w:tcW w:w="1999" w:type="dxa"/>
+            <w:tcW w:w="1998" w:type="dxa"/>
             <w:tcBorders>
               <w:top w:val="single" w:sz="2" w:space="0" w:color="BBBBBB"/>
               <w:left w:val="single" w:sz="2" w:space="0" w:color="BBBBBB"/>
@@ -8509,7 +9061,7 @@
         </w:tc>
         <w:tc>
           <w:tcPr>
-            <w:tcW w:w="2600" w:type="dxa"/>
+            <w:tcW w:w="2601" w:type="dxa"/>
             <w:tcBorders>
               <w:top w:val="single" w:sz="2" w:space="0" w:color="BBBBBB"/>
               <w:left w:val="single" w:sz="2" w:space="0" w:color="BBBBBB"/>
@@ -8593,7 +9145,7 @@
         <w:trPr/>
         <w:tc>
           <w:tcPr>
-            <w:tcW w:w="1999" w:type="dxa"/>
+            <w:tcW w:w="1998" w:type="dxa"/>
             <w:tcBorders>
               <w:top w:val="single" w:sz="2" w:space="0" w:color="BBBBBB"/>
               <w:left w:val="single" w:sz="2" w:space="0" w:color="BBBBBB"/>
@@ -8620,7 +9172,7 @@
         </w:tc>
         <w:tc>
           <w:tcPr>
-            <w:tcW w:w="2600" w:type="dxa"/>
+            <w:tcW w:w="2601" w:type="dxa"/>
             <w:tcBorders>
               <w:top w:val="single" w:sz="2" w:space="0" w:color="BBBBBB"/>
               <w:left w:val="single" w:sz="2" w:space="0" w:color="BBBBBB"/>
@@ -8668,7 +9220,7 @@
                 <w:sz w:val="20"/>
                 <w:szCs w:val="20"/>
               </w:rPr>
-              <w:t>SVCP-LLT-001</w:t>
+              <w:t>SUTC-001</w:t>
             </w:r>
           </w:p>
         </w:tc>
@@ -8704,7 +9256,7 @@
         <w:trPr/>
         <w:tc>
           <w:tcPr>
-            <w:tcW w:w="1999" w:type="dxa"/>
+            <w:tcW w:w="1998" w:type="dxa"/>
             <w:tcBorders>
               <w:top w:val="single" w:sz="2" w:space="0" w:color="BBBBBB"/>
               <w:left w:val="single" w:sz="2" w:space="0" w:color="BBBBBB"/>
@@ -8731,7 +9283,7 @@
         </w:tc>
         <w:tc>
           <w:tcPr>
-            <w:tcW w:w="2600" w:type="dxa"/>
+            <w:tcW w:w="2601" w:type="dxa"/>
             <w:tcBorders>
               <w:top w:val="single" w:sz="2" w:space="0" w:color="BBBBBB"/>
               <w:left w:val="single" w:sz="2" w:space="0" w:color="BBBBBB"/>
@@ -8779,7 +9331,7 @@
                 <w:sz w:val="20"/>
                 <w:szCs w:val="20"/>
               </w:rPr>
-              <w:t>SVCP-HLT-001</w:t>
+              <w:t>SVTC-001</w:t>
             </w:r>
           </w:p>
         </w:tc>
@@ -8815,7 +9367,7 @@
         <w:trPr/>
         <w:tc>
           <w:tcPr>
-            <w:tcW w:w="1999" w:type="dxa"/>
+            <w:tcW w:w="1998" w:type="dxa"/>
             <w:tcBorders>
               <w:top w:val="single" w:sz="2" w:space="0" w:color="BBBBBB"/>
               <w:left w:val="single" w:sz="2" w:space="0" w:color="BBBBBB"/>
@@ -8842,7 +9394,7 @@
         </w:tc>
         <w:tc>
           <w:tcPr>
-            <w:tcW w:w="2600" w:type="dxa"/>
+            <w:tcW w:w="2601" w:type="dxa"/>
             <w:tcBorders>
               <w:top w:val="single" w:sz="2" w:space="0" w:color="BBBBBB"/>
               <w:left w:val="single" w:sz="2" w:space="0" w:color="BBBBBB"/>
@@ -8890,7 +9442,7 @@
                 <w:sz w:val="20"/>
                 <w:szCs w:val="20"/>
               </w:rPr>
-              <w:t>STD-001</w:t>
+              <w:t>TM-001</w:t>
             </w:r>
           </w:p>
         </w:tc>
@@ -8926,7 +9478,7 @@
         <w:trPr/>
         <w:tc>
           <w:tcPr>
-            <w:tcW w:w="1999" w:type="dxa"/>
+            <w:tcW w:w="1998" w:type="dxa"/>
             <w:tcBorders>
               <w:top w:val="single" w:sz="2" w:space="0" w:color="BBBBBB"/>
               <w:left w:val="single" w:sz="2" w:space="0" w:color="BBBBBB"/>
@@ -8953,7 +9505,7 @@
         </w:tc>
         <w:tc>
           <w:tcPr>
-            <w:tcW w:w="2600" w:type="dxa"/>
+            <w:tcW w:w="2601" w:type="dxa"/>
             <w:tcBorders>
               <w:top w:val="single" w:sz="2" w:space="0" w:color="BBBBBB"/>
               <w:left w:val="single" w:sz="2" w:space="0" w:color="BBBBBB"/>
@@ -9082,7 +9634,7 @@
         <w:pStyle w:val="ListParagraph"/>
         <w:numPr>
           <w:ilvl w:val="0"/>
-          <w:numId w:val="1"/>
+          <w:numId w:val="23"/>
         </w:numPr>
         <w:spacing w:before="60" w:after="60"/>
         <w:rPr/>
@@ -9101,7 +9653,7 @@
         <w:pStyle w:val="ListParagraph"/>
         <w:numPr>
           <w:ilvl w:val="0"/>
-          <w:numId w:val="1"/>
+          <w:numId w:val="24"/>
         </w:numPr>
         <w:spacing w:before="60" w:after="60"/>
         <w:rPr/>
@@ -9120,7 +9672,7 @@
         <w:pStyle w:val="ListParagraph"/>
         <w:numPr>
           <w:ilvl w:val="0"/>
-          <w:numId w:val="1"/>
+          <w:numId w:val="25"/>
         </w:numPr>
         <w:spacing w:before="60" w:after="60"/>
         <w:rPr/>
@@ -9186,9 +9738,9 @@
         </w:tblCellMar>
       </w:tblPr>
       <w:tblGrid>
-        <w:gridCol w:w="1799"/>
+        <w:gridCol w:w="1798"/>
         <w:gridCol w:w="3000"/>
-        <w:gridCol w:w="4561"/>
+        <w:gridCol w:w="4562"/>
       </w:tblGrid>
       <w:tr>
         <w:trPr>
@@ -9196,7 +9748,7 @@
         </w:trPr>
         <w:tc>
           <w:tcPr>
-            <w:tcW w:w="1799" w:type="dxa"/>
+            <w:tcW w:w="1798" w:type="dxa"/>
             <w:tcBorders>
               <w:top w:val="single" w:sz="2" w:space="0" w:color="BBBBBB"/>
               <w:left w:val="single" w:sz="2" w:space="0" w:color="BBBBBB"/>
@@ -9256,7 +9808,7 @@
         </w:tc>
         <w:tc>
           <w:tcPr>
-            <w:tcW w:w="4561" w:type="dxa"/>
+            <w:tcW w:w="4562" w:type="dxa"/>
             <w:tcBorders>
               <w:top w:val="single" w:sz="2" w:space="0" w:color="BBBBBB"/>
               <w:left w:val="single" w:sz="2" w:space="0" w:color="BBBBBB"/>
@@ -9289,7 +9841,7 @@
         <w:trPr/>
         <w:tc>
           <w:tcPr>
-            <w:tcW w:w="1799" w:type="dxa"/>
+            <w:tcW w:w="1798" w:type="dxa"/>
             <w:tcBorders>
               <w:top w:val="single" w:sz="2" w:space="0" w:color="BBBBBB"/>
               <w:left w:val="single" w:sz="2" w:space="0" w:color="BBBBBB"/>
@@ -9343,7 +9895,7 @@
         </w:tc>
         <w:tc>
           <w:tcPr>
-            <w:tcW w:w="4561" w:type="dxa"/>
+            <w:tcW w:w="4562" w:type="dxa"/>
             <w:tcBorders>
               <w:top w:val="single" w:sz="2" w:space="0" w:color="BBBBBB"/>
               <w:left w:val="single" w:sz="2" w:space="0" w:color="BBBBBB"/>
@@ -9373,7 +9925,7 @@
         <w:trPr/>
         <w:tc>
           <w:tcPr>
-            <w:tcW w:w="1799" w:type="dxa"/>
+            <w:tcW w:w="1798" w:type="dxa"/>
             <w:tcBorders>
               <w:top w:val="single" w:sz="2" w:space="0" w:color="BBBBBB"/>
               <w:left w:val="single" w:sz="2" w:space="0" w:color="BBBBBB"/>
@@ -9427,7 +9979,7 @@
         </w:tc>
         <w:tc>
           <w:tcPr>
-            <w:tcW w:w="4561" w:type="dxa"/>
+            <w:tcW w:w="4562" w:type="dxa"/>
             <w:tcBorders>
               <w:top w:val="single" w:sz="2" w:space="0" w:color="BBBBBB"/>
               <w:left w:val="single" w:sz="2" w:space="0" w:color="BBBBBB"/>
@@ -9457,7 +10009,7 @@
         <w:trPr/>
         <w:tc>
           <w:tcPr>
-            <w:tcW w:w="1799" w:type="dxa"/>
+            <w:tcW w:w="1798" w:type="dxa"/>
             <w:tcBorders>
               <w:top w:val="single" w:sz="2" w:space="0" w:color="BBBBBB"/>
               <w:left w:val="single" w:sz="2" w:space="0" w:color="BBBBBB"/>
@@ -9511,7 +10063,7 @@
         </w:tc>
         <w:tc>
           <w:tcPr>
-            <w:tcW w:w="4561" w:type="dxa"/>
+            <w:tcW w:w="4562" w:type="dxa"/>
             <w:tcBorders>
               <w:top w:val="single" w:sz="2" w:space="0" w:color="BBBBBB"/>
               <w:left w:val="single" w:sz="2" w:space="0" w:color="BBBBBB"/>
@@ -9666,10 +10218,10 @@
         </w:tblCellMar>
       </w:tblPr>
       <w:tblGrid>
-        <w:gridCol w:w="1199"/>
-        <w:gridCol w:w="1400"/>
-        <w:gridCol w:w="1000"/>
-        <w:gridCol w:w="2801"/>
+        <w:gridCol w:w="1350"/>
+        <w:gridCol w:w="1249"/>
+        <w:gridCol w:w="999"/>
+        <w:gridCol w:w="2802"/>
         <w:gridCol w:w="1960"/>
       </w:tblGrid>
       <w:tr>
@@ -9678,7 +10230,7 @@
         </w:trPr>
         <w:tc>
           <w:tcPr>
-            <w:tcW w:w="1199" w:type="dxa"/>
+            <w:tcW w:w="1350" w:type="dxa"/>
             <w:tcBorders>
               <w:top w:val="single" w:sz="2" w:space="0" w:color="BBBBBB"/>
               <w:left w:val="single" w:sz="2" w:space="0" w:color="BBBBBB"/>
@@ -9708,7 +10260,7 @@
         </w:tc>
         <w:tc>
           <w:tcPr>
-            <w:tcW w:w="1400" w:type="dxa"/>
+            <w:tcW w:w="1249" w:type="dxa"/>
             <w:tcBorders>
               <w:top w:val="single" w:sz="2" w:space="0" w:color="BBBBBB"/>
               <w:left w:val="single" w:sz="2" w:space="0" w:color="BBBBBB"/>
@@ -9738,7 +10290,7 @@
         </w:tc>
         <w:tc>
           <w:tcPr>
-            <w:tcW w:w="1000" w:type="dxa"/>
+            <w:tcW w:w="999" w:type="dxa"/>
             <w:tcBorders>
               <w:top w:val="single" w:sz="2" w:space="0" w:color="BBBBBB"/>
               <w:left w:val="single" w:sz="2" w:space="0" w:color="BBBBBB"/>
@@ -9768,7 +10320,7 @@
         </w:tc>
         <w:tc>
           <w:tcPr>
-            <w:tcW w:w="2801" w:type="dxa"/>
+            <w:tcW w:w="2802" w:type="dxa"/>
             <w:tcBorders>
               <w:top w:val="single" w:sz="2" w:space="0" w:color="BBBBBB"/>
               <w:left w:val="single" w:sz="2" w:space="0" w:color="BBBBBB"/>
@@ -9831,7 +10383,7 @@
         <w:trPr/>
         <w:tc>
           <w:tcPr>
-            <w:tcW w:w="1199" w:type="dxa"/>
+            <w:tcW w:w="1350" w:type="dxa"/>
             <w:tcBorders>
               <w:top w:val="single" w:sz="2" w:space="0" w:color="BBBBBB"/>
               <w:left w:val="single" w:sz="2" w:space="0" w:color="BBBBBB"/>
@@ -9858,7 +10410,7 @@
         </w:tc>
         <w:tc>
           <w:tcPr>
-            <w:tcW w:w="1400" w:type="dxa"/>
+            <w:tcW w:w="1249" w:type="dxa"/>
             <w:tcBorders>
               <w:top w:val="single" w:sz="2" w:space="0" w:color="BBBBBB"/>
               <w:left w:val="single" w:sz="2" w:space="0" w:color="BBBBBB"/>
@@ -9885,7 +10437,7 @@
         </w:tc>
         <w:tc>
           <w:tcPr>
-            <w:tcW w:w="1000" w:type="dxa"/>
+            <w:tcW w:w="999" w:type="dxa"/>
             <w:tcBorders>
               <w:top w:val="single" w:sz="2" w:space="0" w:color="BBBBBB"/>
               <w:left w:val="single" w:sz="2" w:space="0" w:color="BBBBBB"/>
@@ -9912,7 +10464,7 @@
         </w:tc>
         <w:tc>
           <w:tcPr>
-            <w:tcW w:w="2801" w:type="dxa"/>
+            <w:tcW w:w="2802" w:type="dxa"/>
             <w:tcBorders>
               <w:top w:val="single" w:sz="2" w:space="0" w:color="BBBBBB"/>
               <w:left w:val="single" w:sz="2" w:space="0" w:color="BBBBBB"/>
@@ -9969,7 +10521,7 @@
         <w:trPr/>
         <w:tc>
           <w:tcPr>
-            <w:tcW w:w="1199" w:type="dxa"/>
+            <w:tcW w:w="1350" w:type="dxa"/>
             <w:tcBorders>
               <w:top w:val="single" w:sz="2" w:space="0" w:color="BBBBBB"/>
               <w:left w:val="single" w:sz="2" w:space="0" w:color="BBBBBB"/>
@@ -9996,7 +10548,7 @@
         </w:tc>
         <w:tc>
           <w:tcPr>
-            <w:tcW w:w="1400" w:type="dxa"/>
+            <w:tcW w:w="1249" w:type="dxa"/>
             <w:tcBorders>
               <w:top w:val="single" w:sz="2" w:space="0" w:color="BBBBBB"/>
               <w:left w:val="single" w:sz="2" w:space="0" w:color="BBBBBB"/>
@@ -10023,7 +10575,7 @@
         </w:tc>
         <w:tc>
           <w:tcPr>
-            <w:tcW w:w="1000" w:type="dxa"/>
+            <w:tcW w:w="999" w:type="dxa"/>
             <w:tcBorders>
               <w:top w:val="single" w:sz="2" w:space="0" w:color="BBBBBB"/>
               <w:left w:val="single" w:sz="2" w:space="0" w:color="BBBBBB"/>
@@ -10050,7 +10602,7 @@
         </w:tc>
         <w:tc>
           <w:tcPr>
-            <w:tcW w:w="2801" w:type="dxa"/>
+            <w:tcW w:w="2802" w:type="dxa"/>
             <w:tcBorders>
               <w:top w:val="single" w:sz="2" w:space="0" w:color="BBBBBB"/>
               <w:left w:val="single" w:sz="2" w:space="0" w:color="BBBBBB"/>
@@ -10107,7 +10659,7 @@
         <w:trPr/>
         <w:tc>
           <w:tcPr>
-            <w:tcW w:w="1199" w:type="dxa"/>
+            <w:tcW w:w="1350" w:type="dxa"/>
             <w:tcBorders>
               <w:top w:val="single" w:sz="2" w:space="0" w:color="BBBBBB"/>
               <w:left w:val="single" w:sz="2" w:space="0" w:color="BBBBBB"/>
@@ -10134,7 +10686,7 @@
         </w:tc>
         <w:tc>
           <w:tcPr>
-            <w:tcW w:w="1400" w:type="dxa"/>
+            <w:tcW w:w="1249" w:type="dxa"/>
             <w:tcBorders>
               <w:top w:val="single" w:sz="2" w:space="0" w:color="BBBBBB"/>
               <w:left w:val="single" w:sz="2" w:space="0" w:color="BBBBBB"/>
@@ -10161,7 +10713,7 @@
         </w:tc>
         <w:tc>
           <w:tcPr>
-            <w:tcW w:w="1000" w:type="dxa"/>
+            <w:tcW w:w="999" w:type="dxa"/>
             <w:tcBorders>
               <w:top w:val="single" w:sz="2" w:space="0" w:color="BBBBBB"/>
               <w:left w:val="single" w:sz="2" w:space="0" w:color="BBBBBB"/>
@@ -10188,7 +10740,7 @@
         </w:tc>
         <w:tc>
           <w:tcPr>
-            <w:tcW w:w="2801" w:type="dxa"/>
+            <w:tcW w:w="2802" w:type="dxa"/>
             <w:tcBorders>
               <w:top w:val="single" w:sz="2" w:space="0" w:color="BBBBBB"/>
               <w:left w:val="single" w:sz="2" w:space="0" w:color="BBBBBB"/>
@@ -10245,7 +10797,7 @@
         <w:trPr/>
         <w:tc>
           <w:tcPr>
-            <w:tcW w:w="1199" w:type="dxa"/>
+            <w:tcW w:w="1350" w:type="dxa"/>
             <w:tcBorders>
               <w:top w:val="single" w:sz="2" w:space="0" w:color="BBBBBB"/>
               <w:left w:val="single" w:sz="2" w:space="0" w:color="BBBBBB"/>
@@ -10272,7 +10824,7 @@
         </w:tc>
         <w:tc>
           <w:tcPr>
-            <w:tcW w:w="1400" w:type="dxa"/>
+            <w:tcW w:w="1249" w:type="dxa"/>
             <w:tcBorders>
               <w:top w:val="single" w:sz="2" w:space="0" w:color="BBBBBB"/>
               <w:left w:val="single" w:sz="2" w:space="0" w:color="BBBBBB"/>
@@ -10299,7 +10851,7 @@
         </w:tc>
         <w:tc>
           <w:tcPr>
-            <w:tcW w:w="1000" w:type="dxa"/>
+            <w:tcW w:w="999" w:type="dxa"/>
             <w:tcBorders>
               <w:top w:val="single" w:sz="2" w:space="0" w:color="BBBBBB"/>
               <w:left w:val="single" w:sz="2" w:space="0" w:color="BBBBBB"/>
@@ -10326,7 +10878,7 @@
         </w:tc>
         <w:tc>
           <w:tcPr>
-            <w:tcW w:w="2801" w:type="dxa"/>
+            <w:tcW w:w="2802" w:type="dxa"/>
             <w:tcBorders>
               <w:top w:val="single" w:sz="2" w:space="0" w:color="BBBBBB"/>
               <w:left w:val="single" w:sz="2" w:space="0" w:color="BBBBBB"/>
@@ -10383,7 +10935,7 @@
         <w:trPr/>
         <w:tc>
           <w:tcPr>
-            <w:tcW w:w="1199" w:type="dxa"/>
+            <w:tcW w:w="1350" w:type="dxa"/>
             <w:tcBorders>
               <w:top w:val="single" w:sz="2" w:space="0" w:color="BBBBBB"/>
               <w:left w:val="single" w:sz="2" w:space="0" w:color="BBBBBB"/>
@@ -10410,7 +10962,7 @@
         </w:tc>
         <w:tc>
           <w:tcPr>
-            <w:tcW w:w="1400" w:type="dxa"/>
+            <w:tcW w:w="1249" w:type="dxa"/>
             <w:tcBorders>
               <w:top w:val="single" w:sz="2" w:space="0" w:color="BBBBBB"/>
               <w:left w:val="single" w:sz="2" w:space="0" w:color="BBBBBB"/>
@@ -10437,7 +10989,7 @@
         </w:tc>
         <w:tc>
           <w:tcPr>
-            <w:tcW w:w="1000" w:type="dxa"/>
+            <w:tcW w:w="999" w:type="dxa"/>
             <w:tcBorders>
               <w:top w:val="single" w:sz="2" w:space="0" w:color="BBBBBB"/>
               <w:left w:val="single" w:sz="2" w:space="0" w:color="BBBBBB"/>
@@ -10464,7 +11016,7 @@
         </w:tc>
         <w:tc>
           <w:tcPr>
-            <w:tcW w:w="2801" w:type="dxa"/>
+            <w:tcW w:w="2802" w:type="dxa"/>
             <w:tcBorders>
               <w:top w:val="single" w:sz="2" w:space="0" w:color="BBBBBB"/>
               <w:left w:val="single" w:sz="2" w:space="0" w:color="BBBBBB"/>
@@ -10521,7 +11073,7 @@
         <w:trPr/>
         <w:tc>
           <w:tcPr>
-            <w:tcW w:w="1199" w:type="dxa"/>
+            <w:tcW w:w="1350" w:type="dxa"/>
             <w:tcBorders>
               <w:top w:val="single" w:sz="2" w:space="0" w:color="BBBBBB"/>
               <w:left w:val="single" w:sz="2" w:space="0" w:color="BBBBBB"/>
@@ -10548,7 +11100,7 @@
         </w:tc>
         <w:tc>
           <w:tcPr>
-            <w:tcW w:w="1400" w:type="dxa"/>
+            <w:tcW w:w="1249" w:type="dxa"/>
             <w:tcBorders>
               <w:top w:val="single" w:sz="2" w:space="0" w:color="BBBBBB"/>
               <w:left w:val="single" w:sz="2" w:space="0" w:color="BBBBBB"/>
@@ -10569,13 +11121,13 @@
                 <w:sz w:val="20"/>
                 <w:szCs w:val="20"/>
               </w:rPr>
-              <w:t>SVCP-LLT-001</w:t>
-            </w:r>
-          </w:p>
-        </w:tc>
-        <w:tc>
-          <w:tcPr>
-            <w:tcW w:w="1000" w:type="dxa"/>
+              <w:t>SUTC-001</w:t>
+            </w:r>
+          </w:p>
+        </w:tc>
+        <w:tc>
+          <w:tcPr>
+            <w:tcW w:w="999" w:type="dxa"/>
             <w:tcBorders>
               <w:top w:val="single" w:sz="2" w:space="0" w:color="BBBBBB"/>
               <w:left w:val="single" w:sz="2" w:space="0" w:color="BBBBBB"/>
@@ -10602,7 +11154,7 @@
         </w:tc>
         <w:tc>
           <w:tcPr>
-            <w:tcW w:w="2801" w:type="dxa"/>
+            <w:tcW w:w="2802" w:type="dxa"/>
             <w:tcBorders>
               <w:top w:val="single" w:sz="2" w:space="0" w:color="BBBBBB"/>
               <w:left w:val="single" w:sz="2" w:space="0" w:color="BBBBBB"/>
@@ -10659,7 +11211,7 @@
         <w:trPr/>
         <w:tc>
           <w:tcPr>
-            <w:tcW w:w="1199" w:type="dxa"/>
+            <w:tcW w:w="1350" w:type="dxa"/>
             <w:tcBorders>
               <w:top w:val="single" w:sz="2" w:space="0" w:color="BBBBBB"/>
               <w:left w:val="single" w:sz="2" w:space="0" w:color="BBBBBB"/>
@@ -10686,34 +11238,34 @@
         </w:tc>
         <w:tc>
           <w:tcPr>
-            <w:tcW w:w="1400" w:type="dxa"/>
-            <w:tcBorders>
-              <w:top w:val="single" w:sz="2" w:space="0" w:color="BBBBBB"/>
-              <w:left w:val="single" w:sz="2" w:space="0" w:color="BBBBBB"/>
-              <w:bottom w:val="single" w:sz="2" w:space="0" w:color="BBBBBB"/>
-              <w:right w:val="single" w:sz="2" w:space="0" w:color="BBBBBB"/>
-            </w:tcBorders>
-            <w:shd w:fill="F2F2F2" w:val="clear"/>
-          </w:tcPr>
-          <w:p>
-            <w:pPr>
-              <w:pStyle w:val="Normal"/>
-              <w:widowControl w:val="false"/>
-              <w:rPr/>
-            </w:pPr>
-            <w:r>
-              <w:rPr>
-                <w:rFonts w:eastAsia="Arial" w:cs="Arial"/>
-                <w:sz w:val="20"/>
-                <w:szCs w:val="20"/>
-              </w:rPr>
-              <w:t>SVCP-HLT-001</w:t>
-            </w:r>
-          </w:p>
-        </w:tc>
-        <w:tc>
-          <w:tcPr>
-            <w:tcW w:w="1000" w:type="dxa"/>
+            <w:tcW w:w="1249" w:type="dxa"/>
+            <w:tcBorders>
+              <w:top w:val="single" w:sz="2" w:space="0" w:color="BBBBBB"/>
+              <w:left w:val="single" w:sz="2" w:space="0" w:color="BBBBBB"/>
+              <w:bottom w:val="single" w:sz="2" w:space="0" w:color="BBBBBB"/>
+              <w:right w:val="single" w:sz="2" w:space="0" w:color="BBBBBB"/>
+            </w:tcBorders>
+            <w:shd w:fill="F2F2F2" w:val="clear"/>
+          </w:tcPr>
+          <w:p>
+            <w:pPr>
+              <w:pStyle w:val="Normal"/>
+              <w:widowControl w:val="false"/>
+              <w:rPr/>
+            </w:pPr>
+            <w:r>
+              <w:rPr>
+                <w:rFonts w:eastAsia="Arial" w:cs="Arial"/>
+                <w:sz w:val="20"/>
+                <w:szCs w:val="20"/>
+              </w:rPr>
+              <w:t>SVTC-001</w:t>
+            </w:r>
+          </w:p>
+        </w:tc>
+        <w:tc>
+          <w:tcPr>
+            <w:tcW w:w="999" w:type="dxa"/>
             <w:tcBorders>
               <w:top w:val="single" w:sz="2" w:space="0" w:color="BBBBBB"/>
               <w:left w:val="single" w:sz="2" w:space="0" w:color="BBBBBB"/>
@@ -10740,7 +11292,7 @@
         </w:tc>
         <w:tc>
           <w:tcPr>
-            <w:tcW w:w="2801" w:type="dxa"/>
+            <w:tcW w:w="2802" w:type="dxa"/>
             <w:tcBorders>
               <w:top w:val="single" w:sz="2" w:space="0" w:color="BBBBBB"/>
               <w:left w:val="single" w:sz="2" w:space="0" w:color="BBBBBB"/>
@@ -10797,7 +11349,7 @@
         <w:trPr/>
         <w:tc>
           <w:tcPr>
-            <w:tcW w:w="1199" w:type="dxa"/>
+            <w:tcW w:w="1350" w:type="dxa"/>
             <w:tcBorders>
               <w:top w:val="single" w:sz="2" w:space="0" w:color="BBBBBB"/>
               <w:left w:val="single" w:sz="2" w:space="0" w:color="BBBBBB"/>
@@ -10824,7 +11376,7 @@
         </w:tc>
         <w:tc>
           <w:tcPr>
-            <w:tcW w:w="1400" w:type="dxa"/>
+            <w:tcW w:w="1249" w:type="dxa"/>
             <w:tcBorders>
               <w:top w:val="single" w:sz="2" w:space="0" w:color="BBBBBB"/>
               <w:left w:val="single" w:sz="2" w:space="0" w:color="BBBBBB"/>
@@ -10845,13 +11397,13 @@
                 <w:sz w:val="20"/>
                 <w:szCs w:val="20"/>
               </w:rPr>
-              <w:t>STD-001</w:t>
-            </w:r>
-          </w:p>
-        </w:tc>
-        <w:tc>
-          <w:tcPr>
-            <w:tcW w:w="1000" w:type="dxa"/>
+              <w:t>TM-001</w:t>
+            </w:r>
+          </w:p>
+        </w:tc>
+        <w:tc>
+          <w:tcPr>
+            <w:tcW w:w="999" w:type="dxa"/>
             <w:tcBorders>
               <w:top w:val="single" w:sz="2" w:space="0" w:color="BBBBBB"/>
               <w:left w:val="single" w:sz="2" w:space="0" w:color="BBBBBB"/>
@@ -10878,7 +11430,7 @@
         </w:tc>
         <w:tc>
           <w:tcPr>
-            <w:tcW w:w="2801" w:type="dxa"/>
+            <w:tcW w:w="2802" w:type="dxa"/>
             <w:tcBorders>
               <w:top w:val="single" w:sz="2" w:space="0" w:color="BBBBBB"/>
               <w:left w:val="single" w:sz="2" w:space="0" w:color="BBBBBB"/>
@@ -10937,6 +11489,24 @@
         <w:pStyle w:val="Normal"/>
         <w:spacing w:before="100" w:after="100"/>
         <w:rPr/>
+      </w:pPr>
+      <w:r>
+        <w:rPr/>
+      </w:r>
+    </w:p>
+    <w:p>
+      <w:pPr>
+        <w:pStyle w:val="Heading2"/>
+        <w:spacing w:before="300" w:after="150"/>
+        <w:rPr>
+          <w:rFonts w:ascii="Arial" w:hAnsi="Arial" w:eastAsia="Arial" w:cs="Arial"/>
+          <w:b/>
+          <w:b/>
+          <w:bCs/>
+          <w:color w:val="2E75B6"/>
+          <w:sz w:val="24"/>
+          <w:szCs w:val="24"/>
+        </w:rPr>
       </w:pPr>
       <w:r>
         <w:rPr/>
@@ -10985,8 +11555,8 @@
       </w:tblPr>
       <w:tblGrid>
         <w:gridCol w:w="900"/>
-        <w:gridCol w:w="1399"/>
-        <w:gridCol w:w="1401"/>
+        <w:gridCol w:w="1398"/>
+        <w:gridCol w:w="1402"/>
         <w:gridCol w:w="1400"/>
         <w:gridCol w:w="4260"/>
       </w:tblGrid>
@@ -11026,7 +11596,7 @@
         </w:tc>
         <w:tc>
           <w:tcPr>
-            <w:tcW w:w="1399" w:type="dxa"/>
+            <w:tcW w:w="1398" w:type="dxa"/>
             <w:tcBorders>
               <w:top w:val="single" w:sz="2" w:space="0" w:color="BBBBBB"/>
               <w:left w:val="single" w:sz="2" w:space="0" w:color="BBBBBB"/>
@@ -11056,7 +11626,7 @@
         </w:tc>
         <w:tc>
           <w:tcPr>
-            <w:tcW w:w="1401" w:type="dxa"/>
+            <w:tcW w:w="1402" w:type="dxa"/>
             <w:tcBorders>
               <w:top w:val="single" w:sz="2" w:space="0" w:color="BBBBBB"/>
               <w:left w:val="single" w:sz="2" w:space="0" w:color="BBBBBB"/>
@@ -11176,7 +11746,7 @@
         </w:tc>
         <w:tc>
           <w:tcPr>
-            <w:tcW w:w="1399" w:type="dxa"/>
+            <w:tcW w:w="1398" w:type="dxa"/>
             <w:tcBorders>
               <w:top w:val="single" w:sz="2" w:space="0" w:color="BBBBBB"/>
               <w:left w:val="single" w:sz="2" w:space="0" w:color="BBBBBB"/>
@@ -11203,7 +11773,7 @@
         </w:tc>
         <w:tc>
           <w:tcPr>
-            <w:tcW w:w="1401" w:type="dxa"/>
+            <w:tcW w:w="1402" w:type="dxa"/>
             <w:tcBorders>
               <w:top w:val="single" w:sz="2" w:space="0" w:color="BBBBBB"/>
               <w:left w:val="single" w:sz="2" w:space="0" w:color="BBBBBB"/>
@@ -11314,7 +11884,7 @@
         </w:tc>
         <w:tc>
           <w:tcPr>
-            <w:tcW w:w="1399" w:type="dxa"/>
+            <w:tcW w:w="1398" w:type="dxa"/>
             <w:tcBorders>
               <w:top w:val="single" w:sz="2" w:space="0" w:color="BBBBBB"/>
               <w:left w:val="single" w:sz="2" w:space="0" w:color="BBBBBB"/>
@@ -11341,7 +11911,7 @@
         </w:tc>
         <w:tc>
           <w:tcPr>
-            <w:tcW w:w="1401" w:type="dxa"/>
+            <w:tcW w:w="1402" w:type="dxa"/>
             <w:tcBorders>
               <w:top w:val="single" w:sz="2" w:space="0" w:color="BBBBBB"/>
               <w:left w:val="single" w:sz="2" w:space="0" w:color="BBBBBB"/>
@@ -11452,7 +12022,7 @@
         </w:tc>
         <w:tc>
           <w:tcPr>
-            <w:tcW w:w="1399" w:type="dxa"/>
+            <w:tcW w:w="1398" w:type="dxa"/>
             <w:tcBorders>
               <w:top w:val="single" w:sz="2" w:space="0" w:color="BBBBBB"/>
               <w:left w:val="single" w:sz="2" w:space="0" w:color="BBBBBB"/>
@@ -11479,7 +12049,7 @@
         </w:tc>
         <w:tc>
           <w:tcPr>
-            <w:tcW w:w="1401" w:type="dxa"/>
+            <w:tcW w:w="1402" w:type="dxa"/>
             <w:tcBorders>
               <w:top w:val="single" w:sz="2" w:space="0" w:color="BBBBBB"/>
               <w:left w:val="single" w:sz="2" w:space="0" w:color="BBBBBB"/>
@@ -11590,7 +12160,7 @@
         </w:tc>
         <w:tc>
           <w:tcPr>
-            <w:tcW w:w="1399" w:type="dxa"/>
+            <w:tcW w:w="1398" w:type="dxa"/>
             <w:tcBorders>
               <w:top w:val="single" w:sz="2" w:space="0" w:color="BBBBBB"/>
               <w:left w:val="single" w:sz="2" w:space="0" w:color="BBBBBB"/>
@@ -11617,7 +12187,7 @@
         </w:tc>
         <w:tc>
           <w:tcPr>
-            <w:tcW w:w="1401" w:type="dxa"/>
+            <w:tcW w:w="1402" w:type="dxa"/>
             <w:tcBorders>
               <w:top w:val="single" w:sz="2" w:space="0" w:color="BBBBBB"/>
               <w:left w:val="single" w:sz="2" w:space="0" w:color="BBBBBB"/>
@@ -11746,7 +12316,7 @@
         <w:pStyle w:val="ListParagraph"/>
         <w:numPr>
           <w:ilvl w:val="0"/>
-          <w:numId w:val="1"/>
+          <w:numId w:val="26"/>
         </w:numPr>
         <w:spacing w:before="60" w:after="60"/>
         <w:rPr/>
@@ -11765,7 +12335,7 @@
         <w:pStyle w:val="ListParagraph"/>
         <w:numPr>
           <w:ilvl w:val="0"/>
-          <w:numId w:val="1"/>
+          <w:numId w:val="27"/>
         </w:numPr>
         <w:spacing w:before="60" w:after="60"/>
         <w:rPr/>
@@ -11784,7 +12354,7 @@
         <w:pStyle w:val="ListParagraph"/>
         <w:numPr>
           <w:ilvl w:val="0"/>
-          <w:numId w:val="1"/>
+          <w:numId w:val="28"/>
         </w:numPr>
         <w:spacing w:before="60" w:after="60"/>
         <w:rPr/>
@@ -11861,7 +12431,7 @@
         <w:pStyle w:val="ListParagraph"/>
         <w:numPr>
           <w:ilvl w:val="0"/>
-          <w:numId w:val="1"/>
+          <w:numId w:val="29"/>
         </w:numPr>
         <w:spacing w:before="60" w:after="60"/>
         <w:rPr/>
@@ -11880,7 +12450,7 @@
         <w:pStyle w:val="ListParagraph"/>
         <w:numPr>
           <w:ilvl w:val="0"/>
-          <w:numId w:val="1"/>
+          <w:numId w:val="30"/>
         </w:numPr>
         <w:spacing w:before="60" w:after="60"/>
         <w:rPr/>
@@ -11899,7 +12469,7 @@
         <w:pStyle w:val="ListParagraph"/>
         <w:numPr>
           <w:ilvl w:val="0"/>
-          <w:numId w:val="1"/>
+          <w:numId w:val="31"/>
         </w:numPr>
         <w:spacing w:before="60" w:after="60"/>
         <w:rPr/>
@@ -11910,7 +12480,7 @@
           <w:sz w:val="22"/>
           <w:szCs w:val="22"/>
         </w:rPr>
-        <w:t>Baseline 3 (SOI #3): SVCP-LLT-001, SVCP-HLT-001, STD-001, test results</w:t>
+        <w:t>Baseline 3 (SOI #3): SUTC-001, SVTC-001, TM-001, test results</w:t>
       </w:r>
     </w:p>
     <w:p>
@@ -11918,7 +12488,7 @@
         <w:pStyle w:val="ListParagraph"/>
         <w:numPr>
           <w:ilvl w:val="0"/>
-          <w:numId w:val="1"/>
+          <w:numId w:val="32"/>
         </w:numPr>
         <w:spacing w:before="60" w:after="60"/>
         <w:rPr/>
@@ -11937,7 +12507,7 @@
         <w:pStyle w:val="ListParagraph"/>
         <w:numPr>
           <w:ilvl w:val="0"/>
-          <w:numId w:val="1"/>
+          <w:numId w:val="33"/>
         </w:numPr>
         <w:spacing w:before="60" w:after="60"/>
         <w:rPr/>
@@ -11956,7 +12526,7 @@
         <w:pStyle w:val="ListParagraph"/>
         <w:numPr>
           <w:ilvl w:val="0"/>
-          <w:numId w:val="1"/>
+          <w:numId w:val="34"/>
         </w:numPr>
         <w:spacing w:before="60" w:after="60"/>
         <w:rPr/>
@@ -12033,7 +12603,7 @@
         <w:pStyle w:val="ListParagraph"/>
         <w:numPr>
           <w:ilvl w:val="0"/>
-          <w:numId w:val="1"/>
+          <w:numId w:val="35"/>
         </w:numPr>
         <w:spacing w:before="60" w:after="60"/>
         <w:rPr/>
@@ -12052,7 +12622,7 @@
         <w:pStyle w:val="ListParagraph"/>
         <w:numPr>
           <w:ilvl w:val="0"/>
-          <w:numId w:val="1"/>
+          <w:numId w:val="36"/>
         </w:numPr>
         <w:spacing w:before="60" w:after="60"/>
         <w:rPr/>
@@ -12071,7 +12641,7 @@
         <w:pStyle w:val="ListParagraph"/>
         <w:numPr>
           <w:ilvl w:val="0"/>
-          <w:numId w:val="1"/>
+          <w:numId w:val="37"/>
         </w:numPr>
         <w:spacing w:before="60" w:after="60"/>
         <w:rPr/>
@@ -12090,7 +12660,7 @@
         <w:pStyle w:val="ListParagraph"/>
         <w:numPr>
           <w:ilvl w:val="0"/>
-          <w:numId w:val="1"/>
+          <w:numId w:val="38"/>
         </w:numPr>
         <w:spacing w:before="60" w:after="60"/>
         <w:rPr/>
@@ -12109,7 +12679,7 @@
         <w:pStyle w:val="ListParagraph"/>
         <w:numPr>
           <w:ilvl w:val="0"/>
-          <w:numId w:val="1"/>
+          <w:numId w:val="39"/>
         </w:numPr>
         <w:spacing w:before="60" w:after="60"/>
         <w:rPr/>
@@ -12648,7 +13218,7 @@
                 <w:sz w:val="20"/>
                 <w:szCs w:val="20"/>
               </w:rPr>
-              <w:t>SVCP-LLT-001 (from SDDD LLRs), SVCP-HLT-001 (from SRD HLRs), STD-001, coverage data</w:t>
+              <w:t>SUTC-001 (from SDDD LLRs), SVTC-001 (from SRD HLRs), TM-001, coverage data</w:t>
             </w:r>
           </w:p>
         </w:tc>
@@ -12846,7 +13416,7 @@
         <w:pStyle w:val="ListParagraph"/>
         <w:numPr>
           <w:ilvl w:val="0"/>
-          <w:numId w:val="1"/>
+          <w:numId w:val="40"/>
         </w:numPr>
         <w:spacing w:before="60" w:after="60"/>
         <w:rPr/>
@@ -12865,7 +13435,7 @@
         <w:pStyle w:val="ListParagraph"/>
         <w:numPr>
           <w:ilvl w:val="0"/>
-          <w:numId w:val="1"/>
+          <w:numId w:val="41"/>
         </w:numPr>
         <w:spacing w:before="60" w:after="60"/>
         <w:rPr/>
@@ -12884,7 +13454,7 @@
         <w:pStyle w:val="ListParagraph"/>
         <w:numPr>
           <w:ilvl w:val="0"/>
-          <w:numId w:val="1"/>
+          <w:numId w:val="42"/>
         </w:numPr>
         <w:spacing w:before="60" w:after="60"/>
         <w:rPr/>
@@ -12946,7 +13516,7 @@
         <w:pStyle w:val="ListParagraph"/>
         <w:numPr>
           <w:ilvl w:val="0"/>
-          <w:numId w:val="1"/>
+          <w:numId w:val="43"/>
         </w:numPr>
         <w:spacing w:before="60" w:after="60"/>
         <w:rPr/>
@@ -12965,7 +13535,7 @@
         <w:pStyle w:val="ListParagraph"/>
         <w:numPr>
           <w:ilvl w:val="0"/>
-          <w:numId w:val="1"/>
+          <w:numId w:val="44"/>
         </w:numPr>
         <w:spacing w:before="60" w:after="60"/>
         <w:rPr/>
@@ -12984,7 +13554,7 @@
         <w:pStyle w:val="ListParagraph"/>
         <w:numPr>
           <w:ilvl w:val="0"/>
-          <w:numId w:val="1"/>
+          <w:numId w:val="45"/>
         </w:numPr>
         <w:spacing w:before="60" w:after="60"/>
         <w:rPr/>
@@ -13046,7 +13616,7 @@
         <w:pStyle w:val="ListParagraph"/>
         <w:numPr>
           <w:ilvl w:val="0"/>
-          <w:numId w:val="1"/>
+          <w:numId w:val="46"/>
         </w:numPr>
         <w:spacing w:before="60" w:after="60"/>
         <w:rPr/>
@@ -13065,7 +13635,7 @@
         <w:pStyle w:val="ListParagraph"/>
         <w:numPr>
           <w:ilvl w:val="0"/>
-          <w:numId w:val="1"/>
+          <w:numId w:val="47"/>
         </w:numPr>
         <w:spacing w:before="60" w:after="60"/>
         <w:rPr/>
@@ -13084,7 +13654,7 @@
         <w:pStyle w:val="ListParagraph"/>
         <w:numPr>
           <w:ilvl w:val="0"/>
-          <w:numId w:val="1"/>
+          <w:numId w:val="48"/>
         </w:numPr>
         <w:spacing w:before="60" w:after="60"/>
         <w:rPr/>
@@ -13103,7 +13673,7 @@
         <w:pStyle w:val="ListParagraph"/>
         <w:numPr>
           <w:ilvl w:val="0"/>
-          <w:numId w:val="1"/>
+          <w:numId w:val="49"/>
         </w:numPr>
         <w:spacing w:before="60" w:after="60"/>
         <w:rPr/>
@@ -13823,24 +14393,7 @@
         <w:sz w:val="18"/>
         <w:szCs w:val="18"/>
       </w:rPr>
-      <w:t xml:space="preserve">CONFIDENTIAL — </w:t>
-    </w:r>
-    <w:r>
-      <w:rPr>
-        <w:rFonts w:eastAsia="Arial" w:cs="Arial"/>
-        <w:color w:val="666666"/>
-        <w:sz w:val="18"/>
-        <w:szCs w:val="18"/>
-      </w:rPr>
-      <w:t>I-SCEET</w:t>
-    </w:r>
-    <w:r>
-      <w:rPr>
-        <w:rFonts w:eastAsia="Arial" w:cs="Arial"/>
-        <w:color w:val="666666"/>
-        <w:sz w:val="18"/>
-        <w:szCs w:val="18"/>
-      </w:rPr>
+      <w:t>CONFIDENTIAL — I-SCEET</w:t>
       <w:tab/>
       <w:t xml:space="preserve">Page </w:t>
     </w:r>
@@ -13858,7 +14411,7 @@
     </w:r>
     <w:r>
       <w:rPr/>
-      <w:t>1</w:t>
+      <w:t>20</w:t>
     </w:r>
     <w:r>
       <w:rPr/>
@@ -13885,7 +14438,7 @@
         <w:sz w:val="18"/>
         <w:szCs w:val="18"/>
       </w:rPr>
-      <w:t>PSAC — I-SCEET  |   PSAC-TOOLCHAIN-001   |   v</w:t>
+      <w:t>PSAC — I-SCEET  |   PSAC-TOOLCHAIN-001   |   v3.</w:t>
     </w:r>
     <w:r>
       <w:rPr>
@@ -13894,7 +14447,7 @@
         <w:sz w:val="18"/>
         <w:szCs w:val="18"/>
       </w:rPr>
-      <w:t>3</w:t>
+      <w:t>1</w:t>
     </w:r>
     <w:r>
       <w:rPr>
@@ -13903,7 +14456,7 @@
         <w:sz w:val="18"/>
         <w:szCs w:val="18"/>
       </w:rPr>
-      <w:t>.0   |   DRAFT</w:t>
+      <w:t xml:space="preserve">   |   DRAFT</w:t>
       <w:tab/>
     </w:r>
   </w:p>
@@ -14036,6 +14589,127 @@
   <w:abstractNum w:abstractNumId="2">
     <w:lvl w:ilvl="0">
       <w:start w:val="1"/>
+      <w:numFmt w:val="bullet"/>
+      <w:lvlText w:val=""/>
+      <w:lvlJc w:val="left"/>
+      <w:pPr>
+        <w:tabs>
+          <w:tab w:val="num" w:pos="0"/>
+        </w:tabs>
+        <w:ind w:left="720" w:hanging="360"/>
+      </w:pPr>
+      <w:rPr>
+        <w:rFonts w:ascii="Symbol" w:hAnsi="Symbol" w:cs="Symbol" w:hint="default"/>
+      </w:rPr>
+    </w:lvl>
+    <w:lvl w:ilvl="1">
+      <w:start w:val="1"/>
+      <w:numFmt w:val="decimal"/>
+      <w:lvlText w:val="%2."/>
+      <w:lvlJc w:val="left"/>
+      <w:pPr>
+        <w:tabs>
+          <w:tab w:val="num" w:pos="1080"/>
+        </w:tabs>
+        <w:ind w:left="1080" w:hanging="360"/>
+      </w:pPr>
+      <w:rPr/>
+    </w:lvl>
+    <w:lvl w:ilvl="2">
+      <w:start w:val="1"/>
+      <w:numFmt w:val="decimal"/>
+      <w:lvlText w:val="%3."/>
+      <w:lvlJc w:val="left"/>
+      <w:pPr>
+        <w:tabs>
+          <w:tab w:val="num" w:pos="1440"/>
+        </w:tabs>
+        <w:ind w:left="1440" w:hanging="360"/>
+      </w:pPr>
+      <w:rPr/>
+    </w:lvl>
+    <w:lvl w:ilvl="3">
+      <w:start w:val="1"/>
+      <w:numFmt w:val="decimal"/>
+      <w:lvlText w:val="%4."/>
+      <w:lvlJc w:val="left"/>
+      <w:pPr>
+        <w:tabs>
+          <w:tab w:val="num" w:pos="1800"/>
+        </w:tabs>
+        <w:ind w:left="1800" w:hanging="360"/>
+      </w:pPr>
+      <w:rPr/>
+    </w:lvl>
+    <w:lvl w:ilvl="4">
+      <w:start w:val="1"/>
+      <w:numFmt w:val="decimal"/>
+      <w:lvlText w:val="%5."/>
+      <w:lvlJc w:val="left"/>
+      <w:pPr>
+        <w:tabs>
+          <w:tab w:val="num" w:pos="2160"/>
+        </w:tabs>
+        <w:ind w:left="2160" w:hanging="360"/>
+      </w:pPr>
+      <w:rPr/>
+    </w:lvl>
+    <w:lvl w:ilvl="5">
+      <w:start w:val="1"/>
+      <w:numFmt w:val="decimal"/>
+      <w:lvlText w:val="%6."/>
+      <w:lvlJc w:val="left"/>
+      <w:pPr>
+        <w:tabs>
+          <w:tab w:val="num" w:pos="2520"/>
+        </w:tabs>
+        <w:ind w:left="2520" w:hanging="360"/>
+      </w:pPr>
+      <w:rPr/>
+    </w:lvl>
+    <w:lvl w:ilvl="6">
+      <w:start w:val="1"/>
+      <w:numFmt w:val="decimal"/>
+      <w:lvlText w:val="%7."/>
+      <w:lvlJc w:val="left"/>
+      <w:pPr>
+        <w:tabs>
+          <w:tab w:val="num" w:pos="2880"/>
+        </w:tabs>
+        <w:ind w:left="2880" w:hanging="360"/>
+      </w:pPr>
+      <w:rPr/>
+    </w:lvl>
+    <w:lvl w:ilvl="7">
+      <w:start w:val="1"/>
+      <w:numFmt w:val="decimal"/>
+      <w:lvlText w:val="%8."/>
+      <w:lvlJc w:val="left"/>
+      <w:pPr>
+        <w:tabs>
+          <w:tab w:val="num" w:pos="3240"/>
+        </w:tabs>
+        <w:ind w:left="3240" w:hanging="360"/>
+      </w:pPr>
+      <w:rPr/>
+    </w:lvl>
+    <w:lvl w:ilvl="8">
+      <w:start w:val="1"/>
+      <w:numFmt w:val="decimal"/>
+      <w:lvlText w:val="%9."/>
+      <w:lvlJc w:val="left"/>
+      <w:pPr>
+        <w:tabs>
+          <w:tab w:val="num" w:pos="3600"/>
+        </w:tabs>
+        <w:ind w:left="3600" w:hanging="360"/>
+      </w:pPr>
+      <w:rPr/>
+    </w:lvl>
+  </w:abstractNum>
+  <w:abstractNum w:abstractNumId="3">
+    <w:lvl w:ilvl="0">
+      <w:start w:val="1"/>
       <w:numFmt w:val="none"/>
       <w:suff w:val="nothing"/>
       <w:lvlText w:val=""/>
@@ -14159,10 +14833,148 @@
     <w:abstractNumId w:val="2"/>
   </w:num>
   <w:num w:numId="3">
-    <w:abstractNumId w:val="1"/>
+    <w:abstractNumId w:val="3"/>
+  </w:num>
+  <w:num w:numId="4">
+    <w:abstractNumId w:val="2"/>
     <w:lvlOverride w:ilvl="0">
       <w:startOverride w:val="1"/>
     </w:lvlOverride>
+  </w:num>
+  <w:num w:numId="5">
+    <w:abstractNumId w:val="2"/>
+  </w:num>
+  <w:num w:numId="6">
+    <w:abstractNumId w:val="2"/>
+  </w:num>
+  <w:num w:numId="7">
+    <w:abstractNumId w:val="2"/>
+  </w:num>
+  <w:num w:numId="8">
+    <w:abstractNumId w:val="2"/>
+  </w:num>
+  <w:num w:numId="9">
+    <w:abstractNumId w:val="2"/>
+  </w:num>
+  <w:num w:numId="10">
+    <w:abstractNumId w:val="2"/>
+  </w:num>
+  <w:num w:numId="11">
+    <w:abstractNumId w:val="2"/>
+  </w:num>
+  <w:num w:numId="12">
+    <w:abstractNumId w:val="2"/>
+  </w:num>
+  <w:num w:numId="13">
+    <w:abstractNumId w:val="2"/>
+  </w:num>
+  <w:num w:numId="14">
+    <w:abstractNumId w:val="2"/>
+  </w:num>
+  <w:num w:numId="15">
+    <w:abstractNumId w:val="2"/>
+  </w:num>
+  <w:num w:numId="16">
+    <w:abstractNumId w:val="2"/>
+  </w:num>
+  <w:num w:numId="17">
+    <w:abstractNumId w:val="2"/>
+  </w:num>
+  <w:num w:numId="18">
+    <w:abstractNumId w:val="2"/>
+  </w:num>
+  <w:num w:numId="19">
+    <w:abstractNumId w:val="2"/>
+  </w:num>
+  <w:num w:numId="20">
+    <w:abstractNumId w:val="2"/>
+  </w:num>
+  <w:num w:numId="21">
+    <w:abstractNumId w:val="2"/>
+  </w:num>
+  <w:num w:numId="22">
+    <w:abstractNumId w:val="2"/>
+  </w:num>
+  <w:num w:numId="23">
+    <w:abstractNumId w:val="2"/>
+  </w:num>
+  <w:num w:numId="24">
+    <w:abstractNumId w:val="2"/>
+  </w:num>
+  <w:num w:numId="25">
+    <w:abstractNumId w:val="2"/>
+  </w:num>
+  <w:num w:numId="26">
+    <w:abstractNumId w:val="2"/>
+  </w:num>
+  <w:num w:numId="27">
+    <w:abstractNumId w:val="2"/>
+  </w:num>
+  <w:num w:numId="28">
+    <w:abstractNumId w:val="2"/>
+  </w:num>
+  <w:num w:numId="29">
+    <w:abstractNumId w:val="2"/>
+  </w:num>
+  <w:num w:numId="30">
+    <w:abstractNumId w:val="2"/>
+  </w:num>
+  <w:num w:numId="31">
+    <w:abstractNumId w:val="2"/>
+  </w:num>
+  <w:num w:numId="32">
+    <w:abstractNumId w:val="2"/>
+  </w:num>
+  <w:num w:numId="33">
+    <w:abstractNumId w:val="2"/>
+  </w:num>
+  <w:num w:numId="34">
+    <w:abstractNumId w:val="2"/>
+  </w:num>
+  <w:num w:numId="35">
+    <w:abstractNumId w:val="2"/>
+  </w:num>
+  <w:num w:numId="36">
+    <w:abstractNumId w:val="2"/>
+  </w:num>
+  <w:num w:numId="37">
+    <w:abstractNumId w:val="2"/>
+  </w:num>
+  <w:num w:numId="38">
+    <w:abstractNumId w:val="2"/>
+  </w:num>
+  <w:num w:numId="39">
+    <w:abstractNumId w:val="2"/>
+  </w:num>
+  <w:num w:numId="40">
+    <w:abstractNumId w:val="2"/>
+  </w:num>
+  <w:num w:numId="41">
+    <w:abstractNumId w:val="2"/>
+  </w:num>
+  <w:num w:numId="42">
+    <w:abstractNumId w:val="2"/>
+  </w:num>
+  <w:num w:numId="43">
+    <w:abstractNumId w:val="2"/>
+  </w:num>
+  <w:num w:numId="44">
+    <w:abstractNumId w:val="2"/>
+  </w:num>
+  <w:num w:numId="45">
+    <w:abstractNumId w:val="2"/>
+  </w:num>
+  <w:num w:numId="46">
+    <w:abstractNumId w:val="2"/>
+  </w:num>
+  <w:num w:numId="47">
+    <w:abstractNumId w:val="2"/>
+  </w:num>
+  <w:num w:numId="48">
+    <w:abstractNumId w:val="2"/>
+  </w:num>
+  <w:num w:numId="49">
+    <w:abstractNumId w:val="2"/>
   </w:num>
 </w:numbering>
 </file>

--- a/docs/do178/planning/PSAC_I-SCEET.docx
+++ b/docs/do178/planning/PSAC_I-SCEET.docx
@@ -235,7 +235,7 @@
                 <w:sz w:val="20"/>
                 <w:szCs w:val="20"/>
               </w:rPr>
-              <w:t>PSAC-TOOLCHAIN-001</w:t>
+              <w:t>PSAC-TOOLCHAIN-0xx</w:t>
             </w:r>
           </w:p>
         </w:tc>
@@ -292,7 +292,7 @@
                 <w:sz w:val="20"/>
                 <w:szCs w:val="20"/>
               </w:rPr>
-              <w:t>3.1</w:t>
+              <w:t>3.2</w:t>
             </w:r>
           </w:p>
         </w:tc>
@@ -1198,7 +1198,7 @@
                 <w:szCs w:val="20"/>
                 <w:lang w:val="en-US" w:eastAsia="zh-CN" w:bidi="hi-IN"/>
               </w:rPr>
-              <w:t>Updated M1-M6 architecture: SRD-001,</w:t>
+              <w:t>Updated M1-M6 architecture: SRD-0xx,</w:t>
             </w:r>
           </w:p>
           <w:p>
@@ -1223,7 +1223,7 @@
                 <w:szCs w:val="20"/>
                 <w:lang w:val="en-US" w:eastAsia="zh-CN" w:bidi="hi-IN"/>
               </w:rPr>
-              <w:t>SDDD-001, /src folder; corrected M4/M5</w:t>
+              <w:t>SDDD-0xx, /src folder; corrected M4/M5</w:t>
             </w:r>
           </w:p>
           <w:p>
@@ -2037,7 +2037,7 @@
                 <w:sz w:val="20"/>
                 <w:szCs w:val="20"/>
               </w:rPr>
-              <w:t>SRD-001</w:t>
+              <w:t>SRD-0xx</w:t>
             </w:r>
           </w:p>
         </w:tc>
@@ -2064,7 +2064,7 @@
                 <w:sz w:val="20"/>
                 <w:szCs w:val="20"/>
               </w:rPr>
-              <w:t>Section 1: System Architecture (user-provided) Section 2: HLR-001...HLR-0xx</w:t>
+              <w:t>Section 1: System Architecture (user-provided) Section 2: HLR-0xx...HLR-0xx</w:t>
             </w:r>
           </w:p>
         </w:tc>
@@ -2175,7 +2175,7 @@
                 <w:sz w:val="20"/>
                 <w:szCs w:val="20"/>
               </w:rPr>
-              <w:t>SRD-001 (HLRs)</w:t>
+              <w:t>SRD-0xx (HLRs)</w:t>
             </w:r>
           </w:p>
         </w:tc>
@@ -2202,7 +2202,7 @@
                 <w:sz w:val="20"/>
                 <w:szCs w:val="20"/>
               </w:rPr>
-              <w:t>SDDD-001</w:t>
+              <w:t>SDDD-0xx</w:t>
             </w:r>
           </w:p>
         </w:tc>
@@ -2229,7 +2229,7 @@
                 <w:sz w:val="20"/>
                 <w:szCs w:val="20"/>
               </w:rPr>
-              <w:t>Section 1: Software Architecture (generated) Section 2: LLR-001...LLR-0xx</w:t>
+              <w:t>Section 1: Software Architecture (generated) Section 2: LLR-0xx...LLR-0xx</w:t>
             </w:r>
           </w:p>
         </w:tc>
@@ -2340,7 +2340,7 @@
                 <w:sz w:val="20"/>
                 <w:szCs w:val="20"/>
               </w:rPr>
-              <w:t>SDDD-001 (LLRs)</w:t>
+              <w:t>SDDD-0xx (LLRs)</w:t>
             </w:r>
           </w:p>
         </w:tc>
@@ -2505,7 +2505,7 @@
                 <w:sz w:val="20"/>
                 <w:szCs w:val="20"/>
               </w:rPr>
-              <w:t>SDDD-001 (LLRs)</w:t>
+              <w:t>SDDD-0xx (LLRs)</w:t>
             </w:r>
           </w:p>
         </w:tc>
@@ -2532,7 +2532,7 @@
                 <w:sz w:val="20"/>
                 <w:szCs w:val="20"/>
               </w:rPr>
-              <w:t>SUTC-001</w:t>
+              <w:t>SUTC-0xx</w:t>
             </w:r>
           </w:p>
         </w:tc>
@@ -2670,7 +2670,7 @@
                 <w:sz w:val="20"/>
                 <w:szCs w:val="20"/>
               </w:rPr>
-              <w:t>SRD-001 (HLRs)</w:t>
+              <w:t>SRD-0xx (HLRs)</w:t>
             </w:r>
           </w:p>
         </w:tc>
@@ -2697,7 +2697,7 @@
                 <w:sz w:val="20"/>
                 <w:szCs w:val="20"/>
               </w:rPr>
-              <w:t>SVTC-001</w:t>
+              <w:t>SVTC-0xx</w:t>
             </w:r>
           </w:p>
         </w:tc>
@@ -2862,7 +2862,7 @@
                 <w:sz w:val="20"/>
                 <w:szCs w:val="20"/>
               </w:rPr>
-              <w:t>TM-001</w:t>
+              <w:t>TM-0xx</w:t>
             </w:r>
           </w:p>
         </w:tc>
@@ -3017,7 +3017,7 @@
           <w:sz w:val="22"/>
           <w:szCs w:val="22"/>
         </w:rPr>
-        <w:t>SRD-001 contains two sections: (1) the System Architecture provided by the engineer as M1 input context, and (2) the HLRs generated by M1. This ensures full traceability from system architecture to software requirements within a single document.</w:t>
+        <w:t>SRD-0xx contains two sections: (1) the System Architecture provided by the engineer as M1 input context, and (2) the HLRs generated by M1. This ensures full traceability from system architecture to software requirements within a single document.</w:t>
       </w:r>
     </w:p>
     <w:p>
@@ -3036,7 +3036,7 @@
           <w:sz w:val="22"/>
           <w:szCs w:val="22"/>
         </w:rPr>
-        <w:t>SDDD-001 contains two sections: (1) the Software Architecture generated by M2 from HLRs, and (2) the LLRs derived from those HLRs. This co-location ensures design and requirements are always consistent.</w:t>
+        <w:t>SDDD-0xx contains two sections: (1) the Software Architecture generated by M2 from HLRs, and (2) the LLRs derived from those HLRs. This co-location ensures design and requirements are always consistent.</w:t>
       </w:r>
     </w:p>
     <w:p>
@@ -3074,7 +3074,7 @@
           <w:sz w:val="22"/>
           <w:szCs w:val="22"/>
         </w:rPr>
-        <w:t>M4 reads exclusively from SDDD-001 (LLRs) to generate structural low-level tests. M5 reads exclusively from SRD-001 (HLRs) to generate functional high-level tests. These sources must not be mixed.</w:t>
+        <w:t>M4 reads exclusively from SDDD-0xx (LLRs) to generate structural low-level tests. M5 reads exclusively from SRD-0xx (HLRs) to generate functional high-level tests. These sources must not be mixed.</w:t>
       </w:r>
     </w:p>
     <w:p>
@@ -3378,7 +3378,7 @@
           <w:sz w:val="22"/>
           <w:szCs w:val="22"/>
         </w:rPr>
-        <w:t>M1: Parse PDS, hardware documentation, and user-provided system architecture to generate HLRs, producing SRD-001</w:t>
+        <w:t>M1: Parse PDS, hardware documentation, and user-provided system architecture to generate HLRs, producing SRD-0xx</w:t>
       </w:r>
     </w:p>
     <w:p>
@@ -3397,7 +3397,7 @@
           <w:sz w:val="22"/>
           <w:szCs w:val="22"/>
         </w:rPr>
-        <w:t>M2: Derive software architecture and LLRs from SRD-001 HLRs, producing SDDD-001</w:t>
+        <w:t>M2: Derive software architecture and LLRs from SRD-0xx HLRs, producing SDDD-0xx</w:t>
       </w:r>
     </w:p>
     <w:p>
@@ -3416,7 +3416,7 @@
           <w:sz w:val="22"/>
           <w:szCs w:val="22"/>
         </w:rPr>
-        <w:t>M3: Generate structured source code from SDDD-001 LLRs into a /src folder with one subfolder per module</w:t>
+        <w:t>M3: Generate structured source code from SDDD-0xx LLRs into a /src folder with one subfolder per module</w:t>
       </w:r>
     </w:p>
     <w:p>
@@ -3435,7 +3435,7 @@
           <w:sz w:val="22"/>
           <w:szCs w:val="22"/>
         </w:rPr>
-        <w:t>M4: Generate low-level test cases from SDDD-001 LLRs, producing SUTC-001</w:t>
+        <w:t>M4: Generate low-level test cases from SDDD-0xx LLRs, producing SUTC-0xx</w:t>
       </w:r>
     </w:p>
     <w:p>
@@ -3454,7 +3454,7 @@
           <w:sz w:val="22"/>
           <w:szCs w:val="22"/>
         </w:rPr>
-        <w:t>M5: Generate high-level test cases from SRD-001 HLRs, producing SVTC-001</w:t>
+        <w:t>M5: Generate high-level test cases from SRD-0xx HLRs, producing SVTC-0xx</w:t>
       </w:r>
     </w:p>
     <w:p>
@@ -3473,7 +3473,7 @@
           <w:sz w:val="22"/>
           <w:szCs w:val="22"/>
         </w:rPr>
-        <w:t>M6: Aggregate all artifacts and generate bidirectional traceability matrix TM-001</w:t>
+        <w:t>M6: Aggregate all artifacts and generate bidirectional traceability matrix TM-0xx</w:t>
       </w:r>
     </w:p>
     <w:p>
@@ -4102,481 +4102,8 @@
           <w:szCs w:val="28"/>
         </w:rPr>
       </w:r>
-    </w:p>
-    <w:p>
-      <w:pPr>
-        <w:pStyle w:val="Heading1"/>
-        <w:pBdr>
-          <w:bottom w:val="single" w:sz="6" w:space="4" w:color="2E75B6"/>
-        </w:pBdr>
-        <w:spacing w:before="400" w:after="200"/>
-        <w:rPr>
-          <w:rFonts w:ascii="Arial" w:hAnsi="Arial" w:eastAsia="Arial" w:cs="Arial"/>
-          <w:b/>
-          <w:b/>
-          <w:bCs/>
-          <w:color w:val="1F3864"/>
-          <w:sz w:val="28"/>
-          <w:szCs w:val="28"/>
-        </w:rPr>
-      </w:pPr>
-      <w:r>
-        <w:rPr>
-          <w:rFonts w:eastAsia="Arial" w:cs="Arial" w:ascii="Arial" w:hAnsi="Arial"/>
-          <w:b/>
-          <w:bCs/>
-          <w:color w:val="1F3864"/>
-          <w:sz w:val="28"/>
-          <w:szCs w:val="28"/>
-        </w:rPr>
-      </w:r>
-    </w:p>
-    <w:p>
-      <w:pPr>
-        <w:pStyle w:val="Heading1"/>
-        <w:pBdr>
-          <w:bottom w:val="single" w:sz="6" w:space="4" w:color="2E75B6"/>
-        </w:pBdr>
-        <w:spacing w:before="400" w:after="200"/>
-        <w:rPr>
-          <w:rFonts w:ascii="Arial" w:hAnsi="Arial" w:eastAsia="Arial" w:cs="Arial"/>
-          <w:b/>
-          <w:b/>
-          <w:bCs/>
-          <w:color w:val="1F3864"/>
-          <w:sz w:val="28"/>
-          <w:szCs w:val="28"/>
-        </w:rPr>
-      </w:pPr>
-      <w:r>
-        <w:rPr>
-          <w:rFonts w:eastAsia="Arial" w:cs="Arial" w:ascii="Arial" w:hAnsi="Arial"/>
-          <w:b/>
-          <w:bCs/>
-          <w:color w:val="1F3864"/>
-          <w:sz w:val="28"/>
-          <w:szCs w:val="28"/>
-        </w:rPr>
-      </w:r>
-    </w:p>
-    <w:p>
-      <w:pPr>
-        <w:pStyle w:val="Heading1"/>
-        <w:pBdr>
-          <w:bottom w:val="single" w:sz="6" w:space="4" w:color="2E75B6"/>
-        </w:pBdr>
-        <w:spacing w:before="400" w:after="200"/>
-        <w:rPr>
-          <w:rFonts w:ascii="Arial" w:hAnsi="Arial" w:eastAsia="Arial" w:cs="Arial"/>
-          <w:b/>
-          <w:b/>
-          <w:bCs/>
-          <w:color w:val="1F3864"/>
-          <w:sz w:val="28"/>
-          <w:szCs w:val="28"/>
-        </w:rPr>
-      </w:pPr>
-      <w:r>
-        <w:rPr>
-          <w:rFonts w:eastAsia="Arial" w:cs="Arial" w:ascii="Arial" w:hAnsi="Arial"/>
-          <w:b/>
-          <w:bCs/>
-          <w:color w:val="1F3864"/>
-          <w:sz w:val="28"/>
-          <w:szCs w:val="28"/>
-        </w:rPr>
-      </w:r>
-    </w:p>
-    <w:p>
-      <w:pPr>
-        <w:pStyle w:val="Heading1"/>
-        <w:pBdr>
-          <w:bottom w:val="single" w:sz="6" w:space="4" w:color="2E75B6"/>
-        </w:pBdr>
-        <w:spacing w:before="400" w:after="200"/>
-        <w:rPr>
-          <w:rFonts w:ascii="Arial" w:hAnsi="Arial" w:eastAsia="Arial" w:cs="Arial"/>
-          <w:b/>
-          <w:b/>
-          <w:bCs/>
-          <w:color w:val="1F3864"/>
-          <w:sz w:val="28"/>
-          <w:szCs w:val="28"/>
-        </w:rPr>
-      </w:pPr>
-      <w:r>
-        <w:rPr>
-          <w:rFonts w:eastAsia="Arial" w:cs="Arial" w:ascii="Arial" w:hAnsi="Arial"/>
-          <w:b/>
-          <w:bCs/>
-          <w:color w:val="1F3864"/>
-          <w:sz w:val="28"/>
-          <w:szCs w:val="28"/>
-        </w:rPr>
-      </w:r>
-    </w:p>
-    <w:p>
-      <w:pPr>
-        <w:pStyle w:val="Heading1"/>
-        <w:pBdr>
-          <w:bottom w:val="single" w:sz="6" w:space="4" w:color="2E75B6"/>
-        </w:pBdr>
-        <w:spacing w:before="400" w:after="200"/>
-        <w:rPr>
-          <w:rFonts w:ascii="Arial" w:hAnsi="Arial" w:eastAsia="Arial" w:cs="Arial"/>
-          <w:b/>
-          <w:b/>
-          <w:bCs/>
-          <w:color w:val="1F3864"/>
-          <w:sz w:val="28"/>
-          <w:szCs w:val="28"/>
-        </w:rPr>
-      </w:pPr>
-      <w:r>
-        <w:rPr>
-          <w:rFonts w:eastAsia="Arial" w:cs="Arial" w:ascii="Arial" w:hAnsi="Arial"/>
-          <w:b/>
-          <w:bCs/>
-          <w:color w:val="1F3864"/>
-          <w:sz w:val="28"/>
-          <w:szCs w:val="28"/>
-        </w:rPr>
-      </w:r>
-    </w:p>
-    <w:p>
-      <w:pPr>
-        <w:pStyle w:val="Heading1"/>
-        <w:pBdr>
-          <w:bottom w:val="single" w:sz="6" w:space="4" w:color="2E75B6"/>
-        </w:pBdr>
-        <w:spacing w:before="400" w:after="200"/>
-        <w:rPr>
-          <w:rFonts w:ascii="Arial" w:hAnsi="Arial" w:eastAsia="Arial" w:cs="Arial"/>
-          <w:b/>
-          <w:b/>
-          <w:bCs/>
-          <w:color w:val="1F3864"/>
-          <w:sz w:val="28"/>
-          <w:szCs w:val="28"/>
-        </w:rPr>
-      </w:pPr>
-      <w:r>
-        <w:rPr>
-          <w:rFonts w:eastAsia="Arial" w:cs="Arial" w:ascii="Arial" w:hAnsi="Arial"/>
-          <w:b/>
-          <w:bCs/>
-          <w:color w:val="1F3864"/>
-          <w:sz w:val="28"/>
-          <w:szCs w:val="28"/>
-        </w:rPr>
-      </w:r>
-    </w:p>
-    <w:p>
-      <w:pPr>
-        <w:pStyle w:val="Heading1"/>
-        <w:pBdr>
-          <w:bottom w:val="single" w:sz="6" w:space="4" w:color="2E75B6"/>
-        </w:pBdr>
-        <w:spacing w:before="400" w:after="200"/>
-        <w:rPr>
-          <w:rFonts w:ascii="Arial" w:hAnsi="Arial" w:eastAsia="Arial" w:cs="Arial"/>
-          <w:b/>
-          <w:b/>
-          <w:bCs/>
-          <w:color w:val="1F3864"/>
-          <w:sz w:val="28"/>
-          <w:szCs w:val="28"/>
-        </w:rPr>
-      </w:pPr>
-      <w:r>
-        <w:rPr>
-          <w:rFonts w:eastAsia="Arial" w:cs="Arial" w:ascii="Arial" w:hAnsi="Arial"/>
-          <w:b/>
-          <w:bCs/>
-          <w:color w:val="1F3864"/>
-          <w:sz w:val="28"/>
-          <w:szCs w:val="28"/>
-        </w:rPr>
-      </w:r>
-    </w:p>
-    <w:p>
-      <w:pPr>
-        <w:pStyle w:val="Heading1"/>
-        <w:pBdr>
-          <w:bottom w:val="single" w:sz="6" w:space="4" w:color="2E75B6"/>
-        </w:pBdr>
-        <w:spacing w:before="400" w:after="200"/>
-        <w:rPr>
-          <w:rFonts w:ascii="Arial" w:hAnsi="Arial" w:eastAsia="Arial" w:cs="Arial"/>
-          <w:b/>
-          <w:b/>
-          <w:bCs/>
-          <w:color w:val="1F3864"/>
-          <w:sz w:val="28"/>
-          <w:szCs w:val="28"/>
-        </w:rPr>
-      </w:pPr>
-      <w:r>
-        <w:rPr>
-          <w:rFonts w:eastAsia="Arial" w:cs="Arial" w:ascii="Arial" w:hAnsi="Arial"/>
-          <w:b/>
-          <w:bCs/>
-          <w:color w:val="1F3864"/>
-          <w:sz w:val="28"/>
-          <w:szCs w:val="28"/>
-        </w:rPr>
-      </w:r>
-    </w:p>
-    <w:p>
-      <w:pPr>
-        <w:pStyle w:val="Heading1"/>
-        <w:pBdr>
-          <w:bottom w:val="single" w:sz="6" w:space="4" w:color="2E75B6"/>
-        </w:pBdr>
-        <w:spacing w:before="400" w:after="200"/>
-        <w:rPr>
-          <w:rFonts w:ascii="Arial" w:hAnsi="Arial" w:eastAsia="Arial" w:cs="Arial"/>
-          <w:b/>
-          <w:b/>
-          <w:bCs/>
-          <w:color w:val="1F3864"/>
-          <w:sz w:val="28"/>
-          <w:szCs w:val="28"/>
-        </w:rPr>
-      </w:pPr>
-      <w:r>
-        <w:rPr>
-          <w:rFonts w:eastAsia="Arial" w:cs="Arial" w:ascii="Arial" w:hAnsi="Arial"/>
-          <w:b/>
-          <w:bCs/>
-          <w:color w:val="1F3864"/>
-          <w:sz w:val="28"/>
-          <w:szCs w:val="28"/>
-        </w:rPr>
-      </w:r>
-    </w:p>
-    <w:p>
-      <w:pPr>
-        <w:pStyle w:val="Heading1"/>
-        <w:pBdr>
-          <w:bottom w:val="single" w:sz="6" w:space="4" w:color="2E75B6"/>
-        </w:pBdr>
-        <w:spacing w:before="400" w:after="200"/>
-        <w:rPr>
-          <w:rFonts w:ascii="Arial" w:hAnsi="Arial" w:eastAsia="Arial" w:cs="Arial"/>
-          <w:b/>
-          <w:b/>
-          <w:bCs/>
-          <w:color w:val="1F3864"/>
-          <w:sz w:val="28"/>
-          <w:szCs w:val="28"/>
-        </w:rPr>
-      </w:pPr>
-      <w:r>
-        <w:rPr>
-          <w:rFonts w:eastAsia="Arial" w:cs="Arial" w:ascii="Arial" w:hAnsi="Arial"/>
-          <w:b/>
-          <w:bCs/>
-          <w:color w:val="1F3864"/>
-          <w:sz w:val="28"/>
-          <w:szCs w:val="28"/>
-        </w:rPr>
-      </w:r>
-    </w:p>
-    <w:p>
-      <w:pPr>
-        <w:pStyle w:val="Heading1"/>
-        <w:pBdr>
-          <w:bottom w:val="single" w:sz="6" w:space="4" w:color="2E75B6"/>
-        </w:pBdr>
-        <w:spacing w:before="400" w:after="200"/>
-        <w:rPr>
-          <w:rFonts w:ascii="Arial" w:hAnsi="Arial" w:eastAsia="Arial" w:cs="Arial"/>
-          <w:b/>
-          <w:b/>
-          <w:bCs/>
-          <w:color w:val="1F3864"/>
-          <w:sz w:val="28"/>
-          <w:szCs w:val="28"/>
-        </w:rPr>
-      </w:pPr>
-      <w:r>
-        <w:rPr>
-          <w:rFonts w:eastAsia="Arial" w:cs="Arial" w:ascii="Arial" w:hAnsi="Arial"/>
-          <w:b/>
-          <w:bCs/>
-          <w:color w:val="1F3864"/>
-          <w:sz w:val="28"/>
-          <w:szCs w:val="28"/>
-        </w:rPr>
-      </w:r>
-    </w:p>
-    <w:p>
-      <w:pPr>
-        <w:pStyle w:val="Heading1"/>
-        <w:pBdr>
-          <w:bottom w:val="single" w:sz="6" w:space="4" w:color="2E75B6"/>
-        </w:pBdr>
-        <w:spacing w:before="400" w:after="200"/>
-        <w:rPr>
-          <w:rFonts w:ascii="Arial" w:hAnsi="Arial" w:eastAsia="Arial" w:cs="Arial"/>
-          <w:b/>
-          <w:b/>
-          <w:bCs/>
-          <w:color w:val="1F3864"/>
-          <w:sz w:val="28"/>
-          <w:szCs w:val="28"/>
-        </w:rPr>
-      </w:pPr>
-      <w:r>
-        <w:rPr>
-          <w:rFonts w:eastAsia="Arial" w:cs="Arial" w:ascii="Arial" w:hAnsi="Arial"/>
-          <w:b/>
-          <w:bCs/>
-          <w:color w:val="1F3864"/>
-          <w:sz w:val="28"/>
-          <w:szCs w:val="28"/>
-        </w:rPr>
-      </w:r>
-    </w:p>
-    <w:p>
-      <w:pPr>
-        <w:pStyle w:val="Heading1"/>
-        <w:pBdr>
-          <w:bottom w:val="single" w:sz="6" w:space="4" w:color="2E75B6"/>
-        </w:pBdr>
-        <w:spacing w:before="400" w:after="200"/>
-        <w:rPr>
-          <w:rFonts w:ascii="Arial" w:hAnsi="Arial" w:eastAsia="Arial" w:cs="Arial"/>
-          <w:b/>
-          <w:b/>
-          <w:bCs/>
-          <w:color w:val="1F3864"/>
-          <w:sz w:val="28"/>
-          <w:szCs w:val="28"/>
-        </w:rPr>
-      </w:pPr>
-      <w:r>
-        <w:rPr>
-          <w:rFonts w:eastAsia="Arial" w:cs="Arial" w:ascii="Arial" w:hAnsi="Arial"/>
-          <w:b/>
-          <w:bCs/>
-          <w:color w:val="1F3864"/>
-          <w:sz w:val="28"/>
-          <w:szCs w:val="28"/>
-        </w:rPr>
-      </w:r>
-    </w:p>
-    <w:p>
-      <w:pPr>
-        <w:pStyle w:val="Heading1"/>
-        <w:pBdr>
-          <w:bottom w:val="single" w:sz="6" w:space="4" w:color="2E75B6"/>
-        </w:pBdr>
-        <w:spacing w:before="400" w:after="200"/>
-        <w:rPr>
-          <w:rFonts w:ascii="Arial" w:hAnsi="Arial" w:eastAsia="Arial" w:cs="Arial"/>
-          <w:b/>
-          <w:b/>
-          <w:bCs/>
-          <w:color w:val="1F3864"/>
-          <w:sz w:val="28"/>
-          <w:szCs w:val="28"/>
-        </w:rPr>
-      </w:pPr>
-      <w:r>
-        <w:rPr>
-          <w:rFonts w:eastAsia="Arial" w:cs="Arial" w:ascii="Arial" w:hAnsi="Arial"/>
-          <w:b/>
-          <w:bCs/>
-          <w:color w:val="1F3864"/>
-          <w:sz w:val="28"/>
-          <w:szCs w:val="28"/>
-        </w:rPr>
-      </w:r>
-    </w:p>
-    <w:p>
-      <w:pPr>
-        <w:pStyle w:val="Heading1"/>
-        <w:pBdr>
-          <w:bottom w:val="single" w:sz="6" w:space="4" w:color="2E75B6"/>
-        </w:pBdr>
-        <w:spacing w:before="400" w:after="200"/>
-        <w:rPr>
-          <w:rFonts w:ascii="Arial" w:hAnsi="Arial" w:eastAsia="Arial" w:cs="Arial"/>
-          <w:b/>
-          <w:b/>
-          <w:bCs/>
-          <w:color w:val="1F3864"/>
-          <w:sz w:val="28"/>
-          <w:szCs w:val="28"/>
-        </w:rPr>
-      </w:pPr>
-      <w:r>
-        <w:rPr>
-          <w:rFonts w:eastAsia="Arial" w:cs="Arial" w:ascii="Arial" w:hAnsi="Arial"/>
-          <w:b/>
-          <w:bCs/>
-          <w:color w:val="1F3864"/>
-          <w:sz w:val="28"/>
-          <w:szCs w:val="28"/>
-        </w:rPr>
-      </w:r>
-    </w:p>
-    <w:p>
-      <w:pPr>
-        <w:pStyle w:val="Heading1"/>
-        <w:pBdr>
-          <w:bottom w:val="single" w:sz="6" w:space="4" w:color="2E75B6"/>
-        </w:pBdr>
-        <w:spacing w:before="400" w:after="200"/>
-        <w:rPr>
-          <w:rFonts w:ascii="Arial" w:hAnsi="Arial" w:eastAsia="Arial" w:cs="Arial"/>
-          <w:b/>
-          <w:b/>
-          <w:bCs/>
-          <w:color w:val="1F3864"/>
-          <w:sz w:val="28"/>
-          <w:szCs w:val="28"/>
-        </w:rPr>
-      </w:pPr>
-      <w:r>
-        <w:rPr>
-          <w:rFonts w:eastAsia="Arial" w:cs="Arial" w:ascii="Arial" w:hAnsi="Arial"/>
-          <w:b/>
-          <w:bCs/>
-          <w:color w:val="1F3864"/>
-          <w:sz w:val="28"/>
-          <w:szCs w:val="28"/>
-        </w:rPr>
-      </w:r>
-    </w:p>
-    <w:p>
-      <w:pPr>
-        <w:pStyle w:val="Heading1"/>
-        <w:pBdr>
-          <w:bottom w:val="single" w:sz="6" w:space="4" w:color="2E75B6"/>
-        </w:pBdr>
-        <w:spacing w:before="400" w:after="200"/>
-        <w:rPr>
-          <w:rFonts w:ascii="Arial" w:hAnsi="Arial" w:eastAsia="Arial" w:cs="Arial"/>
-          <w:b/>
-          <w:b/>
-          <w:bCs/>
-          <w:color w:val="1F3864"/>
-          <w:sz w:val="28"/>
-          <w:szCs w:val="28"/>
-        </w:rPr>
-      </w:pPr>
-      <w:r>
-        <w:rPr>
-          <w:rFonts w:eastAsia="Arial" w:cs="Arial" w:ascii="Arial" w:hAnsi="Arial"/>
-          <w:b/>
-          <w:bCs/>
-          <w:color w:val="1F3864"/>
-          <w:sz w:val="28"/>
-          <w:szCs w:val="28"/>
-        </w:rPr>
+      <w:r>
+        <w:br w:type="page"/>
       </w:r>
     </w:p>
     <w:p>
@@ -5051,7 +4578,7 @@
                 <w:sz w:val="20"/>
                 <w:szCs w:val="20"/>
               </w:rPr>
-              <w:t>Write SRS-001, SDS-001, SCS-001</w:t>
+              <w:t>Write SRS-0xx, SDS-0xx, SCS-0xx</w:t>
             </w:r>
           </w:p>
         </w:tc>
@@ -5243,7 +4770,7 @@
                 <w:sz w:val="20"/>
                 <w:szCs w:val="20"/>
               </w:rPr>
-              <w:t>SRD-001</w:t>
+              <w:t>SRD-0xx</w:t>
             </w:r>
           </w:p>
         </w:tc>
@@ -5354,7 +4881,7 @@
                 <w:sz w:val="20"/>
                 <w:szCs w:val="20"/>
               </w:rPr>
-              <w:t>SRD-001</w:t>
+              <w:t>SRD-0xx</w:t>
             </w:r>
           </w:p>
         </w:tc>
@@ -5381,7 +4908,7 @@
                 <w:sz w:val="20"/>
                 <w:szCs w:val="20"/>
               </w:rPr>
-              <w:t>SDDD-001</w:t>
+              <w:t>SDDD-0xx</w:t>
             </w:r>
           </w:p>
         </w:tc>
@@ -5492,7 +5019,7 @@
                 <w:sz w:val="20"/>
                 <w:szCs w:val="20"/>
               </w:rPr>
-              <w:t>SDDD-001</w:t>
+              <w:t>SDDD-0xx</w:t>
             </w:r>
           </w:p>
         </w:tc>
@@ -5630,7 +5157,7 @@
                 <w:sz w:val="20"/>
                 <w:szCs w:val="20"/>
               </w:rPr>
-              <w:t>SDDD-001 (LLRs)</w:t>
+              <w:t>SDDD-0xx (LLRs)</w:t>
             </w:r>
           </w:p>
         </w:tc>
@@ -5657,7 +5184,7 @@
                 <w:sz w:val="20"/>
                 <w:szCs w:val="20"/>
               </w:rPr>
-              <w:t>SUTC-001</w:t>
+              <w:t>SUTC-0xx</w:t>
             </w:r>
           </w:p>
         </w:tc>
@@ -5768,7 +5295,7 @@
                 <w:sz w:val="20"/>
                 <w:szCs w:val="20"/>
               </w:rPr>
-              <w:t>SRD-001 (HLRs)</w:t>
+              <w:t>SRD-0xx (HLRs)</w:t>
             </w:r>
           </w:p>
         </w:tc>
@@ -5795,7 +5322,7 @@
                 <w:sz w:val="20"/>
                 <w:szCs w:val="20"/>
               </w:rPr>
-              <w:t>SVTC-001</w:t>
+              <w:t>SVTC-0xx</w:t>
             </w:r>
           </w:p>
         </w:tc>
@@ -5933,7 +5460,7 @@
                 <w:sz w:val="20"/>
                 <w:szCs w:val="20"/>
               </w:rPr>
-              <w:t>TM-001</w:t>
+              <w:t>TM-0xx</w:t>
             </w:r>
           </w:p>
         </w:tc>
@@ -6071,7 +5598,7 @@
                 <w:sz w:val="20"/>
                 <w:szCs w:val="20"/>
               </w:rPr>
-              <w:t>SAS-001</w:t>
+              <w:t>SAS-0xx</w:t>
             </w:r>
           </w:p>
         </w:tc>
@@ -6447,7 +5974,7 @@
                 <w:sz w:val="20"/>
                 <w:szCs w:val="20"/>
               </w:rPr>
-              <w:t>PSAC-001</w:t>
+              <w:t>PSAC-0xx</w:t>
             </w:r>
           </w:p>
         </w:tc>
@@ -6531,7 +6058,7 @@
                 <w:sz w:val="20"/>
                 <w:szCs w:val="20"/>
               </w:rPr>
-              <w:t>SDP-001</w:t>
+              <w:t>SDP-0xx</w:t>
             </w:r>
           </w:p>
         </w:tc>
@@ -6615,7 +6142,7 @@
                 <w:sz w:val="20"/>
                 <w:szCs w:val="20"/>
               </w:rPr>
-              <w:t>SVP-001</w:t>
+              <w:t>SVP-0xx</w:t>
             </w:r>
           </w:p>
         </w:tc>
@@ -6699,7 +6226,7 @@
                 <w:sz w:val="20"/>
                 <w:szCs w:val="20"/>
               </w:rPr>
-              <w:t>SCMP-001</w:t>
+              <w:t>SCMP-0xx</w:t>
             </w:r>
           </w:p>
         </w:tc>
@@ -6783,7 +6310,7 @@
                 <w:sz w:val="20"/>
                 <w:szCs w:val="20"/>
               </w:rPr>
-              <w:t>SQAP-001</w:t>
+              <w:t>SQAP-0xx</w:t>
             </w:r>
           </w:p>
         </w:tc>
@@ -7050,7 +6577,7 @@
                 <w:sz w:val="20"/>
                 <w:szCs w:val="20"/>
               </w:rPr>
-              <w:t>SRS-001</w:t>
+              <w:t>SRS-0xx</w:t>
             </w:r>
           </w:p>
         </w:tc>
@@ -7161,7 +6688,7 @@
                 <w:sz w:val="20"/>
                 <w:szCs w:val="20"/>
               </w:rPr>
-              <w:t>SDS-001</w:t>
+              <w:t>SDS-0xx</w:t>
             </w:r>
           </w:p>
         </w:tc>
@@ -7272,7 +6799,7 @@
                 <w:sz w:val="20"/>
                 <w:szCs w:val="20"/>
               </w:rPr>
-              <w:t>SCS-001</w:t>
+              <w:t>SCS-0xx</w:t>
             </w:r>
           </w:p>
         </w:tc>
@@ -7364,60 +6891,6 @@
         <w:pStyle w:val="Normal"/>
         <w:spacing w:before="100" w:after="100"/>
         <w:rPr/>
-      </w:pPr>
-      <w:r>
-        <w:rPr/>
-      </w:r>
-    </w:p>
-    <w:p>
-      <w:pPr>
-        <w:pStyle w:val="Heading2"/>
-        <w:spacing w:before="300" w:after="150"/>
-        <w:rPr>
-          <w:rFonts w:ascii="Arial" w:hAnsi="Arial" w:eastAsia="Arial" w:cs="Arial"/>
-          <w:b/>
-          <w:b/>
-          <w:bCs/>
-          <w:color w:val="2E75B6"/>
-          <w:sz w:val="24"/>
-          <w:szCs w:val="24"/>
-        </w:rPr>
-      </w:pPr>
-      <w:r>
-        <w:rPr/>
-      </w:r>
-    </w:p>
-    <w:p>
-      <w:pPr>
-        <w:pStyle w:val="Heading2"/>
-        <w:spacing w:before="300" w:after="150"/>
-        <w:rPr>
-          <w:rFonts w:ascii="Arial" w:hAnsi="Arial" w:eastAsia="Arial" w:cs="Arial"/>
-          <w:b/>
-          <w:b/>
-          <w:bCs/>
-          <w:color w:val="2E75B6"/>
-          <w:sz w:val="24"/>
-          <w:szCs w:val="24"/>
-        </w:rPr>
-      </w:pPr>
-      <w:r>
-        <w:rPr/>
-      </w:r>
-    </w:p>
-    <w:p>
-      <w:pPr>
-        <w:pStyle w:val="Heading2"/>
-        <w:spacing w:before="300" w:after="150"/>
-        <w:rPr>
-          <w:rFonts w:ascii="Arial" w:hAnsi="Arial" w:eastAsia="Arial" w:cs="Arial"/>
-          <w:b/>
-          <w:b/>
-          <w:bCs/>
-          <w:color w:val="2E75B6"/>
-          <w:sz w:val="24"/>
-          <w:szCs w:val="24"/>
-        </w:rPr>
       </w:pPr>
       <w:r>
         <w:rPr/>
@@ -7651,7 +7124,7 @@
                 <w:sz w:val="20"/>
                 <w:szCs w:val="20"/>
               </w:rPr>
-              <w:t>SRD-001</w:t>
+              <w:t>SRD-0xx</w:t>
             </w:r>
           </w:p>
         </w:tc>
@@ -7705,7 +7178,7 @@
                 <w:sz w:val="20"/>
                 <w:szCs w:val="20"/>
               </w:rPr>
-              <w:t>1. System Architecture (user-provided) 2. HLR-001...HLR-0xx (AI-generated)</w:t>
+              <w:t>1. System Architecture (user-provided) 2. HLR-0xx...HLR-0xx (AI-generated)</w:t>
             </w:r>
           </w:p>
         </w:tc>
@@ -7789,7 +7262,7 @@
                 <w:sz w:val="20"/>
                 <w:szCs w:val="20"/>
               </w:rPr>
-              <w:t>SDDD-001</w:t>
+              <w:t>SDDD-0xx</w:t>
             </w:r>
           </w:p>
         </w:tc>
@@ -7843,7 +7316,7 @@
                 <w:sz w:val="20"/>
                 <w:szCs w:val="20"/>
               </w:rPr>
-              <w:t>1. Software Architecture (AI-generated) 2. LLR-001...LLR-0xx (AI-generated)</w:t>
+              <w:t>1. Software Architecture (AI-generated) 2. LLR-0xx...LLR-0xx (AI-generated)</w:t>
             </w:r>
           </w:p>
         </w:tc>
@@ -8065,7 +7538,7 @@
                 <w:sz w:val="20"/>
                 <w:szCs w:val="20"/>
               </w:rPr>
-              <w:t>SUTC-001</w:t>
+              <w:t>SUTC-0xx</w:t>
             </w:r>
           </w:p>
         </w:tc>
@@ -8119,7 +7592,7 @@
                 <w:sz w:val="20"/>
                 <w:szCs w:val="20"/>
               </w:rPr>
-              <w:t>Test cases derived from SDDD-001 LLRs, structural coverage</w:t>
+              <w:t>Test cases derived from SDDD-0xx LLRs, structural coverage</w:t>
             </w:r>
           </w:p>
         </w:tc>
@@ -8203,7 +7676,7 @@
                 <w:sz w:val="20"/>
                 <w:szCs w:val="20"/>
               </w:rPr>
-              <w:t>SVTC-001</w:t>
+              <w:t>SVTC-0xx</w:t>
             </w:r>
           </w:p>
         </w:tc>
@@ -8257,7 +7730,7 @@
                 <w:sz w:val="20"/>
                 <w:szCs w:val="20"/>
               </w:rPr>
-              <w:t>Test cases derived from SRD-001 HLRs, functional validation</w:t>
+              <w:t>Test cases derived from SRD-0xx HLRs, functional validation</w:t>
             </w:r>
           </w:p>
         </w:tc>
@@ -8341,7 +7814,7 @@
                 <w:sz w:val="20"/>
                 <w:szCs w:val="20"/>
               </w:rPr>
-              <w:t>TM-001</w:t>
+              <w:t>TM-0xx</w:t>
             </w:r>
           </w:p>
         </w:tc>
@@ -8479,7 +7952,7 @@
                 <w:sz w:val="20"/>
                 <w:szCs w:val="20"/>
               </w:rPr>
-              <w:t>SAS-001</w:t>
+              <w:t>SAS-0xx</w:t>
             </w:r>
           </w:p>
         </w:tc>
@@ -8887,7 +8360,7 @@
                 <w:sz w:val="20"/>
                 <w:szCs w:val="20"/>
               </w:rPr>
-              <w:t>SRD-001 (Sections 1+2)</w:t>
+              <w:t>SRD-0xx (Sections 1+2)</w:t>
             </w:r>
           </w:p>
         </w:tc>
@@ -8998,7 +8471,7 @@
                 <w:sz w:val="20"/>
                 <w:szCs w:val="20"/>
               </w:rPr>
-              <w:t>SDDD-001 (Sections 1+2)</w:t>
+              <w:t>SDDD-0xx (Sections 1+2)</w:t>
             </w:r>
           </w:p>
         </w:tc>
@@ -9193,7 +8666,7 @@
                 <w:sz w:val="20"/>
                 <w:szCs w:val="20"/>
               </w:rPr>
-              <w:t>Generate low level tests from LLRs (SDDD-001)</w:t>
+              <w:t>Generate low level tests from LLRs (SDDD-0xx)</w:t>
             </w:r>
           </w:p>
         </w:tc>
@@ -9220,7 +8693,7 @@
                 <w:sz w:val="20"/>
                 <w:szCs w:val="20"/>
               </w:rPr>
-              <w:t>SUTC-001</w:t>
+              <w:t>SUTC-0xx</w:t>
             </w:r>
           </w:p>
         </w:tc>
@@ -9304,7 +8777,7 @@
                 <w:sz w:val="20"/>
                 <w:szCs w:val="20"/>
               </w:rPr>
-              <w:t>Generate high level tests from HLRs (SRD-001)</w:t>
+              <w:t>Generate high level tests from HLRs (SRD-0xx)</w:t>
             </w:r>
           </w:p>
         </w:tc>
@@ -9331,7 +8804,7 @@
                 <w:sz w:val="20"/>
                 <w:szCs w:val="20"/>
               </w:rPr>
-              <w:t>SVTC-001</w:t>
+              <w:t>SVTC-0xx</w:t>
             </w:r>
           </w:p>
         </w:tc>
@@ -9442,7 +8915,7 @@
                 <w:sz w:val="20"/>
                 <w:szCs w:val="20"/>
               </w:rPr>
-              <w:t>TM-001</w:t>
+              <w:t>TM-0xx</w:t>
             </w:r>
           </w:p>
         </w:tc>
@@ -9862,7 +9335,7 @@
                 <w:sz w:val="20"/>
                 <w:szCs w:val="20"/>
               </w:rPr>
-              <w:t>SRS-001</w:t>
+              <w:t>SRS-0xx</w:t>
             </w:r>
           </w:p>
         </w:tc>
@@ -9889,7 +9362,7 @@
                 <w:sz w:val="20"/>
                 <w:szCs w:val="20"/>
               </w:rPr>
-              <w:t>HLRs in SRD-001, LLRs in SDDD-001</w:t>
+              <w:t>HLRs in SRD-0xx, LLRs in SDDD-0xx</w:t>
             </w:r>
           </w:p>
         </w:tc>
@@ -9946,7 +9419,7 @@
                 <w:sz w:val="20"/>
                 <w:szCs w:val="20"/>
               </w:rPr>
-              <w:t>SDS-001</w:t>
+              <w:t>SDS-0xx</w:t>
             </w:r>
           </w:p>
         </w:tc>
@@ -9973,7 +9446,7 @@
                 <w:sz w:val="20"/>
                 <w:szCs w:val="20"/>
               </w:rPr>
-              <w:t>Software Architecture in SDDD-001</w:t>
+              <w:t>Software Architecture in SDDD-0xx</w:t>
             </w:r>
           </w:p>
         </w:tc>
@@ -10030,7 +9503,7 @@
                 <w:sz w:val="20"/>
                 <w:szCs w:val="20"/>
               </w:rPr>
-              <w:t>SCS-001 + MISRA-C:2012</w:t>
+              <w:t>SCS-0xx + MISRA-C:2012</w:t>
             </w:r>
           </w:p>
         </w:tc>
@@ -10163,7 +9636,7 @@
           <w:sz w:val="22"/>
           <w:szCs w:val="22"/>
         </w:rPr>
-        <w:t>All AI-generated artifacts shall be subject to independent verification before being used as inputs to subsequent modules. No module shall accept unreviewed inputs. Verification activities include reviews, analyses, and testing as defined in SVP-001.</w:t>
+        <w:t>All AI-generated artifacts shall be subject to independent verification before being used as inputs to subsequent modules. No module shall accept unreviewed inputs. Verification activities include reviews, analyses, and testing as defined in SVP-0xx.</w:t>
       </w:r>
     </w:p>
     <w:p>
@@ -10218,8 +9691,8 @@
         </w:tblCellMar>
       </w:tblPr>
       <w:tblGrid>
-        <w:gridCol w:w="1350"/>
-        <w:gridCol w:w="1249"/>
+        <w:gridCol w:w="1198"/>
+        <w:gridCol w:w="1401"/>
         <w:gridCol w:w="999"/>
         <w:gridCol w:w="2802"/>
         <w:gridCol w:w="1960"/>
@@ -10230,7 +9703,7 @@
         </w:trPr>
         <w:tc>
           <w:tcPr>
-            <w:tcW w:w="1350" w:type="dxa"/>
+            <w:tcW w:w="1198" w:type="dxa"/>
             <w:tcBorders>
               <w:top w:val="single" w:sz="2" w:space="0" w:color="BBBBBB"/>
               <w:left w:val="single" w:sz="2" w:space="0" w:color="BBBBBB"/>
@@ -10260,7 +9733,7 @@
         </w:tc>
         <w:tc>
           <w:tcPr>
-            <w:tcW w:w="1249" w:type="dxa"/>
+            <w:tcW w:w="1401" w:type="dxa"/>
             <w:tcBorders>
               <w:top w:val="single" w:sz="2" w:space="0" w:color="BBBBBB"/>
               <w:left w:val="single" w:sz="2" w:space="0" w:color="BBBBBB"/>
@@ -10383,7 +9856,7 @@
         <w:trPr/>
         <w:tc>
           <w:tcPr>
-            <w:tcW w:w="1350" w:type="dxa"/>
+            <w:tcW w:w="1198" w:type="dxa"/>
             <w:tcBorders>
               <w:top w:val="single" w:sz="2" w:space="0" w:color="BBBBBB"/>
               <w:left w:val="single" w:sz="2" w:space="0" w:color="BBBBBB"/>
@@ -10410,28 +9883,28 @@
         </w:tc>
         <w:tc>
           <w:tcPr>
-            <w:tcW w:w="1249" w:type="dxa"/>
-            <w:tcBorders>
-              <w:top w:val="single" w:sz="2" w:space="0" w:color="BBBBBB"/>
-              <w:left w:val="single" w:sz="2" w:space="0" w:color="BBBBBB"/>
-              <w:bottom w:val="single" w:sz="2" w:space="0" w:color="BBBBBB"/>
-              <w:right w:val="single" w:sz="2" w:space="0" w:color="BBBBBB"/>
-            </w:tcBorders>
-            <w:shd w:fill="F2F2F2" w:val="clear"/>
-          </w:tcPr>
-          <w:p>
-            <w:pPr>
-              <w:pStyle w:val="Normal"/>
-              <w:widowControl w:val="false"/>
-              <w:rPr/>
-            </w:pPr>
-            <w:r>
-              <w:rPr>
-                <w:rFonts w:eastAsia="Arial" w:cs="Arial"/>
-                <w:sz w:val="20"/>
-                <w:szCs w:val="20"/>
-              </w:rPr>
-              <w:t>SRD-001 §1</w:t>
+            <w:tcW w:w="1401" w:type="dxa"/>
+            <w:tcBorders>
+              <w:top w:val="single" w:sz="2" w:space="0" w:color="BBBBBB"/>
+              <w:left w:val="single" w:sz="2" w:space="0" w:color="BBBBBB"/>
+              <w:bottom w:val="single" w:sz="2" w:space="0" w:color="BBBBBB"/>
+              <w:right w:val="single" w:sz="2" w:space="0" w:color="BBBBBB"/>
+            </w:tcBorders>
+            <w:shd w:fill="F2F2F2" w:val="clear"/>
+          </w:tcPr>
+          <w:p>
+            <w:pPr>
+              <w:pStyle w:val="Normal"/>
+              <w:widowControl w:val="false"/>
+              <w:rPr/>
+            </w:pPr>
+            <w:r>
+              <w:rPr>
+                <w:rFonts w:eastAsia="Arial" w:cs="Arial"/>
+                <w:sz w:val="20"/>
+                <w:szCs w:val="20"/>
+              </w:rPr>
+              <w:t>SRD-0xx §1</w:t>
             </w:r>
           </w:p>
         </w:tc>
@@ -10521,7 +9994,7 @@
         <w:trPr/>
         <w:tc>
           <w:tcPr>
-            <w:tcW w:w="1350" w:type="dxa"/>
+            <w:tcW w:w="1198" w:type="dxa"/>
             <w:tcBorders>
               <w:top w:val="single" w:sz="2" w:space="0" w:color="BBBBBB"/>
               <w:left w:val="single" w:sz="2" w:space="0" w:color="BBBBBB"/>
@@ -10548,7 +10021,7 @@
         </w:tc>
         <w:tc>
           <w:tcPr>
-            <w:tcW w:w="1249" w:type="dxa"/>
+            <w:tcW w:w="1401" w:type="dxa"/>
             <w:tcBorders>
               <w:top w:val="single" w:sz="2" w:space="0" w:color="BBBBBB"/>
               <w:left w:val="single" w:sz="2" w:space="0" w:color="BBBBBB"/>
@@ -10569,7 +10042,7 @@
                 <w:sz w:val="20"/>
                 <w:szCs w:val="20"/>
               </w:rPr>
-              <w:t>SRD-001 §2</w:t>
+              <w:t>SRD-0xx §2</w:t>
             </w:r>
           </w:p>
         </w:tc>
@@ -10659,7 +10132,7 @@
         <w:trPr/>
         <w:tc>
           <w:tcPr>
-            <w:tcW w:w="1350" w:type="dxa"/>
+            <w:tcW w:w="1198" w:type="dxa"/>
             <w:tcBorders>
               <w:top w:val="single" w:sz="2" w:space="0" w:color="BBBBBB"/>
               <w:left w:val="single" w:sz="2" w:space="0" w:color="BBBBBB"/>
@@ -10686,28 +10159,28 @@
         </w:tc>
         <w:tc>
           <w:tcPr>
-            <w:tcW w:w="1249" w:type="dxa"/>
-            <w:tcBorders>
-              <w:top w:val="single" w:sz="2" w:space="0" w:color="BBBBBB"/>
-              <w:left w:val="single" w:sz="2" w:space="0" w:color="BBBBBB"/>
-              <w:bottom w:val="single" w:sz="2" w:space="0" w:color="BBBBBB"/>
-              <w:right w:val="single" w:sz="2" w:space="0" w:color="BBBBBB"/>
-            </w:tcBorders>
-            <w:shd w:fill="F2F2F2" w:val="clear"/>
-          </w:tcPr>
-          <w:p>
-            <w:pPr>
-              <w:pStyle w:val="Normal"/>
-              <w:widowControl w:val="false"/>
-              <w:rPr/>
-            </w:pPr>
-            <w:r>
-              <w:rPr>
-                <w:rFonts w:eastAsia="Arial" w:cs="Arial"/>
-                <w:sz w:val="20"/>
-                <w:szCs w:val="20"/>
-              </w:rPr>
-              <w:t>SDDD-001 §1</w:t>
+            <w:tcW w:w="1401" w:type="dxa"/>
+            <w:tcBorders>
+              <w:top w:val="single" w:sz="2" w:space="0" w:color="BBBBBB"/>
+              <w:left w:val="single" w:sz="2" w:space="0" w:color="BBBBBB"/>
+              <w:bottom w:val="single" w:sz="2" w:space="0" w:color="BBBBBB"/>
+              <w:right w:val="single" w:sz="2" w:space="0" w:color="BBBBBB"/>
+            </w:tcBorders>
+            <w:shd w:fill="F2F2F2" w:val="clear"/>
+          </w:tcPr>
+          <w:p>
+            <w:pPr>
+              <w:pStyle w:val="Normal"/>
+              <w:widowControl w:val="false"/>
+              <w:rPr/>
+            </w:pPr>
+            <w:r>
+              <w:rPr>
+                <w:rFonts w:eastAsia="Arial" w:cs="Arial"/>
+                <w:sz w:val="20"/>
+                <w:szCs w:val="20"/>
+              </w:rPr>
+              <w:t>SDDD-0xx §1</w:t>
             </w:r>
           </w:p>
         </w:tc>
@@ -10797,7 +10270,7 @@
         <w:trPr/>
         <w:tc>
           <w:tcPr>
-            <w:tcW w:w="1350" w:type="dxa"/>
+            <w:tcW w:w="1198" w:type="dxa"/>
             <w:tcBorders>
               <w:top w:val="single" w:sz="2" w:space="0" w:color="BBBBBB"/>
               <w:left w:val="single" w:sz="2" w:space="0" w:color="BBBBBB"/>
@@ -10824,7 +10297,7 @@
         </w:tc>
         <w:tc>
           <w:tcPr>
-            <w:tcW w:w="1249" w:type="dxa"/>
+            <w:tcW w:w="1401" w:type="dxa"/>
             <w:tcBorders>
               <w:top w:val="single" w:sz="2" w:space="0" w:color="BBBBBB"/>
               <w:left w:val="single" w:sz="2" w:space="0" w:color="BBBBBB"/>
@@ -10845,7 +10318,7 @@
                 <w:sz w:val="20"/>
                 <w:szCs w:val="20"/>
               </w:rPr>
-              <w:t>SDDD-001 §2</w:t>
+              <w:t>SDDD-0xx §2</w:t>
             </w:r>
           </w:p>
         </w:tc>
@@ -10935,7 +10408,7 @@
         <w:trPr/>
         <w:tc>
           <w:tcPr>
-            <w:tcW w:w="1350" w:type="dxa"/>
+            <w:tcW w:w="1198" w:type="dxa"/>
             <w:tcBorders>
               <w:top w:val="single" w:sz="2" w:space="0" w:color="BBBBBB"/>
               <w:left w:val="single" w:sz="2" w:space="0" w:color="BBBBBB"/>
@@ -10962,7 +10435,7 @@
         </w:tc>
         <w:tc>
           <w:tcPr>
-            <w:tcW w:w="1249" w:type="dxa"/>
+            <w:tcW w:w="1401" w:type="dxa"/>
             <w:tcBorders>
               <w:top w:val="single" w:sz="2" w:space="0" w:color="BBBBBB"/>
               <w:left w:val="single" w:sz="2" w:space="0" w:color="BBBBBB"/>
@@ -11073,7 +10546,7 @@
         <w:trPr/>
         <w:tc>
           <w:tcPr>
-            <w:tcW w:w="1350" w:type="dxa"/>
+            <w:tcW w:w="1198" w:type="dxa"/>
             <w:tcBorders>
               <w:top w:val="single" w:sz="2" w:space="0" w:color="BBBBBB"/>
               <w:left w:val="single" w:sz="2" w:space="0" w:color="BBBBBB"/>
@@ -11100,7 +10573,7 @@
         </w:tc>
         <w:tc>
           <w:tcPr>
-            <w:tcW w:w="1249" w:type="dxa"/>
+            <w:tcW w:w="1401" w:type="dxa"/>
             <w:tcBorders>
               <w:top w:val="single" w:sz="2" w:space="0" w:color="BBBBBB"/>
               <w:left w:val="single" w:sz="2" w:space="0" w:color="BBBBBB"/>
@@ -11121,7 +10594,7 @@
                 <w:sz w:val="20"/>
                 <w:szCs w:val="20"/>
               </w:rPr>
-              <w:t>SUTC-001</w:t>
+              <w:t>SUTC-0xx</w:t>
             </w:r>
           </w:p>
         </w:tc>
@@ -11175,7 +10648,7 @@
                 <w:sz w:val="20"/>
                 <w:szCs w:val="20"/>
               </w:rPr>
-              <w:t>Review test cases vs SDDD-001 LLRs, structural coverage (MC/DC per DAL)</w:t>
+              <w:t>Review test cases vs SDDD-0xx LLRs, structural coverage (MC/DC per DAL)</w:t>
             </w:r>
           </w:p>
         </w:tc>
@@ -11211,7 +10684,7 @@
         <w:trPr/>
         <w:tc>
           <w:tcPr>
-            <w:tcW w:w="1350" w:type="dxa"/>
+            <w:tcW w:w="1198" w:type="dxa"/>
             <w:tcBorders>
               <w:top w:val="single" w:sz="2" w:space="0" w:color="BBBBBB"/>
               <w:left w:val="single" w:sz="2" w:space="0" w:color="BBBBBB"/>
@@ -11238,28 +10711,28 @@
         </w:tc>
         <w:tc>
           <w:tcPr>
-            <w:tcW w:w="1249" w:type="dxa"/>
-            <w:tcBorders>
-              <w:top w:val="single" w:sz="2" w:space="0" w:color="BBBBBB"/>
-              <w:left w:val="single" w:sz="2" w:space="0" w:color="BBBBBB"/>
-              <w:bottom w:val="single" w:sz="2" w:space="0" w:color="BBBBBB"/>
-              <w:right w:val="single" w:sz="2" w:space="0" w:color="BBBBBB"/>
-            </w:tcBorders>
-            <w:shd w:fill="F2F2F2" w:val="clear"/>
-          </w:tcPr>
-          <w:p>
-            <w:pPr>
-              <w:pStyle w:val="Normal"/>
-              <w:widowControl w:val="false"/>
-              <w:rPr/>
-            </w:pPr>
-            <w:r>
-              <w:rPr>
-                <w:rFonts w:eastAsia="Arial" w:cs="Arial"/>
-                <w:sz w:val="20"/>
-                <w:szCs w:val="20"/>
-              </w:rPr>
-              <w:t>SVTC-001</w:t>
+            <w:tcW w:w="1401" w:type="dxa"/>
+            <w:tcBorders>
+              <w:top w:val="single" w:sz="2" w:space="0" w:color="BBBBBB"/>
+              <w:left w:val="single" w:sz="2" w:space="0" w:color="BBBBBB"/>
+              <w:bottom w:val="single" w:sz="2" w:space="0" w:color="BBBBBB"/>
+              <w:right w:val="single" w:sz="2" w:space="0" w:color="BBBBBB"/>
+            </w:tcBorders>
+            <w:shd w:fill="F2F2F2" w:val="clear"/>
+          </w:tcPr>
+          <w:p>
+            <w:pPr>
+              <w:pStyle w:val="Normal"/>
+              <w:widowControl w:val="false"/>
+              <w:rPr/>
+            </w:pPr>
+            <w:r>
+              <w:rPr>
+                <w:rFonts w:eastAsia="Arial" w:cs="Arial"/>
+                <w:sz w:val="20"/>
+                <w:szCs w:val="20"/>
+              </w:rPr>
+              <w:t>SVTC-0xx</w:t>
             </w:r>
           </w:p>
         </w:tc>
@@ -11313,7 +10786,7 @@
                 <w:sz w:val="20"/>
                 <w:szCs w:val="20"/>
               </w:rPr>
-              <w:t>Review test cases vs SRD-001 HLRs, functional coverage</w:t>
+              <w:t>Review test cases vs SRD-0xx HLRs, functional coverage</w:t>
             </w:r>
           </w:p>
         </w:tc>
@@ -11349,7 +10822,7 @@
         <w:trPr/>
         <w:tc>
           <w:tcPr>
-            <w:tcW w:w="1350" w:type="dxa"/>
+            <w:tcW w:w="1198" w:type="dxa"/>
             <w:tcBorders>
               <w:top w:val="single" w:sz="2" w:space="0" w:color="BBBBBB"/>
               <w:left w:val="single" w:sz="2" w:space="0" w:color="BBBBBB"/>
@@ -11376,7 +10849,7 @@
         </w:tc>
         <w:tc>
           <w:tcPr>
-            <w:tcW w:w="1249" w:type="dxa"/>
+            <w:tcW w:w="1401" w:type="dxa"/>
             <w:tcBorders>
               <w:top w:val="single" w:sz="2" w:space="0" w:color="BBBBBB"/>
               <w:left w:val="single" w:sz="2" w:space="0" w:color="BBBBBB"/>
@@ -11397,7 +10870,7 @@
                 <w:sz w:val="20"/>
                 <w:szCs w:val="20"/>
               </w:rPr>
-              <w:t>TM-001</w:t>
+              <w:t>TM-0xx</w:t>
             </w:r>
           </w:p>
         </w:tc>
@@ -11489,24 +10962,6 @@
         <w:pStyle w:val="Normal"/>
         <w:spacing w:before="100" w:after="100"/>
         <w:rPr/>
-      </w:pPr>
-      <w:r>
-        <w:rPr/>
-      </w:r>
-    </w:p>
-    <w:p>
-      <w:pPr>
-        <w:pStyle w:val="Heading2"/>
-        <w:spacing w:before="300" w:after="150"/>
-        <w:rPr>
-          <w:rFonts w:ascii="Arial" w:hAnsi="Arial" w:eastAsia="Arial" w:cs="Arial"/>
-          <w:b/>
-          <w:b/>
-          <w:bCs/>
-          <w:color w:val="2E75B6"/>
-          <w:sz w:val="24"/>
-          <w:szCs w:val="24"/>
-        </w:rPr>
       </w:pPr>
       <w:r>
         <w:rPr/>
@@ -12327,7 +11782,7 @@
           <w:sz w:val="22"/>
           <w:szCs w:val="22"/>
         </w:rPr>
-        <w:t>M4 (LLT Generator) shall read EXCLUSIVELY from SDDD-001 LLRs — never from SRD-001</w:t>
+        <w:t>M4 (LLT Generator) shall read EXCLUSIVELY from SDDD-0xx LLRs — never from SRD-0xx</w:t>
       </w:r>
     </w:p>
     <w:p>
@@ -12346,7 +11801,7 @@
           <w:sz w:val="22"/>
           <w:szCs w:val="22"/>
         </w:rPr>
-        <w:t>M5 (HLT Generator) shall read EXCLUSIVELY from SRD-001 HLRs — never from SDDD-001</w:t>
+        <w:t>M5 (HLT Generator) shall read EXCLUSIVELY from SRD-0xx HLRs — never from SDDD-0xx</w:t>
       </w:r>
     </w:p>
     <w:p>
@@ -12423,7 +11878,7 @@
           <w:sz w:val="22"/>
           <w:szCs w:val="22"/>
         </w:rPr>
-        <w:t>All lifecycle artifacts shall be placed under configuration management per SCMP-001 from the moment they are created. Key rules:</w:t>
+        <w:t>All lifecycle artifacts shall be placed under configuration management per SCMP-0xx from the moment they are created. Key rules:</w:t>
       </w:r>
     </w:p>
     <w:p>
@@ -12442,7 +11897,7 @@
           <w:sz w:val="22"/>
           <w:szCs w:val="22"/>
         </w:rPr>
-        <w:t>Baseline 1 (SOI #1): PSAC, SDP, SVP, SCMP, SQAP, SRS-001, SDS-001, SCS-001</w:t>
+        <w:t>Baseline 1 (SOI #1): PSAC, SDP, SVP, SCMP, SQAP, SRS-0xx, SDS-0xx, SCS-0xx</w:t>
       </w:r>
     </w:p>
     <w:p>
@@ -12461,7 +11916,7 @@
           <w:sz w:val="22"/>
           <w:szCs w:val="22"/>
         </w:rPr>
-        <w:t>Baseline 2 (SOI #2): SRD-001, SDDD-001, /src folder</w:t>
+        <w:t>Baseline 2 (SOI #2): SRD-0xx, SDDD-0xx, /src folder</w:t>
       </w:r>
     </w:p>
     <w:p>
@@ -12480,7 +11935,7 @@
           <w:sz w:val="22"/>
           <w:szCs w:val="22"/>
         </w:rPr>
-        <w:t>Baseline 3 (SOI #3): SUTC-001, SVTC-001, TM-001, test results</w:t>
+        <w:t>Baseline 3 (SOI #3): SUTC-0xx, SVTC-0xx, TM-0xx, test results</w:t>
       </w:r>
     </w:p>
     <w:p>
@@ -12499,7 +11954,7 @@
           <w:sz w:val="22"/>
           <w:szCs w:val="22"/>
         </w:rPr>
-        <w:t>Baseline 4 (SOI #4): SAS-001, all lifecycle data complete</w:t>
+        <w:t>Baseline 4 (SOI #4): SAS-0xx, all lifecycle data complete</w:t>
       </w:r>
     </w:p>
     <w:p>
@@ -12595,7 +12050,7 @@
           <w:sz w:val="22"/>
           <w:szCs w:val="22"/>
         </w:rPr>
-        <w:t>SQA activities ensure compliance with DO-178C objectives and are defined in SQAP-001. Key principles:</w:t>
+        <w:t>SQA activities ensure compliance with DO-178C objectives and are defined in SQAP-0xx. Key principles:</w:t>
       </w:r>
     </w:p>
     <w:p>
@@ -12671,7 +12126,7 @@
           <w:sz w:val="22"/>
           <w:szCs w:val="22"/>
         </w:rPr>
-        <w:t>SQA shall verify that M4 only reads SDDD-001 and M5 only reads SRD-001</w:t>
+        <w:t>SQA shall verify that M4 only reads SDDD-0xx and M5 only reads SRD-0xx</w:t>
       </w:r>
     </w:p>
     <w:p>
@@ -12996,7 +12451,7 @@
                 <w:sz w:val="20"/>
                 <w:szCs w:val="20"/>
               </w:rPr>
-              <w:t>PSAC, SDP, SVP, SCMP, SQAP, SRS-001, SDS-001, SCS-001 approved</w:t>
+              <w:t>PSAC, SDP, SVP, SCMP, SQAP, SRS-0xx, SDS-0xx, SCS-0xx approved</w:t>
             </w:r>
           </w:p>
         </w:tc>
@@ -13080,7 +12535,7 @@
                 <w:sz w:val="20"/>
                 <w:szCs w:val="20"/>
               </w:rPr>
-              <w:t>SRD-001 and SDDD-001 reviewed, /src reviewed</w:t>
+              <w:t>SRD-0xx and SDDD-0xx reviewed, /src reviewed</w:t>
             </w:r>
           </w:p>
         </w:tc>
@@ -13107,7 +12562,7 @@
                 <w:sz w:val="20"/>
                 <w:szCs w:val="20"/>
               </w:rPr>
-              <w:t>HLRs in SRD-001, LLRs + Architecture in SDDD-001, Source code in /src, Standards compliance</w:t>
+              <w:t>HLRs in SRD-0xx, LLRs + Architecture in SDDD-0xx, Source code in /src, Standards compliance</w:t>
             </w:r>
           </w:p>
         </w:tc>
@@ -13218,7 +12673,7 @@
                 <w:sz w:val="20"/>
                 <w:szCs w:val="20"/>
               </w:rPr>
-              <w:t>SUTC-001 (from SDDD LLRs), SVTC-001 (from SRD HLRs), TM-001, coverage data</w:t>
+              <w:t>SUTC-0xx (from SDDD LLRs), SVTC-0xx (from SRD HLRs), TM-0xx, coverage data</w:t>
             </w:r>
           </w:p>
         </w:tc>
@@ -13329,7 +12784,7 @@
                 <w:sz w:val="20"/>
                 <w:szCs w:val="20"/>
               </w:rPr>
-              <w:t>SAS-001, full lifecycle data package, all objectives satisfied</w:t>
+              <w:t>SAS-0xx, full lifecycle data package, all objectives satisfied</w:t>
             </w:r>
           </w:p>
         </w:tc>
@@ -13427,7 +12882,7 @@
           <w:sz w:val="22"/>
           <w:szCs w:val="22"/>
         </w:rPr>
-        <w:t>Explicitly tagged with the label [DERIVED] in SRD-001</w:t>
+        <w:t>Explicitly tagged with the label [DERIVED] in SRD-0xx</w:t>
       </w:r>
     </w:p>
     <w:p>
@@ -14411,7 +13866,7 @@
     </w:r>
     <w:r>
       <w:rPr/>
-      <w:t>20</w:t>
+      <w:t>12</w:t>
     </w:r>
     <w:r>
       <w:rPr/>
@@ -14438,7 +13893,7 @@
         <w:sz w:val="18"/>
         <w:szCs w:val="18"/>
       </w:rPr>
-      <w:t>PSAC — I-SCEET  |   PSAC-TOOLCHAIN-001   |   v3.</w:t>
+      <w:t>PSAC — I-SCEET  |   Pan for Software Aspects of Certification   |   v3.</w:t>
     </w:r>
     <w:r>
       <w:rPr>
@@ -14447,7 +13902,7 @@
         <w:sz w:val="18"/>
         <w:szCs w:val="18"/>
       </w:rPr>
-      <w:t>1</w:t>
+      <w:t>2</w:t>
     </w:r>
     <w:r>
       <w:rPr>
